--- a/Пояснительная записка к мастерской по реставрации.docx
+++ b/Пояснительная записка к мастерской по реставрации.docx
@@ -1,16 +1,566 @@
 
 <file path=word/document.xml><?xml version="1.0" encoding="utf-8"?>
-<w:document xmlns:wpc="http://schemas.microsoft.com/office/word/2010/wordprocessingCanvas" xmlns:cx="http://schemas.microsoft.com/office/drawing/2014/chartex" xmlns:cx1="http://schemas.microsoft.com/office/drawing/2015/9/8/chartex" xmlns:cx2="http://schemas.microsoft.com/office/drawing/2015/10/21/chartex" xmlns:cx3="http://schemas.microsoft.com/office/drawing/2016/5/9/chartex" xmlns:cx4="http://schemas.microsoft.com/office/drawing/2016/5/10/chartex" xmlns:cx5="http://schemas.microsoft.com/office/drawing/2016/5/11/chartex" xmlns:cx6="http://schemas.microsoft.com/office/drawing/2016/5/12/chartex" xmlns:cx7="http://schemas.microsoft.com/office/drawing/2016/5/13/chartex" xmlns:cx8="http://schemas.microsoft.com/office/drawing/2016/5/14/chartex" xmlns:mc="http://schemas.openxmlformats.org/markup-compatibility/2006" xmlns:aink="http://schemas.microsoft.com/office/drawing/2016/ink" xmlns:am3d="http://schemas.microsoft.com/office/drawing/2017/model3d" xmlns:o="urn:schemas-microsoft-com:office:office" xmlns:r="http://schemas.openxmlformats.org/officeDocument/2006/relationships" xmlns:m="http://schemas.openxmlformats.org/officeDocument/2006/math" xmlns:v="urn:schemas-microsoft-com:vml" xmlns:wp14="http://schemas.microsoft.com/office/word/2010/wordprocessingDrawing" xmlns:wp="http://schemas.openxmlformats.org/drawingml/2006/wordprocessingDrawing" xmlns:w10="urn:schemas-microsoft-com:office:word" xmlns:w="http://schemas.openxmlformats.org/wordprocessingml/2006/main" xmlns:w14="http://schemas.microsoft.com/office/word/2010/wordml" xmlns:w15="http://schemas.microsoft.com/office/word/2012/wordml" xmlns:w16cex="http://schemas.microsoft.com/office/word/2018/wordml/cex" xmlns:w16cid="http://schemas.microsoft.com/office/word/2016/wordml/cid" xmlns:w16="http://schemas.microsoft.com/office/word/2018/wordml" xmlns:w16sdtdh="http://schemas.microsoft.com/office/word/2020/wordml/sdtdatahash" xmlns:w16se="http://schemas.microsoft.com/office/word/2015/wordml/symex" xmlns:wpg="http://schemas.microsoft.com/office/word/2010/wordprocessingGroup" xmlns:wpi="http://schemas.microsoft.com/office/word/2010/wordprocessingInk" xmlns:wne="http://schemas.microsoft.com/office/word/2006/wordml" xmlns:wps="http://schemas.microsoft.com/office/word/2010/wordprocessingShape" mc:Ignorable="w14 w15 w16se w16cid w16 w16cex w16sdtdh wp14">
+<w:document xmlns:wpc="http://schemas.microsoft.com/office/word/2010/wordprocessingCanvas" xmlns:cx="http://schemas.microsoft.com/office/drawing/2014/chartex" xmlns:cx1="http://schemas.microsoft.com/office/drawing/2015/9/8/chartex" xmlns:cx2="http://schemas.microsoft.com/office/drawing/2015/10/21/chartex" xmlns:cx3="http://schemas.microsoft.com/office/drawing/2016/5/9/chartex" xmlns:cx4="http://schemas.microsoft.com/office/drawing/2016/5/10/chartex" xmlns:cx5="http://schemas.microsoft.com/office/drawing/2016/5/11/chartex" xmlns:cx6="http://schemas.microsoft.com/office/drawing/2016/5/12/chartex" xmlns:cx7="http://schemas.microsoft.com/office/drawing/2016/5/13/chartex" xmlns:cx8="http://schemas.microsoft.com/office/drawing/2016/5/14/chartex" xmlns:mc="http://schemas.openxmlformats.org/markup-compatibility/2006" xmlns:aink="http://schemas.microsoft.com/office/drawing/2016/ink" xmlns:am3d="http://schemas.microsoft.com/office/drawing/2017/model3d" xmlns:o="urn:schemas-microsoft-com:office:office" xmlns:oel="http://schemas.microsoft.com/office/2019/extlst" xmlns:r="http://schemas.openxmlformats.org/officeDocument/2006/relationships" xmlns:m="http://schemas.openxmlformats.org/officeDocument/2006/math" xmlns:v="urn:schemas-microsoft-com:vml" xmlns:wp14="http://schemas.microsoft.com/office/word/2010/wordprocessingDrawing" xmlns:wp="http://schemas.openxmlformats.org/drawingml/2006/wordprocessingDrawing" xmlns:w10="urn:schemas-microsoft-com:office:word" xmlns:w="http://schemas.openxmlformats.org/wordprocessingml/2006/main" xmlns:w14="http://schemas.microsoft.com/office/word/2010/wordml" xmlns:w15="http://schemas.microsoft.com/office/word/2012/wordml" xmlns:w16cex="http://schemas.microsoft.com/office/word/2018/wordml/cex" xmlns:w16cid="http://schemas.microsoft.com/office/word/2016/wordml/cid" xmlns:w16="http://schemas.microsoft.com/office/word/2018/wordml" xmlns:w16du="http://schemas.microsoft.com/office/word/2023/wordml/word16du" xmlns:w16sdtdh="http://schemas.microsoft.com/office/word/2020/wordml/sdtdatahash" xmlns:w16sdtfl="http://schemas.microsoft.com/office/word/2024/wordml/sdtformatlock" xmlns:w16se="http://schemas.microsoft.com/office/word/2015/wordml/symex" xmlns:wpg="http://schemas.microsoft.com/office/word/2010/wordprocessingGroup" xmlns:wpi="http://schemas.microsoft.com/office/word/2010/wordprocessingInk" xmlns:wne="http://schemas.microsoft.com/office/word/2006/wordml" xmlns:wps="http://schemas.microsoft.com/office/word/2010/wordprocessingShape" mc:Ignorable="w14 w15 w16se w16cid w16 w16cex w16sdtdh w16sdtfl w16du wp14">
   <w:body>
+    <w:sdt>
+      <w:sdtPr>
+        <w:id w:val="109476584"/>
+        <w:docPartObj>
+          <w:docPartGallery w:val="Table of Contents"/>
+          <w:docPartUnique/>
+        </w:docPartObj>
+      </w:sdtPr>
+      <w:sdtEndPr>
+        <w:rPr>
+          <w:rFonts w:ascii="Times New Roman" w:eastAsiaTheme="minorHAnsi" w:hAnsi="Times New Roman" w:cstheme="minorBidi"/>
+          <w:b/>
+          <w:bCs/>
+          <w:color w:val="auto"/>
+          <w:kern w:val="2"/>
+          <w:sz w:val="28"/>
+          <w:szCs w:val="24"/>
+          <w:lang w:eastAsia="en-US"/>
+          <w14:ligatures w14:val="standardContextual"/>
+        </w:rPr>
+      </w:sdtEndPr>
+      <w:sdtContent>
+        <w:p>
+          <w:pPr>
+            <w:pStyle w:val="ac"/>
+            <w:jc w:val="both"/>
+            <w:rPr>
+              <w:rFonts w:ascii="Times New Roman" w:hAnsi="Times New Roman" w:cs="Times New Roman"/>
+              <w:color w:val="auto"/>
+            </w:rPr>
+          </w:pPr>
+          <w:r>
+            <w:rPr>
+              <w:color w:val="auto"/>
+            </w:rPr>
+            <w:t>Справка</w:t>
+          </w:r>
+        </w:p>
+        <w:p>
+          <w:pPr>
+            <w:pStyle w:val="23"/>
+            <w:tabs>
+              <w:tab w:val="left" w:pos="1440"/>
+              <w:tab w:val="right" w:leader="dot" w:pos="9345"/>
+            </w:tabs>
+            <w:rPr>
+              <w:rFonts w:asciiTheme="minorHAnsi" w:eastAsiaTheme="minorEastAsia" w:hAnsiTheme="minorHAnsi"/>
+              <w:noProof/>
+              <w:sz w:val="24"/>
+              <w:lang w:eastAsia="ru-RU"/>
+            </w:rPr>
+          </w:pPr>
+          <w:r>
+            <w:rPr>
+              <w:rFonts w:cs="Times New Roman"/>
+            </w:rPr>
+            <w:fldChar w:fldCharType="begin"/>
+          </w:r>
+          <w:r>
+            <w:rPr>
+              <w:rFonts w:cs="Times New Roman"/>
+            </w:rPr>
+            <w:instrText xml:space="preserve"> TOC \o "1-3" \h \z \u </w:instrText>
+          </w:r>
+          <w:r>
+            <w:rPr>
+              <w:rFonts w:cs="Times New Roman"/>
+            </w:rPr>
+            <w:fldChar w:fldCharType="separate"/>
+          </w:r>
+          <w:hyperlink w:anchor="_Toc213423706" w:history="1">
+            <w:r>
+              <w:rPr>
+                <w:rStyle w:val="ad"/>
+                <w:noProof/>
+              </w:rPr>
+              <w:t>1.</w:t>
+            </w:r>
+            <w:r>
+              <w:rPr>
+                <w:rFonts w:asciiTheme="minorHAnsi" w:eastAsiaTheme="minorEastAsia" w:hAnsiTheme="minorHAnsi"/>
+                <w:noProof/>
+                <w:sz w:val="24"/>
+                <w:lang w:eastAsia="ru-RU"/>
+              </w:rPr>
+              <w:tab/>
+            </w:r>
+            <w:r>
+              <w:rPr>
+                <w:rStyle w:val="ad"/>
+                <w:noProof/>
+              </w:rPr>
+              <w:t>Аналитическая часть</w:t>
+            </w:r>
+            <w:r>
+              <w:rPr>
+                <w:noProof/>
+                <w:webHidden/>
+              </w:rPr>
+              <w:tab/>
+            </w:r>
+            <w:r>
+              <w:rPr>
+                <w:noProof/>
+                <w:webHidden/>
+              </w:rPr>
+              <w:fldChar w:fldCharType="begin"/>
+            </w:r>
+            <w:r>
+              <w:rPr>
+                <w:noProof/>
+                <w:webHidden/>
+              </w:rPr>
+              <w:instrText xml:space="preserve"> PAGEREF _Toc213423706 \h </w:instrText>
+            </w:r>
+            <w:r>
+              <w:rPr>
+                <w:noProof/>
+                <w:webHidden/>
+              </w:rPr>
+            </w:r>
+            <w:r>
+              <w:rPr>
+                <w:noProof/>
+                <w:webHidden/>
+              </w:rPr>
+              <w:fldChar w:fldCharType="separate"/>
+            </w:r>
+            <w:r>
+              <w:rPr>
+                <w:noProof/>
+                <w:webHidden/>
+              </w:rPr>
+              <w:t>2</w:t>
+            </w:r>
+            <w:r>
+              <w:rPr>
+                <w:noProof/>
+                <w:webHidden/>
+              </w:rPr>
+              <w:fldChar w:fldCharType="end"/>
+            </w:r>
+          </w:hyperlink>
+        </w:p>
+        <w:p>
+          <w:pPr>
+            <w:pStyle w:val="31"/>
+            <w:tabs>
+              <w:tab w:val="right" w:leader="dot" w:pos="9345"/>
+            </w:tabs>
+            <w:rPr>
+              <w:rFonts w:asciiTheme="minorHAnsi" w:eastAsiaTheme="minorEastAsia" w:hAnsiTheme="minorHAnsi"/>
+              <w:noProof/>
+              <w:sz w:val="24"/>
+              <w:lang w:eastAsia="ru-RU"/>
+            </w:rPr>
+          </w:pPr>
+          <w:hyperlink w:anchor="_Toc213423707" w:history="1">
+            <w:r>
+              <w:rPr>
+                <w:rStyle w:val="ad"/>
+                <w:noProof/>
+              </w:rPr>
+              <w:t>Анализ предметной области</w:t>
+            </w:r>
+            <w:r>
+              <w:rPr>
+                <w:noProof/>
+                <w:webHidden/>
+              </w:rPr>
+              <w:tab/>
+            </w:r>
+            <w:r>
+              <w:rPr>
+                <w:noProof/>
+                <w:webHidden/>
+              </w:rPr>
+              <w:fldChar w:fldCharType="begin"/>
+            </w:r>
+            <w:r>
+              <w:rPr>
+                <w:noProof/>
+                <w:webHidden/>
+              </w:rPr>
+              <w:instrText xml:space="preserve"> PAGEREF _Toc213423707 \h </w:instrText>
+            </w:r>
+            <w:r>
+              <w:rPr>
+                <w:noProof/>
+                <w:webHidden/>
+              </w:rPr>
+            </w:r>
+            <w:r>
+              <w:rPr>
+                <w:noProof/>
+                <w:webHidden/>
+              </w:rPr>
+              <w:fldChar w:fldCharType="separate"/>
+            </w:r>
+            <w:r>
+              <w:rPr>
+                <w:noProof/>
+                <w:webHidden/>
+              </w:rPr>
+              <w:t>2</w:t>
+            </w:r>
+            <w:r>
+              <w:rPr>
+                <w:noProof/>
+                <w:webHidden/>
+              </w:rPr>
+              <w:fldChar w:fldCharType="end"/>
+            </w:r>
+          </w:hyperlink>
+        </w:p>
+        <w:p>
+          <w:pPr>
+            <w:pStyle w:val="31"/>
+            <w:tabs>
+              <w:tab w:val="right" w:leader="dot" w:pos="9345"/>
+            </w:tabs>
+            <w:rPr>
+              <w:rFonts w:asciiTheme="minorHAnsi" w:eastAsiaTheme="minorEastAsia" w:hAnsiTheme="minorHAnsi"/>
+              <w:noProof/>
+              <w:sz w:val="24"/>
+              <w:lang w:eastAsia="ru-RU"/>
+            </w:rPr>
+          </w:pPr>
+          <w:hyperlink w:anchor="_Toc213423708" w:history="1">
+            <w:r>
+              <w:rPr>
+                <w:rStyle w:val="ad"/>
+                <w:noProof/>
+              </w:rPr>
+              <w:t>Постановка задачи</w:t>
+            </w:r>
+            <w:r>
+              <w:rPr>
+                <w:noProof/>
+                <w:webHidden/>
+              </w:rPr>
+              <w:tab/>
+            </w:r>
+            <w:r>
+              <w:rPr>
+                <w:noProof/>
+                <w:webHidden/>
+              </w:rPr>
+              <w:fldChar w:fldCharType="begin"/>
+            </w:r>
+            <w:r>
+              <w:rPr>
+                <w:noProof/>
+                <w:webHidden/>
+              </w:rPr>
+              <w:instrText xml:space="preserve"> PAGEREF _Toc213423708 \h </w:instrText>
+            </w:r>
+            <w:r>
+              <w:rPr>
+                <w:noProof/>
+                <w:webHidden/>
+              </w:rPr>
+            </w:r>
+            <w:r>
+              <w:rPr>
+                <w:noProof/>
+                <w:webHidden/>
+              </w:rPr>
+              <w:fldChar w:fldCharType="separate"/>
+            </w:r>
+            <w:r>
+              <w:rPr>
+                <w:noProof/>
+                <w:webHidden/>
+              </w:rPr>
+              <w:t>7</w:t>
+            </w:r>
+            <w:r>
+              <w:rPr>
+                <w:noProof/>
+                <w:webHidden/>
+              </w:rPr>
+              <w:fldChar w:fldCharType="end"/>
+            </w:r>
+          </w:hyperlink>
+        </w:p>
+        <w:p>
+          <w:pPr>
+            <w:pStyle w:val="23"/>
+            <w:tabs>
+              <w:tab w:val="left" w:pos="1440"/>
+              <w:tab w:val="right" w:leader="dot" w:pos="9345"/>
+            </w:tabs>
+            <w:rPr>
+              <w:rFonts w:asciiTheme="minorHAnsi" w:eastAsiaTheme="minorEastAsia" w:hAnsiTheme="minorHAnsi"/>
+              <w:noProof/>
+              <w:sz w:val="24"/>
+              <w:lang w:eastAsia="ru-RU"/>
+            </w:rPr>
+          </w:pPr>
+          <w:hyperlink w:anchor="_Toc213423709" w:history="1">
+            <w:r>
+              <w:rPr>
+                <w:rStyle w:val="ad"/>
+                <w:noProof/>
+              </w:rPr>
+              <w:t>2.</w:t>
+            </w:r>
+            <w:r>
+              <w:rPr>
+                <w:rFonts w:asciiTheme="minorHAnsi" w:eastAsiaTheme="minorEastAsia" w:hAnsiTheme="minorHAnsi"/>
+                <w:noProof/>
+                <w:sz w:val="24"/>
+                <w:lang w:eastAsia="ru-RU"/>
+              </w:rPr>
+              <w:tab/>
+            </w:r>
+            <w:r>
+              <w:rPr>
+                <w:rStyle w:val="ad"/>
+                <w:noProof/>
+              </w:rPr>
+              <w:t>Разработка логической модели базы данных</w:t>
+            </w:r>
+            <w:r>
+              <w:rPr>
+                <w:noProof/>
+                <w:webHidden/>
+              </w:rPr>
+              <w:tab/>
+            </w:r>
+            <w:r>
+              <w:rPr>
+                <w:noProof/>
+                <w:webHidden/>
+              </w:rPr>
+              <w:fldChar w:fldCharType="begin"/>
+            </w:r>
+            <w:r>
+              <w:rPr>
+                <w:noProof/>
+                <w:webHidden/>
+              </w:rPr>
+              <w:instrText xml:space="preserve"> PAGEREF _Toc213423709 \h </w:instrText>
+            </w:r>
+            <w:r>
+              <w:rPr>
+                <w:noProof/>
+                <w:webHidden/>
+              </w:rPr>
+            </w:r>
+            <w:r>
+              <w:rPr>
+                <w:noProof/>
+                <w:webHidden/>
+              </w:rPr>
+              <w:fldChar w:fldCharType="separate"/>
+            </w:r>
+            <w:r>
+              <w:rPr>
+                <w:noProof/>
+                <w:webHidden/>
+              </w:rPr>
+              <w:t>11</w:t>
+            </w:r>
+            <w:r>
+              <w:rPr>
+                <w:noProof/>
+                <w:webHidden/>
+              </w:rPr>
+              <w:fldChar w:fldCharType="end"/>
+            </w:r>
+          </w:hyperlink>
+        </w:p>
+        <w:p>
+          <w:pPr>
+            <w:pStyle w:val="31"/>
+            <w:tabs>
+              <w:tab w:val="right" w:leader="dot" w:pos="9345"/>
+            </w:tabs>
+            <w:rPr>
+              <w:rFonts w:asciiTheme="minorHAnsi" w:eastAsiaTheme="minorEastAsia" w:hAnsiTheme="minorHAnsi"/>
+              <w:noProof/>
+              <w:sz w:val="24"/>
+              <w:lang w:eastAsia="ru-RU"/>
+            </w:rPr>
+          </w:pPr>
+          <w:hyperlink w:anchor="_Toc213423710" w:history="1">
+            <w:r>
+              <w:rPr>
+                <w:rStyle w:val="ad"/>
+                <w:noProof/>
+              </w:rPr>
+              <w:t>Построение диаграммы «сущность-связь» в нотации П.Чена</w:t>
+            </w:r>
+            <w:r>
+              <w:rPr>
+                <w:noProof/>
+                <w:webHidden/>
+              </w:rPr>
+              <w:tab/>
+            </w:r>
+            <w:r>
+              <w:rPr>
+                <w:noProof/>
+                <w:webHidden/>
+              </w:rPr>
+              <w:fldChar w:fldCharType="begin"/>
+            </w:r>
+            <w:r>
+              <w:rPr>
+                <w:noProof/>
+                <w:webHidden/>
+              </w:rPr>
+              <w:instrText xml:space="preserve"> PAGEREF _Toc213423710 \h </w:instrText>
+            </w:r>
+            <w:r>
+              <w:rPr>
+                <w:noProof/>
+                <w:webHidden/>
+              </w:rPr>
+            </w:r>
+            <w:r>
+              <w:rPr>
+                <w:noProof/>
+                <w:webHidden/>
+              </w:rPr>
+              <w:fldChar w:fldCharType="separate"/>
+            </w:r>
+            <w:r>
+              <w:rPr>
+                <w:noProof/>
+                <w:webHidden/>
+              </w:rPr>
+              <w:t>11</w:t>
+            </w:r>
+            <w:r>
+              <w:rPr>
+                <w:noProof/>
+                <w:webHidden/>
+              </w:rPr>
+              <w:fldChar w:fldCharType="end"/>
+            </w:r>
+          </w:hyperlink>
+        </w:p>
+        <w:p>
+          <w:pPr>
+            <w:pStyle w:val="31"/>
+            <w:tabs>
+              <w:tab w:val="right" w:leader="dot" w:pos="9345"/>
+            </w:tabs>
+            <w:rPr>
+              <w:rFonts w:asciiTheme="minorHAnsi" w:eastAsiaTheme="minorEastAsia" w:hAnsiTheme="minorHAnsi"/>
+              <w:noProof/>
+              <w:sz w:val="24"/>
+              <w:lang w:eastAsia="ru-RU"/>
+            </w:rPr>
+          </w:pPr>
+          <w:hyperlink w:anchor="_Toc213423711" w:history="1">
+            <w:r>
+              <w:rPr>
+                <w:rStyle w:val="ad"/>
+                <w:noProof/>
+              </w:rPr>
+              <w:t>Построение модели основанной на ключах (Key Based model, KB) и полной атрибутивной модели в нотации IDEF1X (нормализация отношений до третьей или четвѐртой нормальной формы)</w:t>
+            </w:r>
+            <w:r>
+              <w:rPr>
+                <w:noProof/>
+                <w:webHidden/>
+              </w:rPr>
+              <w:tab/>
+            </w:r>
+            <w:r>
+              <w:rPr>
+                <w:noProof/>
+                <w:webHidden/>
+              </w:rPr>
+              <w:fldChar w:fldCharType="begin"/>
+            </w:r>
+            <w:r>
+              <w:rPr>
+                <w:noProof/>
+                <w:webHidden/>
+              </w:rPr>
+              <w:instrText xml:space="preserve"> PAGEREF _Toc213423711 \h </w:instrText>
+            </w:r>
+            <w:r>
+              <w:rPr>
+                <w:noProof/>
+                <w:webHidden/>
+              </w:rPr>
+            </w:r>
+            <w:r>
+              <w:rPr>
+                <w:noProof/>
+                <w:webHidden/>
+              </w:rPr>
+              <w:fldChar w:fldCharType="separate"/>
+            </w:r>
+            <w:r>
+              <w:rPr>
+                <w:noProof/>
+                <w:webHidden/>
+              </w:rPr>
+              <w:t>11</w:t>
+            </w:r>
+            <w:r>
+              <w:rPr>
+                <w:noProof/>
+                <w:webHidden/>
+              </w:rPr>
+              <w:fldChar w:fldCharType="end"/>
+            </w:r>
+          </w:hyperlink>
+        </w:p>
+        <w:p>
+          <w:r>
+            <w:rPr>
+              <w:rFonts w:cs="Times New Roman"/>
+              <w:b/>
+              <w:bCs/>
+            </w:rPr>
+            <w:fldChar w:fldCharType="end"/>
+          </w:r>
+        </w:p>
+      </w:sdtContent>
+    </w:sdt>
+    <w:p>
+      <w:pPr>
+        <w:spacing w:after="160" w:line="278" w:lineRule="auto"/>
+        <w:ind w:firstLine="0"/>
+        <w:jc w:val="left"/>
+      </w:pPr>
+      <w:r>
+        <w:br w:type="page"/>
+      </w:r>
+    </w:p>
     <w:p>
       <w:pPr>
         <w:pStyle w:val="2"/>
-        <w:spacing w:line="360" w:lineRule="auto"/>
+      </w:pPr>
+      <w:bookmarkStart w:id="0" w:name="_Toc213423706"/>
+      <w:r>
+        <w:lastRenderedPageBreak/>
+        <w:t>Аналитическая часть</w:t>
+      </w:r>
+      <w:bookmarkEnd w:id="0"/>
+    </w:p>
+    <w:p/>
+    <w:p/>
+    <w:p>
+      <w:pPr>
+        <w:pStyle w:val="3"/>
         <w:rPr>
-          <w:b w:val="0"/>
           <w:lang w:val="en-US"/>
         </w:rPr>
       </w:pPr>
+      <w:bookmarkStart w:id="1" w:name="_Toc213423707"/>
       <w:r>
         <w:t>Анализ п</w:t>
       </w:r>
@@ -26,6 +576,7 @@
       <w:r>
         <w:t>и</w:t>
       </w:r>
+      <w:bookmarkEnd w:id="1"/>
     </w:p>
     <w:p>
       <w:pPr>
@@ -117,11 +668,11 @@
         <w:spacing w:line="360" w:lineRule="auto"/>
       </w:pPr>
       <w:r>
-        <w:t xml:space="preserve">“Мы выполняем работы по подготовке научно-проектной документации, научно-исследовательской и изыскательской деятельности, техническому обследованию, разработке методик реставрации, проведению историко-культурной экспертизы проектной документации, составлению смет и согласованию проектно-сметной документации в органах охраны, проведению негосударственной экспертизы представленной сметной документации, авторскому надзору, научному руководству и техническому надзору за </w:t>
+        <w:t xml:space="preserve">“Мы выполняем работы по подготовке научно-проектной документации, научно-исследовательской и изыскательской деятельности, техническому обследованию, разработке методик реставрации, проведению историко-культурной экспертизы проектной документации, составлению смет и согласованию проектно-сметной документации в органах охраны, проведению негосударственной экспертизы представленной сметной документации, </w:t>
       </w:r>
       <w:r>
         <w:lastRenderedPageBreak/>
-        <w:t>проведением работ на объектах, а также всему комплексу реставрационных работ.”</w:t>
+        <w:t>авторскому надзору, научному руководству и техническому надзору за проведением работ на объектах, а также всему комплексу реставрационных работ.”</w:t>
       </w:r>
       <w:r>
         <w:t xml:space="preserve"> </w:t>
@@ -192,7 +743,7 @@
                     <pic:cNvPicPr/>
                   </pic:nvPicPr>
                   <pic:blipFill>
-                    <a:blip r:embed="rId5"/>
+                    <a:blip r:embed="rId6"/>
                     <a:stretch>
                       <a:fillRect/>
                     </a:stretch>
@@ -309,7 +860,7 @@
                     <pic:cNvPicPr/>
                   </pic:nvPicPr>
                   <pic:blipFill>
-                    <a:blip r:embed="rId6"/>
+                    <a:blip r:embed="rId7"/>
                     <a:stretch>
                       <a:fillRect/>
                     </a:stretch>
@@ -384,7 +935,7 @@
                     <pic:cNvPicPr/>
                   </pic:nvPicPr>
                   <pic:blipFill>
-                    <a:blip r:embed="rId7"/>
+                    <a:blip r:embed="rId8"/>
                     <a:stretch>
                       <a:fillRect/>
                     </a:stretch>
@@ -512,10 +1063,10 @@
             <v:path o:extrusionok="f" gradientshapeok="t" o:connecttype="rect"/>
             <o:lock v:ext="edit" aspectratio="t"/>
           </v:shapetype>
-          <v:shape id="_x0000_i1025" type="#_x0000_t75" style="width:467.4pt;height:2in" o:ole="">
-            <v:imagedata r:id="rId8" o:title=""/>
+          <v:shape id="_x0000_i1025" type="#_x0000_t75" style="width:467.25pt;height:2in" o:ole="">
+            <v:imagedata r:id="rId9" o:title=""/>
           </v:shape>
-          <o:OLEObject Type="Embed" ProgID="Unknown" ShapeID="_x0000_i1025" DrawAspect="Content" ObjectID="_1822897105" r:id="rId9"/>
+          <o:OLEObject Type="Embed" ProgID="Unknown" ShapeID="_x0000_i1025" DrawAspect="Content" ObjectID="_1824037367" r:id="rId10"/>
         </w:object>
       </w:r>
     </w:p>
@@ -561,7 +1112,7 @@
                     <pic:cNvPicPr/>
                   </pic:nvPicPr>
                   <pic:blipFill>
-                    <a:blip r:embed="rId10"/>
+                    <a:blip r:embed="rId11"/>
                     <a:stretch>
                       <a:fillRect/>
                     </a:stretch>
@@ -715,24 +1266,23 @@
     </w:p>
     <w:p>
       <w:pPr>
-        <w:pStyle w:val="2"/>
-        <w:spacing w:line="360" w:lineRule="auto"/>
-      </w:pPr>
+        <w:pStyle w:val="3"/>
+      </w:pPr>
+      <w:bookmarkStart w:id="2" w:name="_Toc213423708"/>
       <w:r>
         <w:lastRenderedPageBreak/>
         <w:t>Постановка задачи</w:t>
       </w:r>
-    </w:p>
-    <w:p>
-      <w:pPr>
-        <w:spacing w:line="360" w:lineRule="auto"/>
-        <w:ind w:firstLine="0"/>
-      </w:pPr>
-    </w:p>
-    <w:p>
-      <w:pPr>
-        <w:spacing w:line="360" w:lineRule="auto"/>
-        <w:ind w:left="709" w:firstLine="0"/>
+      <w:bookmarkEnd w:id="2"/>
+    </w:p>
+    <w:p>
+      <w:pPr>
+        <w:spacing w:line="360" w:lineRule="auto"/>
+      </w:pPr>
+    </w:p>
+    <w:p>
+      <w:pPr>
+        <w:spacing w:line="360" w:lineRule="auto"/>
       </w:pPr>
       <w:r>
         <w:t xml:space="preserve">Определим </w:t>
@@ -746,6 +1296,11 @@
       <w:r>
         <w:t>:</w:t>
       </w:r>
+    </w:p>
+    <w:p>
+      <w:pPr>
+        <w:spacing w:line="360" w:lineRule="auto"/>
+      </w:pPr>
     </w:p>
     <w:p>
       <w:pPr>
@@ -773,7 +1328,6 @@
     <w:p>
       <w:pPr>
         <w:spacing w:line="360" w:lineRule="auto"/>
-        <w:ind w:firstLine="708"/>
       </w:pPr>
       <w:r>
         <w:t>Логин – выполняет задачу верификации пользователя. Виден мастерам, администрации и другим пользователям. Является строковым типом данных. Является Составным Первичным ключом.</w:t>
@@ -782,7 +1336,6 @@
     <w:p>
       <w:pPr>
         <w:spacing w:line="360" w:lineRule="auto"/>
-        <w:ind w:firstLine="708"/>
       </w:pPr>
       <w:r>
         <w:t>Хэш п</w:t>
@@ -800,7 +1353,6 @@
     <w:p>
       <w:pPr>
         <w:spacing w:line="360" w:lineRule="auto"/>
-        <w:ind w:firstLine="708"/>
       </w:pPr>
       <w:r>
         <w:t>ФИО –</w:t>
@@ -821,7 +1373,6 @@
     <w:p>
       <w:pPr>
         <w:spacing w:line="360" w:lineRule="auto"/>
-        <w:ind w:firstLine="708"/>
       </w:pPr>
       <w:r>
         <w:t>Т</w:t>
@@ -839,7 +1390,6 @@
     <w:p>
       <w:pPr>
         <w:spacing w:line="360" w:lineRule="auto"/>
-        <w:ind w:firstLine="708"/>
       </w:pPr>
       <w:r>
         <w:t>Э</w:t>
@@ -878,7 +1428,6 @@
     <w:p>
       <w:pPr>
         <w:spacing w:line="360" w:lineRule="auto"/>
-        <w:ind w:firstLine="708"/>
       </w:pPr>
       <w:r>
         <w:t>К</w:t>
@@ -893,7 +1442,6 @@
     <w:p>
       <w:pPr>
         <w:spacing w:line="360" w:lineRule="auto"/>
-        <w:ind w:firstLine="0"/>
       </w:pPr>
     </w:p>
     <w:p>
@@ -928,7 +1476,6 @@
     <w:p>
       <w:pPr>
         <w:spacing w:line="360" w:lineRule="auto"/>
-        <w:ind w:left="708" w:firstLine="0"/>
       </w:pPr>
       <w:r>
         <w:t xml:space="preserve">Заказчик - нужно для определения </w:t>
@@ -941,7 +1488,6 @@
     <w:p>
       <w:pPr>
         <w:spacing w:line="360" w:lineRule="auto"/>
-        <w:ind w:firstLine="0"/>
       </w:pPr>
       <w:r>
         <w:t>Виден всем. Является строковым типом данных. Является Ссылочным ключом.</w:t>
@@ -950,27 +1496,44 @@
     <w:p>
       <w:pPr>
         <w:spacing w:line="360" w:lineRule="auto"/>
-        <w:ind w:firstLine="0"/>
       </w:pPr>
       <w:r>
         <w:tab/>
-        <w:t>Мастер - нужно для определения мастера закреплённого за работой. Виден всем. Является строковым типом данных. Является Ссылочным ключом.</w:t>
-      </w:r>
-    </w:p>
-    <w:p>
-      <w:pPr>
-        <w:spacing w:line="360" w:lineRule="auto"/>
-        <w:ind w:firstLine="0"/>
+        <w:t xml:space="preserve">Мастер </w:t>
+      </w:r>
+      <w:r>
+        <w:t>–</w:t>
+      </w:r>
+      <w:r>
+        <w:t xml:space="preserve"> нужно для определения </w:t>
+      </w:r>
+      <w:proofErr w:type="gramStart"/>
+      <w:r>
+        <w:t>мастера</w:t>
+      </w:r>
+      <w:proofErr w:type="gramEnd"/>
+      <w:r>
+        <w:t xml:space="preserve"> закреплённого за работой. Виден всем. Является строковым типом данных. Является Ссылочным ключом.</w:t>
+      </w:r>
+    </w:p>
+    <w:p>
+      <w:pPr>
+        <w:spacing w:line="360" w:lineRule="auto"/>
       </w:pPr>
       <w:r>
         <w:tab/>
-        <w:t>Общая цена - является ценой за все оказанные процедуры в ходе услуги. Виден всем. Является числом с плавающей точкой. Является обычным ключом.</w:t>
-      </w:r>
-    </w:p>
-    <w:p>
-      <w:pPr>
-        <w:spacing w:line="360" w:lineRule="auto"/>
-        <w:ind w:firstLine="0"/>
+        <w:t xml:space="preserve">Общая цена </w:t>
+      </w:r>
+      <w:r>
+        <w:t>–</w:t>
+      </w:r>
+      <w:r>
+        <w:t xml:space="preserve"> является ценой за все оказанные процедуры в ходе услуги. Виден всем. Является числом с плавающей точкой. Является обычным ключом.</w:t>
+      </w:r>
+    </w:p>
+    <w:p>
+      <w:pPr>
+        <w:spacing w:line="360" w:lineRule="auto"/>
       </w:pPr>
     </w:p>
     <w:p>
@@ -998,40 +1561,7 @@
         <w:spacing w:line="360" w:lineRule="auto"/>
       </w:pPr>
       <w:r>
-        <w:t xml:space="preserve">Имя - </w:t>
-      </w:r>
-      <w:r>
-        <w:t>нужно для ссылки на конкретн</w:t>
-      </w:r>
-      <w:r>
-        <w:t>ый</w:t>
-      </w:r>
-      <w:r>
-        <w:t xml:space="preserve"> </w:t>
-      </w:r>
-      <w:r>
-        <w:t xml:space="preserve">тип </w:t>
-      </w:r>
-      <w:r>
-        <w:t>услуг</w:t>
-      </w:r>
-      <w:r>
-        <w:t>и</w:t>
-      </w:r>
-      <w:r>
-        <w:t xml:space="preserve"> в других таблицах.</w:t>
-      </w:r>
-      <w:r>
-        <w:t xml:space="preserve"> Виден администрации, мастерами и заказчикам.</w:t>
-      </w:r>
-      <w:r>
-        <w:t xml:space="preserve"> Является </w:t>
-      </w:r>
-      <w:r>
-        <w:t>строковым</w:t>
-      </w:r>
-      <w:r>
-        <w:t xml:space="preserve"> типом данных. Является Первичным Ключом.</w:t>
+        <w:t>Имя - нужно для ссылки на конкретный тип услуги в других таблицах. Виден администрации, мастерами и заказчикам. Является строковым типом данных. Является Первичным Ключом.</w:t>
       </w:r>
     </w:p>
     <w:p>
@@ -1041,7 +1571,13 @@
         <w:ind w:left="0"/>
       </w:pPr>
       <w:r>
-        <w:t>Описание - нужно для описания рода услуги. Виден всем. Является строчным типом данных. Является обычным ключом.</w:t>
+        <w:t xml:space="preserve">Описание </w:t>
+      </w:r>
+      <w:r>
+        <w:t>–</w:t>
+      </w:r>
+      <w:r>
+        <w:t xml:space="preserve"> нужно для описания рода услуги. Виден всем. Является строчным типом данных. Является обычным ключом.</w:t>
       </w:r>
     </w:p>
     <w:p>
@@ -1051,7 +1587,13 @@
         <w:ind w:left="0"/>
       </w:pPr>
       <w:r>
-        <w:t>Цена - нужно для последующей суммации цены за услугу. Виден всем. Является числом с плавающей точкой. Является обычным ключом</w:t>
+        <w:t xml:space="preserve">Цена </w:t>
+      </w:r>
+      <w:r>
+        <w:t>–</w:t>
+      </w:r>
+      <w:r>
+        <w:t xml:space="preserve"> нужно для последующей суммации цены за услугу. Виден всем. Является числом с плавающей точкой. Является обычным ключом</w:t>
       </w:r>
       <w:r>
         <w:t>.</w:t>
@@ -1059,10 +1601,11 @@
     </w:p>
     <w:p>
       <w:pPr>
-        <w:pStyle w:val="a7"/>
-        <w:spacing w:line="360" w:lineRule="auto"/>
-        <w:ind w:left="0"/>
-      </w:pPr>
+        <w:spacing w:line="360" w:lineRule="auto"/>
+      </w:pPr>
+      <w:r>
+        <w:tab/>
+      </w:r>
     </w:p>
     <w:p>
       <w:pPr>
@@ -1075,7 +1618,7 @@
         <w:ind w:left="0" w:firstLine="709"/>
       </w:pPr>
       <w:r>
-        <w:t>Услуга - Тип услуги</w:t>
+        <w:t>Сотрудники</w:t>
       </w:r>
       <w:r>
         <w:rPr>
@@ -1089,36 +1632,182 @@
         <w:spacing w:line="360" w:lineRule="auto"/>
       </w:pPr>
       <w:r>
-        <w:t>ИД услуги - ссылка на услугу. Является целочисленным типом данных. Является Ссылочным ключом.</w:t>
-      </w:r>
-    </w:p>
-    <w:p>
-      <w:pPr>
-        <w:spacing w:line="360" w:lineRule="auto"/>
-      </w:pPr>
-      <w:r>
-        <w:t>Имя типа - ссылка на тип услуги.</w:t>
-      </w:r>
-      <w:r>
-        <w:t xml:space="preserve"> Виден всем.</w:t>
+        <w:t xml:space="preserve">ID сотрудника </w:t>
+      </w:r>
+      <w:r>
+        <w:t>–</w:t>
+      </w:r>
+      <w:r>
+        <w:t xml:space="preserve"> Идентификационный номер сотрудника. Является числовым типом данных. Является Первичным Ключом.</w:t>
+      </w:r>
+    </w:p>
+    <w:p>
+      <w:pPr>
+        <w:spacing w:line="360" w:lineRule="auto"/>
+      </w:pPr>
+      <w:r>
+        <w:t>Логин</w:t>
       </w:r>
       <w:r>
         <w:t xml:space="preserve"> </w:t>
       </w:r>
       <w:r>
-        <w:t xml:space="preserve">Является </w:t>
-      </w:r>
-      <w:r>
-        <w:t>строчным</w:t>
-      </w:r>
-      <w:r>
-        <w:t xml:space="preserve"> типом данных. </w:t>
-      </w:r>
-      <w:r>
-        <w:t xml:space="preserve">Виден </w:t>
-      </w:r>
-      <w:r>
-        <w:t>Является Ссылочным ключом.</w:t>
+        <w:t>–</w:t>
+      </w:r>
+      <w:r>
+        <w:t xml:space="preserve"> </w:t>
+      </w:r>
+      <w:r>
+        <w:t>имя аккаунта, под которым зарегистрирован сотрудник. Является строковым типом данных. Является Уникальным Ключом</w:t>
+      </w:r>
+    </w:p>
+    <w:p>
+      <w:pPr>
+        <w:spacing w:line="360" w:lineRule="auto"/>
+      </w:pPr>
+      <w:r>
+        <w:t>Хэш пароля</w:t>
+      </w:r>
+      <w:r>
+        <w:t xml:space="preserve"> </w:t>
+      </w:r>
+      <w:r>
+        <w:t>–</w:t>
+      </w:r>
+      <w:r>
+        <w:t xml:space="preserve"> за хешированная строка с паролем сотрудника. Является строковым типом данных. Является обычным ключом.</w:t>
+      </w:r>
+    </w:p>
+    <w:p>
+      <w:pPr>
+        <w:spacing w:line="360" w:lineRule="auto"/>
+      </w:pPr>
+      <w:r>
+        <w:t>ФИО</w:t>
+      </w:r>
+      <w:r>
+        <w:t xml:space="preserve"> </w:t>
+      </w:r>
+      <w:r>
+        <w:t>–</w:t>
+      </w:r>
+      <w:r>
+        <w:t xml:space="preserve"> </w:t>
+      </w:r>
+      <w:r>
+        <w:t>нужно для обращения к сотруднику. Является строковым типом данных. Является обычным ключом.</w:t>
+      </w:r>
+    </w:p>
+    <w:p>
+      <w:pPr>
+        <w:spacing w:line="360" w:lineRule="auto"/>
+      </w:pPr>
+      <w:r>
+        <w:lastRenderedPageBreak/>
+        <w:t xml:space="preserve">Должность </w:t>
+      </w:r>
+      <w:r>
+        <w:t>–</w:t>
+      </w:r>
+      <w:r>
+        <w:t xml:space="preserve"> </w:t>
+      </w:r>
+      <w:r>
+        <w:t>должность сотрудника. Является строковым типом данных. Является обычным ключом.</w:t>
+      </w:r>
+    </w:p>
+    <w:p>
+      <w:pPr>
+        <w:spacing w:line="360" w:lineRule="auto"/>
+      </w:pPr>
+      <w:r>
+        <w:t>Телефон</w:t>
+      </w:r>
+      <w:r>
+        <w:t xml:space="preserve"> </w:t>
+      </w:r>
+      <w:r>
+        <w:t>–</w:t>
+      </w:r>
+      <w:r>
+        <w:t xml:space="preserve"> номер телефона для связи с сотрудником. Является строковым типом данных. Является </w:t>
+      </w:r>
+      <w:r>
+        <w:t>Уникальным Ключом.</w:t>
+      </w:r>
+    </w:p>
+    <w:p>
+      <w:pPr>
+        <w:spacing w:line="360" w:lineRule="auto"/>
+      </w:pPr>
+      <w:r>
+        <w:t>Электронная почта</w:t>
+      </w:r>
+      <w:r>
+        <w:t xml:space="preserve"> </w:t>
+      </w:r>
+      <w:r>
+        <w:t>–</w:t>
+      </w:r>
+      <w:r>
+        <w:t xml:space="preserve"> почта сотрудника. Является строковым типом данных. Является Уникальным Ключом.</w:t>
+      </w:r>
+    </w:p>
+    <w:p>
+      <w:pPr>
+        <w:spacing w:line="360" w:lineRule="auto"/>
+      </w:pPr>
+      <w:r>
+        <w:t>Дата приема на работу</w:t>
+      </w:r>
+      <w:r>
+        <w:t xml:space="preserve"> </w:t>
+      </w:r>
+      <w:r>
+        <w:t>–</w:t>
+      </w:r>
+      <w:r>
+        <w:t xml:space="preserve"> дата, когда сотрудник был принят на работу. Является типом </w:t>
+      </w:r>
+      <w:r>
+        <w:t>“</w:t>
+      </w:r>
+      <w:r>
+        <w:t>дата</w:t>
+      </w:r>
+      <w:r>
+        <w:t>”</w:t>
+      </w:r>
+      <w:r>
+        <w:t>. Является обычным ключом.</w:t>
+      </w:r>
+    </w:p>
+    <w:p>
+      <w:pPr>
+        <w:spacing w:line="360" w:lineRule="auto"/>
+      </w:pPr>
+      <w:r>
+        <w:t>Данные для расчета ЗП</w:t>
+      </w:r>
+      <w:r>
+        <w:t xml:space="preserve"> </w:t>
+      </w:r>
+      <w:r>
+        <w:t>–</w:t>
+      </w:r>
+      <w:r>
+        <w:t xml:space="preserve"> является </w:t>
+      </w:r>
+      <w:proofErr w:type="gramStart"/>
+      <w:r>
+        <w:t>строкой</w:t>
+      </w:r>
+      <w:proofErr w:type="gramEnd"/>
+      <w:r>
+        <w:t xml:space="preserve"> в которую бухгалтеры вписывают заработную плату сотрудника и проценты с заказов, если таковые присутствуют. </w:t>
+      </w:r>
+      <w:r>
+        <w:t>Является строковым типом данных. Является обычным ключом.</w:t>
       </w:r>
     </w:p>
     <w:p>
@@ -1134,9 +1823,10 @@
           <w:numId w:val="8"/>
         </w:numPr>
         <w:spacing w:line="360" w:lineRule="auto"/>
-      </w:pPr>
-      <w:r>
-        <w:t>Тип услуги - Материал</w:t>
+        <w:ind w:left="0" w:firstLine="709"/>
+      </w:pPr>
+      <w:r>
+        <w:t>Материал</w:t>
       </w:r>
       <w:r>
         <w:rPr>
@@ -1150,31 +1840,479 @@
         <w:spacing w:line="360" w:lineRule="auto"/>
       </w:pPr>
       <w:r>
-        <w:t>ИД типа - для определения типа услуги, использующего материал. Является числовым типом. Является Ссылочным ключом.</w:t>
-      </w:r>
-      <w:r>
-        <w:br/>
-      </w:r>
+        <w:t xml:space="preserve">ИД материала </w:t>
+      </w:r>
+      <w:r>
+        <w:t>–</w:t>
+      </w:r>
+      <w:r>
+        <w:t xml:space="preserve"> обозначение материала в таблицах. Является целочисленным типом данных. Является Первичным Ключом</w:t>
+      </w:r>
+    </w:p>
+    <w:p>
+      <w:pPr>
+        <w:spacing w:line="360" w:lineRule="auto"/>
+      </w:pPr>
+      <w:r>
+        <w:t xml:space="preserve">Название </w:t>
+      </w:r>
+      <w:r>
+        <w:t>–</w:t>
+      </w:r>
+      <w:r>
+        <w:t xml:space="preserve"> название этого материала. Является строковым типом данных. Является Уникальным Ключом.</w:t>
+      </w:r>
+    </w:p>
+    <w:p>
+      <w:pPr>
+        <w:spacing w:line="360" w:lineRule="auto"/>
+      </w:pPr>
+      <w:r>
+        <w:t xml:space="preserve">Количество на складе </w:t>
+      </w:r>
+      <w:r>
+        <w:t>–</w:t>
+      </w:r>
+      <w:r>
+        <w:t xml:space="preserve"> количество данного материала на складе. Является целочисленным типом данных. Является обычным ключом</w:t>
+      </w:r>
+    </w:p>
+    <w:p>
+      <w:pPr>
+        <w:spacing w:line="360" w:lineRule="auto"/>
+      </w:pPr>
+    </w:p>
+    <w:p>
+      <w:pPr>
+        <w:spacing w:line="360" w:lineRule="auto"/>
+      </w:pPr>
+      <w:r>
+        <w:t>Наконец, определим сущности и связи между ними</w:t>
+      </w:r>
+      <w:r>
+        <w:t>:</w:t>
+      </w:r>
+    </w:p>
+    <w:p>
+      <w:pPr>
+        <w:spacing w:line="360" w:lineRule="auto"/>
+      </w:pPr>
+    </w:p>
+    <w:p>
+      <w:pPr>
+        <w:spacing w:line="360" w:lineRule="auto"/>
+      </w:pPr>
+      <w:r>
+        <w:t xml:space="preserve">Заказчик </w:t>
+      </w:r>
+      <w:r>
+        <w:t>и</w:t>
+      </w:r>
+      <w:r>
+        <w:t xml:space="preserve"> </w:t>
+      </w:r>
+      <w:r>
+        <w:t xml:space="preserve">Услуга </w:t>
+      </w:r>
+      <w:r>
+        <w:t>–</w:t>
+      </w:r>
+      <w:r>
+        <w:t xml:space="preserve"> </w:t>
+      </w:r>
+      <w:proofErr w:type="gramStart"/>
+      <w:r>
+        <w:t xml:space="preserve">один </w:t>
+      </w:r>
+      <w:r>
+        <w:t>:</w:t>
+      </w:r>
+      <w:proofErr w:type="gramEnd"/>
+      <w:r>
+        <w:t xml:space="preserve"> </w:t>
+      </w:r>
+      <w:r>
+        <w:t>ко многим</w:t>
+      </w:r>
+      <w:r>
+        <w:t>, заказчик может подать заказ на одну услугу, может и на несколько, при этом у услуги может быть лишь один заказчик.</w:t>
+      </w:r>
+    </w:p>
+    <w:p>
+      <w:pPr>
+        <w:spacing w:line="360" w:lineRule="auto"/>
+      </w:pPr>
+      <w:r>
+        <w:t>Сотрудник</w:t>
+      </w:r>
+      <w:r>
+        <w:t xml:space="preserve"> </w:t>
+      </w:r>
+      <w:r>
+        <w:t>и</w:t>
+      </w:r>
+      <w:r>
+        <w:t xml:space="preserve"> </w:t>
+      </w:r>
+      <w:r>
+        <w:t xml:space="preserve">Услуга </w:t>
+      </w:r>
+      <w:r>
+        <w:t>–</w:t>
+      </w:r>
+      <w:r>
+        <w:t xml:space="preserve"> </w:t>
+      </w:r>
+      <w:proofErr w:type="gramStart"/>
+      <w:r>
+        <w:t>один</w:t>
+      </w:r>
+      <w:r>
+        <w:t xml:space="preserve"> </w:t>
+      </w:r>
+      <w:r>
+        <w:t>:</w:t>
+      </w:r>
+      <w:proofErr w:type="gramEnd"/>
+      <w:r>
+        <w:t xml:space="preserve"> ко</w:t>
+      </w:r>
+      <w:r>
+        <w:t xml:space="preserve"> </w:t>
+      </w:r>
+      <w:r>
+        <w:t>многим</w:t>
+      </w:r>
+      <w:r>
+        <w:t xml:space="preserve">, мастер </w:t>
+      </w:r>
+      <w:r>
+        <w:t>может заниматься множеством заказов, в то время как услуги на данном сайте не подразумеваются столь комплексными, чтобы несколько человек занимались данной работой.</w:t>
+      </w:r>
+    </w:p>
+    <w:p>
+      <w:pPr>
+        <w:spacing w:line="360" w:lineRule="auto"/>
+      </w:pPr>
       <w:r>
         <w:lastRenderedPageBreak/>
-        <w:t xml:space="preserve">          ИД материала - для определения типа материала, использующегося при работах определённого типа. Является числовым типом. Является Ссылочным ключом.</w:t>
-      </w:r>
-    </w:p>
-    <w:p>
-      <w:pPr>
-        <w:spacing w:line="360" w:lineRule="auto"/>
-      </w:pPr>
-      <w:r>
-        <w:t>Количество используемого материала - сколько материала уходит на определённый тип услуги. Является целочисленным типом данных. Является обычным ключом.</w:t>
-      </w:r>
-    </w:p>
-    <w:p>
-      <w:pPr>
-        <w:spacing w:line="360" w:lineRule="auto"/>
+        <w:t xml:space="preserve">Услуга </w:t>
+      </w:r>
+      <w:r>
+        <w:t>и</w:t>
+      </w:r>
+      <w:r>
+        <w:t xml:space="preserve"> Тип услуги</w:t>
+      </w:r>
+      <w:r>
+        <w:t xml:space="preserve"> </w:t>
+      </w:r>
+      <w:r>
+        <w:t>–</w:t>
+      </w:r>
+      <w:r>
+        <w:t xml:space="preserve"> </w:t>
+      </w:r>
+      <w:proofErr w:type="gramStart"/>
+      <w:r>
+        <w:t>многие</w:t>
+      </w:r>
+      <w:r>
+        <w:t xml:space="preserve"> </w:t>
+      </w:r>
+      <w:r>
+        <w:t>:</w:t>
+      </w:r>
+      <w:proofErr w:type="gramEnd"/>
+      <w:r>
+        <w:t xml:space="preserve"> ко многим</w:t>
+      </w:r>
+      <w:r>
+        <w:t>, к одной услуге может быть привязано множество типов, но и при этом типы заказов могут содержаться у многих услуг.</w:t>
+      </w:r>
+    </w:p>
+    <w:p>
+      <w:pPr>
+        <w:spacing w:line="360" w:lineRule="auto"/>
+      </w:pPr>
+      <w:r>
+        <w:t xml:space="preserve">Тип услуги </w:t>
+      </w:r>
+      <w:r>
+        <w:t>и</w:t>
+      </w:r>
+      <w:r>
+        <w:t xml:space="preserve"> Материал</w:t>
+      </w:r>
+      <w:r>
+        <w:t xml:space="preserve"> </w:t>
+      </w:r>
+      <w:r>
+        <w:t>–</w:t>
+      </w:r>
+      <w:r>
+        <w:t xml:space="preserve"> </w:t>
+      </w:r>
+      <w:proofErr w:type="gramStart"/>
+      <w:r>
+        <w:t>многие</w:t>
+      </w:r>
+      <w:r>
+        <w:t xml:space="preserve"> </w:t>
+      </w:r>
+      <w:r>
+        <w:t>:</w:t>
+      </w:r>
+      <w:proofErr w:type="gramEnd"/>
+      <w:r>
+        <w:t xml:space="preserve"> </w:t>
+      </w:r>
+      <w:r>
+        <w:t>ко многим</w:t>
+      </w:r>
+      <w:r>
+        <w:t>, к типу услуги может быть привязано множество материалов, верно и обратное, материал может быть использован во множестве работ</w:t>
+      </w:r>
+    </w:p>
+    <w:p>
+      <w:pPr>
+        <w:spacing w:line="360" w:lineRule="auto"/>
+      </w:pPr>
+    </w:p>
+    <w:p>
+      <w:pPr>
+        <w:spacing w:line="360" w:lineRule="auto"/>
+      </w:pPr>
+      <w:r>
+        <w:t>Требования к функциональности системы</w:t>
+      </w:r>
+      <w:r>
+        <w:t>:</w:t>
+      </w:r>
+    </w:p>
+    <w:p>
+      <w:pPr>
+        <w:spacing w:line="360" w:lineRule="auto"/>
+        <w:rPr>
+          <w:lang w:val="en-US"/>
+        </w:rPr>
+      </w:pPr>
+    </w:p>
+    <w:p>
+      <w:pPr>
+        <w:spacing w:line="360" w:lineRule="auto"/>
+      </w:pPr>
+      <w:r>
+        <w:t>Управление услугами</w:t>
+      </w:r>
+      <w:r>
+        <w:t xml:space="preserve"> </w:t>
+      </w:r>
+      <w:r>
+        <w:t>– с</w:t>
+      </w:r>
+      <w:r>
+        <w:t>оздание и редактирование услуг</w:t>
+      </w:r>
+      <w:r>
+        <w:t>, к</w:t>
+      </w:r>
+      <w:r>
+        <w:t>аталог типов услуг</w:t>
+      </w:r>
+      <w:r>
+        <w:t>, с</w:t>
+      </w:r>
+      <w:r>
+        <w:t xml:space="preserve">татусы </w:t>
+      </w:r>
+      <w:r>
+        <w:t>– основа функциональности нашей системы</w:t>
+      </w:r>
+      <w:r>
+        <w:t>,</w:t>
+      </w:r>
+      <w:r>
+        <w:t xml:space="preserve"> именно существование подобного функционала обуславливает важность создания данного продукта.</w:t>
+      </w:r>
+    </w:p>
+    <w:p>
+      <w:pPr>
+        <w:spacing w:line="360" w:lineRule="auto"/>
+      </w:pPr>
+    </w:p>
+    <w:p>
+      <w:pPr>
+        <w:spacing w:line="360" w:lineRule="auto"/>
+      </w:pPr>
+      <w:r>
+        <w:t>Управление пользователями и ролями</w:t>
+      </w:r>
+      <w:r>
+        <w:t xml:space="preserve"> – р</w:t>
+      </w:r>
+      <w:r>
+        <w:t>егистрация и аутентификация пользователей</w:t>
+      </w:r>
+      <w:r>
+        <w:t xml:space="preserve"> – является одним из важнейших элементов в безопасности любого сайта. Важнейшая часть функциональности подобной системы.</w:t>
+      </w:r>
+    </w:p>
+    <w:p>
+      <w:pPr>
+        <w:spacing w:line="360" w:lineRule="auto"/>
+        <w:ind w:firstLine="708"/>
+      </w:pPr>
+    </w:p>
+    <w:p>
+      <w:pPr>
+        <w:spacing w:line="360" w:lineRule="auto"/>
+      </w:pPr>
+      <w:r>
+        <w:t>Управление сотрудниками и мастерами</w:t>
+      </w:r>
+      <w:r>
+        <w:t xml:space="preserve"> – у</w:t>
+      </w:r>
+      <w:r>
+        <w:t>чёт сотрудников</w:t>
+      </w:r>
+      <w:r>
+        <w:t>, н</w:t>
+      </w:r>
+      <w:r>
+        <w:t>азначение мастеров на заказы</w:t>
+      </w:r>
+      <w:r>
+        <w:t xml:space="preserve"> – функциональность, позволяющая взаимодействовать администраторам с системой. Так уволенный сотрудник, не сможет более брать заказы, ввиду того что отдел кадров удалил его аккаунт с помощью данного функционала.</w:t>
+      </w:r>
+    </w:p>
+    <w:p>
+      <w:pPr>
+        <w:spacing w:line="360" w:lineRule="auto"/>
+      </w:pPr>
+    </w:p>
+    <w:p>
+      <w:pPr>
+        <w:spacing w:line="360" w:lineRule="auto"/>
+      </w:pPr>
+      <w:r>
+        <w:t>Управление материалами</w:t>
+      </w:r>
+      <w:r>
+        <w:t xml:space="preserve"> – у</w:t>
+      </w:r>
+      <w:r>
+        <w:t>чёт материалов</w:t>
+      </w:r>
+      <w:r>
+        <w:t>, с</w:t>
+      </w:r>
+      <w:r>
+        <w:t>вязь материалов с типами услуг</w:t>
+      </w:r>
+      <w:r>
+        <w:t xml:space="preserve"> – функциональность, которая позволяет предсказывать какое количество материала находиться </w:t>
+      </w:r>
+      <w:proofErr w:type="gramStart"/>
+      <w:r>
+        <w:t>на складах</w:t>
+      </w:r>
+      <w:proofErr w:type="gramEnd"/>
+      <w:r>
+        <w:t xml:space="preserve"> и какая стоимость должна быть у услуги. </w:t>
+      </w:r>
+    </w:p>
+    <w:p>
+      <w:pPr>
+        <w:spacing w:after="160" w:line="278" w:lineRule="auto"/>
         <w:ind w:firstLine="0"/>
-      </w:pPr>
-      <w:r>
-        <w:tab/>
+        <w:jc w:val="left"/>
+      </w:pPr>
+      <w:r>
+        <w:br w:type="page"/>
+      </w:r>
+    </w:p>
+    <w:p>
+      <w:pPr>
+        <w:pStyle w:val="2"/>
+      </w:pPr>
+      <w:bookmarkStart w:id="3" w:name="_Toc213423709"/>
+      <w:r>
+        <w:lastRenderedPageBreak/>
+        <w:t>Разработка логической модели базы данных</w:t>
+      </w:r>
+      <w:bookmarkEnd w:id="3"/>
+    </w:p>
+    <w:p/>
+    <w:p/>
+    <w:p>
+      <w:pPr>
+        <w:pStyle w:val="3"/>
+      </w:pPr>
+      <w:bookmarkStart w:id="4" w:name="_Toc213423710"/>
+      <w:r>
+        <w:t xml:space="preserve">Построение диаграммы </w:t>
+      </w:r>
+      <w:r>
+        <w:t xml:space="preserve">«сущность-связь» в нотации </w:t>
+      </w:r>
+      <w:proofErr w:type="spellStart"/>
+      <w:r>
+        <w:t>П.Чена</w:t>
+      </w:r>
+      <w:bookmarkEnd w:id="4"/>
+      <w:proofErr w:type="spellEnd"/>
+    </w:p>
+    <w:p/>
+    <w:p/>
+    <w:p/>
+    <w:p>
+      <w:pPr>
+        <w:pStyle w:val="3"/>
+      </w:pPr>
+      <w:bookmarkStart w:id="5" w:name="_Toc213423711"/>
+      <w:r>
+        <w:t xml:space="preserve">Построение </w:t>
+      </w:r>
+      <w:proofErr w:type="gramStart"/>
+      <w:r>
+        <w:t>модели</w:t>
+      </w:r>
+      <w:proofErr w:type="gramEnd"/>
+      <w:r>
+        <w:t xml:space="preserve"> основанной на ключах (Key Based </w:t>
+      </w:r>
+      <w:proofErr w:type="spellStart"/>
+      <w:r>
+        <w:t>model</w:t>
+      </w:r>
+      <w:proofErr w:type="spellEnd"/>
+      <w:r>
+        <w:t xml:space="preserve">, KB) и полной атрибутивной модели в нотации IDEF1X (нормализация отношений до третьей или </w:t>
+      </w:r>
+      <w:proofErr w:type="spellStart"/>
+      <w:r>
+        <w:t>четвѐртой</w:t>
+      </w:r>
+      <w:proofErr w:type="spellEnd"/>
+      <w:r>
+        <w:t xml:space="preserve"> нормальной формы)</w:t>
+      </w:r>
+      <w:bookmarkEnd w:id="5"/>
+    </w:p>
+    <w:p/>
+    <w:p>
+      <w:pPr>
+        <w:spacing w:after="160" w:line="278" w:lineRule="auto"/>
+        <w:ind w:firstLine="0"/>
+        <w:jc w:val="left"/>
+      </w:pPr>
+      <w:r>
+        <w:t>Нормализация привела к созданию данных таблиц</w:t>
+      </w:r>
+      <w:r>
+        <w:t>:</w:t>
       </w:r>
     </w:p>
     <w:p>
@@ -1182,13 +2320,12 @@
         <w:pStyle w:val="a7"/>
         <w:numPr>
           <w:ilvl w:val="0"/>
-          <w:numId w:val="8"/>
+          <w:numId w:val="12"/>
         </w:numPr>
         <w:spacing w:line="360" w:lineRule="auto"/>
-        <w:ind w:left="0" w:firstLine="709"/>
-      </w:pPr>
-      <w:r>
-        <w:t>Сотрудники</w:t>
+      </w:pPr>
+      <w:r>
+        <w:t>Тип услуги - Материал</w:t>
       </w:r>
       <w:r>
         <w:rPr>
@@ -1202,137 +2339,24 @@
         <w:spacing w:line="360" w:lineRule="auto"/>
       </w:pPr>
       <w:r>
-        <w:t>ID сотрудника -</w:t>
-      </w:r>
-      <w:r>
-        <w:t xml:space="preserve"> Идентификационный номер сотрудника. </w:t>
-      </w:r>
-      <w:r>
-        <w:t>Является числовым типом данных. Является Первичным Ключом.</w:t>
-      </w:r>
-    </w:p>
-    <w:p>
-      <w:pPr>
-        <w:spacing w:line="360" w:lineRule="auto"/>
-      </w:pPr>
-      <w:r>
-        <w:t>Логин</w:t>
-      </w:r>
-      <w:r>
-        <w:t xml:space="preserve"> </w:t>
-      </w:r>
-      <w:r>
-        <w:t xml:space="preserve">- </w:t>
-      </w:r>
-      <w:r>
-        <w:t>имя аккаунта, под которым зарегистрирован сотрудник. Является строковым типом данных. Является Уникальным Ключом</w:t>
-      </w:r>
-    </w:p>
-    <w:p>
-      <w:pPr>
-        <w:spacing w:line="360" w:lineRule="auto"/>
-      </w:pPr>
-      <w:r>
-        <w:t>Хэш пароля</w:t>
-      </w:r>
-      <w:r>
-        <w:t xml:space="preserve"> -</w:t>
-      </w:r>
-      <w:r>
-        <w:t xml:space="preserve"> за хешированная строка с паролем сотрудника. Является строковым типом данных. Является обычным ключом.</w:t>
-      </w:r>
-    </w:p>
-    <w:p>
-      <w:pPr>
-        <w:spacing w:line="360" w:lineRule="auto"/>
-      </w:pPr>
-      <w:r>
-        <w:t>ФИО</w:t>
-      </w:r>
-      <w:r>
-        <w:t xml:space="preserve"> - </w:t>
-      </w:r>
-      <w:r>
-        <w:t>нужно для обращения к сотруднику. Является строковым типом данных. Является обычным ключом.</w:t>
-      </w:r>
-    </w:p>
-    <w:p>
-      <w:pPr>
-        <w:spacing w:line="360" w:lineRule="auto"/>
-      </w:pPr>
-      <w:r>
-        <w:t xml:space="preserve">Должность - </w:t>
-      </w:r>
-      <w:r>
-        <w:t>должность сотрудника. Является строковым типом данных. Является обычным ключом.</w:t>
-      </w:r>
-    </w:p>
-    <w:p>
-      <w:pPr>
-        <w:spacing w:line="360" w:lineRule="auto"/>
-      </w:pPr>
-      <w:r>
-        <w:t>Телефон</w:t>
-      </w:r>
-      <w:r>
-        <w:t xml:space="preserve"> - номер телефона для связи с сотрудником. Является строковым типом данных. Является </w:t>
-      </w:r>
-      <w:r>
-        <w:t>Уникальным Ключом.</w:t>
-      </w:r>
-    </w:p>
-    <w:p>
-      <w:pPr>
-        <w:spacing w:line="360" w:lineRule="auto"/>
-      </w:pPr>
-      <w:r>
-        <w:t>Электронная почта</w:t>
-      </w:r>
-      <w:r>
-        <w:t xml:space="preserve"> - почта сотрудника. Является строковым типом данных. Является Уникальным Ключом.</w:t>
-      </w:r>
-    </w:p>
-    <w:p>
-      <w:pPr>
-        <w:spacing w:line="360" w:lineRule="auto"/>
-      </w:pPr>
-      <w:r>
-        <w:t>Дата приема на работу</w:t>
-      </w:r>
-      <w:r>
-        <w:t xml:space="preserve"> - дата, когда сотрудник был принят на работу. Является типом </w:t>
-      </w:r>
-      <w:r>
-        <w:t>“</w:t>
-      </w:r>
-      <w:r>
-        <w:t>дата</w:t>
-      </w:r>
-      <w:r>
-        <w:t>”</w:t>
-      </w:r>
-      <w:r>
-        <w:t>. Является обычным ключом.</w:t>
-      </w:r>
-    </w:p>
-    <w:p>
-      <w:pPr>
-        <w:spacing w:line="360" w:lineRule="auto"/>
-      </w:pPr>
-      <w:r>
-        <w:t>Данные для расчета ЗП</w:t>
-      </w:r>
-      <w:r>
-        <w:t xml:space="preserve"> - является строкой в которую бухгалтеры вписывают заработную плату сотрудника и проценты с заказов, если таковые присутствуют. </w:t>
-      </w:r>
-      <w:r>
-        <w:t>Является строковым типом данных. Является обычным ключом.</w:t>
-      </w:r>
-    </w:p>
-    <w:p>
-      <w:pPr>
-        <w:spacing w:line="360" w:lineRule="auto"/>
-        <w:ind w:left="709" w:firstLine="0"/>
+        <w:t>ИД типа - для определения типа услуги, использующего материал. Является числовым типом. Является Ссылочным ключом.</w:t>
+      </w:r>
+      <w:r>
+        <w:br/>
+        <w:t xml:space="preserve">          ИД материала - для определения типа материала, использующегося при работах определённого типа. Является числовым типом. Является Ссылочным ключом.</w:t>
+      </w:r>
+    </w:p>
+    <w:p>
+      <w:pPr>
+        <w:spacing w:line="360" w:lineRule="auto"/>
+      </w:pPr>
+      <w:r>
+        <w:t>Количество используемого материала - сколько материала уходит на определённый тип услуги. Является целочисленным типом данных. Является обычным ключом.</w:t>
+      </w:r>
+    </w:p>
+    <w:p>
+      <w:pPr>
+        <w:spacing w:line="360" w:lineRule="auto"/>
       </w:pPr>
     </w:p>
     <w:p>
@@ -1340,12 +2364,12 @@
         <w:pStyle w:val="a7"/>
         <w:numPr>
           <w:ilvl w:val="0"/>
-          <w:numId w:val="8"/>
+          <w:numId w:val="12"/>
         </w:numPr>
         <w:spacing w:line="360" w:lineRule="auto"/>
       </w:pPr>
       <w:r>
-        <w:t>Материал</w:t>
+        <w:t>Услуга - Тип услуги</w:t>
       </w:r>
       <w:r>
         <w:rPr>
@@ -1359,165 +2383,15 @@
         <w:spacing w:line="360" w:lineRule="auto"/>
       </w:pPr>
       <w:r>
-        <w:lastRenderedPageBreak/>
-        <w:t>ИД материала - обозначение материала в таблицах. Является целочисленным типом данных. Является Первичным Ключом</w:t>
-      </w:r>
-    </w:p>
-    <w:p>
-      <w:pPr>
-        <w:spacing w:line="360" w:lineRule="auto"/>
-      </w:pPr>
-      <w:r>
-        <w:t>Название - название этого материала. Является строковым типом данных. Является Уникальным Ключом.</w:t>
-      </w:r>
-    </w:p>
-    <w:p>
-      <w:pPr>
-        <w:spacing w:line="360" w:lineRule="auto"/>
-      </w:pPr>
-      <w:r>
-        <w:t>Количество на складе - количество данного материала на складе. Является целочисленным типом данных. Является обычным ключом</w:t>
-      </w:r>
-    </w:p>
-    <w:p>
-      <w:pPr>
-        <w:spacing w:line="360" w:lineRule="auto"/>
-        <w:ind w:firstLine="0"/>
-      </w:pPr>
-    </w:p>
-    <w:p>
-      <w:pPr>
-        <w:spacing w:line="360" w:lineRule="auto"/>
-      </w:pPr>
-      <w:r>
-        <w:t>Наконец, определим сущности и связи между ними</w:t>
-      </w:r>
-      <w:r>
-        <w:t>:</w:t>
-      </w:r>
-    </w:p>
-    <w:p>
-      <w:pPr>
-        <w:spacing w:line="360" w:lineRule="auto"/>
-      </w:pPr>
-      <w:r>
-        <w:t>Заказчик</w:t>
-      </w:r>
-      <w:r>
-        <w:t xml:space="preserve"> </w:t>
-      </w:r>
-      <w:r>
-        <w:t xml:space="preserve">: </w:t>
-      </w:r>
-      <w:r>
-        <w:t xml:space="preserve">Услуга </w:t>
-      </w:r>
-      <w:r>
-        <w:t xml:space="preserve">- один </w:t>
-      </w:r>
-      <w:r>
-        <w:t xml:space="preserve">: </w:t>
-      </w:r>
-      <w:r>
-        <w:t>ко многим</w:t>
-      </w:r>
-    </w:p>
-    <w:p>
-      <w:pPr>
-        <w:spacing w:line="360" w:lineRule="auto"/>
-      </w:pPr>
-      <w:r>
-        <w:t>Мастер</w:t>
-      </w:r>
-      <w:r>
-        <w:t xml:space="preserve"> </w:t>
-      </w:r>
-      <w:r>
-        <w:t xml:space="preserve">: </w:t>
-      </w:r>
-      <w:r>
-        <w:t xml:space="preserve">Услуга </w:t>
-      </w:r>
-      <w:r>
-        <w:t xml:space="preserve">- </w:t>
-      </w:r>
-      <w:r>
-        <w:t xml:space="preserve">один </w:t>
-      </w:r>
-      <w:r>
-        <w:t>:</w:t>
-      </w:r>
-      <w:r>
-        <w:t xml:space="preserve"> ко</w:t>
-      </w:r>
-      <w:r>
-        <w:t xml:space="preserve"> </w:t>
-      </w:r>
-      <w:r>
-        <w:t xml:space="preserve">многим </w:t>
-      </w:r>
-    </w:p>
-    <w:p>
-      <w:pPr>
-        <w:spacing w:line="360" w:lineRule="auto"/>
-      </w:pPr>
-      <w:r>
-        <w:t xml:space="preserve">Услуга </w:t>
-      </w:r>
-      <w:r>
-        <w:t>:</w:t>
-      </w:r>
-      <w:r>
-        <w:t xml:space="preserve"> Тип услуги</w:t>
-      </w:r>
-      <w:r>
-        <w:t xml:space="preserve"> - один </w:t>
-      </w:r>
-      <w:r>
-        <w:t>:</w:t>
-      </w:r>
-      <w:r>
-        <w:t xml:space="preserve"> ко многим</w:t>
-      </w:r>
-    </w:p>
-    <w:p>
-      <w:pPr>
-        <w:spacing w:line="360" w:lineRule="auto"/>
-      </w:pPr>
-      <w:r>
-        <w:t xml:space="preserve">Тип услуги </w:t>
-      </w:r>
-      <w:r>
-        <w:t>:</w:t>
-      </w:r>
-      <w:r>
-        <w:t xml:space="preserve"> Материал</w:t>
-      </w:r>
-      <w:r>
-        <w:t xml:space="preserve"> - один </w:t>
-      </w:r>
-      <w:r>
-        <w:t xml:space="preserve">: </w:t>
-      </w:r>
-      <w:r>
-        <w:t>ко многим</w:t>
-      </w:r>
-    </w:p>
-    <w:p>
-      <w:pPr>
-        <w:spacing w:line="360" w:lineRule="auto"/>
-      </w:pPr>
-    </w:p>
-    <w:p>
-      <w:pPr>
-        <w:spacing w:line="360" w:lineRule="auto"/>
-        <w:ind w:left="708" w:firstLine="0"/>
-      </w:pPr>
-      <w:r>
-        <w:t>Требования к функциональности системы</w:t>
-      </w:r>
-      <w:r>
-        <w:t>:</w:t>
+        <w:t>ИД услуги - ссылка на услугу. Является целочисленным типом данных. Является Ссылочным ключом.</w:t>
+      </w:r>
+    </w:p>
+    <w:p>
+      <w:pPr>
+        <w:spacing w:line="360" w:lineRule="auto"/>
+      </w:pPr>
+      <w:r>
+        <w:t>Имя типа - ссылка на тип услуги. Виден всем. Является строчным типом данных. Виден Является Ссылочным ключом.</w:t>
       </w:r>
     </w:p>
     <w:p>
@@ -1537,7 +2411,7 @@
 </file>
 
 <file path=word/numbering.xml><?xml version="1.0" encoding="utf-8"?>
-<w:numbering xmlns:wpc="http://schemas.microsoft.com/office/word/2010/wordprocessingCanvas" xmlns:cx="http://schemas.microsoft.com/office/drawing/2014/chartex" xmlns:cx1="http://schemas.microsoft.com/office/drawing/2015/9/8/chartex" xmlns:cx2="http://schemas.microsoft.com/office/drawing/2015/10/21/chartex" xmlns:cx3="http://schemas.microsoft.com/office/drawing/2016/5/9/chartex" xmlns:cx4="http://schemas.microsoft.com/office/drawing/2016/5/10/chartex" xmlns:cx5="http://schemas.microsoft.com/office/drawing/2016/5/11/chartex" xmlns:cx6="http://schemas.microsoft.com/office/drawing/2016/5/12/chartex" xmlns:cx7="http://schemas.microsoft.com/office/drawing/2016/5/13/chartex" xmlns:cx8="http://schemas.microsoft.com/office/drawing/2016/5/14/chartex" xmlns:mc="http://schemas.openxmlformats.org/markup-compatibility/2006" xmlns:aink="http://schemas.microsoft.com/office/drawing/2016/ink" xmlns:am3d="http://schemas.microsoft.com/office/drawing/2017/model3d" xmlns:o="urn:schemas-microsoft-com:office:office" xmlns:r="http://schemas.openxmlformats.org/officeDocument/2006/relationships" xmlns:m="http://schemas.openxmlformats.org/officeDocument/2006/math" xmlns:v="urn:schemas-microsoft-com:vml" xmlns:wp14="http://schemas.microsoft.com/office/word/2010/wordprocessingDrawing" xmlns:wp="http://schemas.openxmlformats.org/drawingml/2006/wordprocessingDrawing" xmlns:w10="urn:schemas-microsoft-com:office:word" xmlns:w="http://schemas.openxmlformats.org/wordprocessingml/2006/main" xmlns:w14="http://schemas.microsoft.com/office/word/2010/wordml" xmlns:w15="http://schemas.microsoft.com/office/word/2012/wordml" xmlns:w16cex="http://schemas.microsoft.com/office/word/2018/wordml/cex" xmlns:w16cid="http://schemas.microsoft.com/office/word/2016/wordml/cid" xmlns:w16="http://schemas.microsoft.com/office/word/2018/wordml" xmlns:w16sdtdh="http://schemas.microsoft.com/office/word/2020/wordml/sdtdatahash" xmlns:w16se="http://schemas.microsoft.com/office/word/2015/wordml/symex" xmlns:wpg="http://schemas.microsoft.com/office/word/2010/wordprocessingGroup" xmlns:wpi="http://schemas.microsoft.com/office/word/2010/wordprocessingInk" xmlns:wne="http://schemas.microsoft.com/office/word/2006/wordml" xmlns:wps="http://schemas.microsoft.com/office/word/2010/wordprocessingShape" mc:Ignorable="w14 w15 w16se w16cid w16 w16cex w16sdtdh wp14">
+<w:numbering xmlns:wpc="http://schemas.microsoft.com/office/word/2010/wordprocessingCanvas" xmlns:cx="http://schemas.microsoft.com/office/drawing/2014/chartex" xmlns:cx1="http://schemas.microsoft.com/office/drawing/2015/9/8/chartex" xmlns:cx2="http://schemas.microsoft.com/office/drawing/2015/10/21/chartex" xmlns:cx3="http://schemas.microsoft.com/office/drawing/2016/5/9/chartex" xmlns:cx4="http://schemas.microsoft.com/office/drawing/2016/5/10/chartex" xmlns:cx5="http://schemas.microsoft.com/office/drawing/2016/5/11/chartex" xmlns:cx6="http://schemas.microsoft.com/office/drawing/2016/5/12/chartex" xmlns:cx7="http://schemas.microsoft.com/office/drawing/2016/5/13/chartex" xmlns:cx8="http://schemas.microsoft.com/office/drawing/2016/5/14/chartex" xmlns:mc="http://schemas.openxmlformats.org/markup-compatibility/2006" xmlns:aink="http://schemas.microsoft.com/office/drawing/2016/ink" xmlns:am3d="http://schemas.microsoft.com/office/drawing/2017/model3d" xmlns:o="urn:schemas-microsoft-com:office:office" xmlns:oel="http://schemas.microsoft.com/office/2019/extlst" xmlns:r="http://schemas.openxmlformats.org/officeDocument/2006/relationships" xmlns:m="http://schemas.openxmlformats.org/officeDocument/2006/math" xmlns:v="urn:schemas-microsoft-com:vml" xmlns:wp14="http://schemas.microsoft.com/office/word/2010/wordprocessingDrawing" xmlns:wp="http://schemas.openxmlformats.org/drawingml/2006/wordprocessingDrawing" xmlns:w10="urn:schemas-microsoft-com:office:word" xmlns:w="http://schemas.openxmlformats.org/wordprocessingml/2006/main" xmlns:w14="http://schemas.microsoft.com/office/word/2010/wordml" xmlns:w15="http://schemas.microsoft.com/office/word/2012/wordml" xmlns:w16cex="http://schemas.microsoft.com/office/word/2018/wordml/cex" xmlns:w16cid="http://schemas.microsoft.com/office/word/2016/wordml/cid" xmlns:w16="http://schemas.microsoft.com/office/word/2018/wordml" xmlns:w16du="http://schemas.microsoft.com/office/word/2023/wordml/word16du" xmlns:w16sdtdh="http://schemas.microsoft.com/office/word/2020/wordml/sdtdatahash" xmlns:w16sdtfl="http://schemas.microsoft.com/office/word/2024/wordml/sdtformatlock" xmlns:w16se="http://schemas.microsoft.com/office/word/2015/wordml/symex" xmlns:wpg="http://schemas.microsoft.com/office/word/2010/wordprocessingGroup" xmlns:wpi="http://schemas.microsoft.com/office/word/2010/wordprocessingInk" xmlns:wne="http://schemas.microsoft.com/office/word/2006/wordml" xmlns:wps="http://schemas.microsoft.com/office/word/2010/wordprocessingShape" mc:Ignorable="w14 w15 w16se w16cid w16 w16cex w16sdtdh w16sdtfl w16du wp14">
   <w:abstractNum w:abstractNumId="0" w15:restartNumberingAfterBreak="0">
     <w:nsid w:val="002B2001"/>
     <w:multiLevelType w:val="multilevel"/>
@@ -1986,6 +2860,155 @@
     </w:lvl>
   </w:abstractNum>
   <w:abstractNum w:abstractNumId="3" w15:restartNumberingAfterBreak="0">
+    <w:nsid w:val="141E05FC"/>
+    <w:multiLevelType w:val="multilevel"/>
+    <w:tmpl w:val="7256D648"/>
+    <w:lvl w:ilvl="0">
+      <w:start w:val="1"/>
+      <w:numFmt w:val="bullet"/>
+      <w:lvlText w:val=""/>
+      <w:lvlJc w:val="left"/>
+      <w:pPr>
+        <w:tabs>
+          <w:tab w:val="num" w:pos="720"/>
+        </w:tabs>
+        <w:ind w:left="720" w:hanging="360"/>
+      </w:pPr>
+      <w:rPr>
+        <w:rFonts w:ascii="Symbol" w:hAnsi="Symbol" w:hint="default"/>
+        <w:sz w:val="20"/>
+      </w:rPr>
+    </w:lvl>
+    <w:lvl w:ilvl="1">
+      <w:start w:val="1"/>
+      <w:numFmt w:val="bullet"/>
+      <w:lvlText w:val="o"/>
+      <w:lvlJc w:val="left"/>
+      <w:pPr>
+        <w:tabs>
+          <w:tab w:val="num" w:pos="1440"/>
+        </w:tabs>
+        <w:ind w:left="1440" w:hanging="360"/>
+      </w:pPr>
+      <w:rPr>
+        <w:rFonts w:ascii="Courier New" w:hAnsi="Courier New" w:hint="default"/>
+        <w:sz w:val="20"/>
+      </w:rPr>
+    </w:lvl>
+    <w:lvl w:ilvl="2" w:tentative="1">
+      <w:start w:val="1"/>
+      <w:numFmt w:val="bullet"/>
+      <w:lvlText w:val=""/>
+      <w:lvlJc w:val="left"/>
+      <w:pPr>
+        <w:tabs>
+          <w:tab w:val="num" w:pos="2160"/>
+        </w:tabs>
+        <w:ind w:left="2160" w:hanging="360"/>
+      </w:pPr>
+      <w:rPr>
+        <w:rFonts w:ascii="Wingdings" w:hAnsi="Wingdings" w:hint="default"/>
+        <w:sz w:val="20"/>
+      </w:rPr>
+    </w:lvl>
+    <w:lvl w:ilvl="3" w:tentative="1">
+      <w:start w:val="1"/>
+      <w:numFmt w:val="bullet"/>
+      <w:lvlText w:val=""/>
+      <w:lvlJc w:val="left"/>
+      <w:pPr>
+        <w:tabs>
+          <w:tab w:val="num" w:pos="2880"/>
+        </w:tabs>
+        <w:ind w:left="2880" w:hanging="360"/>
+      </w:pPr>
+      <w:rPr>
+        <w:rFonts w:ascii="Wingdings" w:hAnsi="Wingdings" w:hint="default"/>
+        <w:sz w:val="20"/>
+      </w:rPr>
+    </w:lvl>
+    <w:lvl w:ilvl="4" w:tentative="1">
+      <w:start w:val="1"/>
+      <w:numFmt w:val="bullet"/>
+      <w:lvlText w:val=""/>
+      <w:lvlJc w:val="left"/>
+      <w:pPr>
+        <w:tabs>
+          <w:tab w:val="num" w:pos="3600"/>
+        </w:tabs>
+        <w:ind w:left="3600" w:hanging="360"/>
+      </w:pPr>
+      <w:rPr>
+        <w:rFonts w:ascii="Wingdings" w:hAnsi="Wingdings" w:hint="default"/>
+        <w:sz w:val="20"/>
+      </w:rPr>
+    </w:lvl>
+    <w:lvl w:ilvl="5" w:tentative="1">
+      <w:start w:val="1"/>
+      <w:numFmt w:val="bullet"/>
+      <w:lvlText w:val=""/>
+      <w:lvlJc w:val="left"/>
+      <w:pPr>
+        <w:tabs>
+          <w:tab w:val="num" w:pos="4320"/>
+        </w:tabs>
+        <w:ind w:left="4320" w:hanging="360"/>
+      </w:pPr>
+      <w:rPr>
+        <w:rFonts w:ascii="Wingdings" w:hAnsi="Wingdings" w:hint="default"/>
+        <w:sz w:val="20"/>
+      </w:rPr>
+    </w:lvl>
+    <w:lvl w:ilvl="6" w:tentative="1">
+      <w:start w:val="1"/>
+      <w:numFmt w:val="bullet"/>
+      <w:lvlText w:val=""/>
+      <w:lvlJc w:val="left"/>
+      <w:pPr>
+        <w:tabs>
+          <w:tab w:val="num" w:pos="5040"/>
+        </w:tabs>
+        <w:ind w:left="5040" w:hanging="360"/>
+      </w:pPr>
+      <w:rPr>
+        <w:rFonts w:ascii="Wingdings" w:hAnsi="Wingdings" w:hint="default"/>
+        <w:sz w:val="20"/>
+      </w:rPr>
+    </w:lvl>
+    <w:lvl w:ilvl="7" w:tentative="1">
+      <w:start w:val="1"/>
+      <w:numFmt w:val="bullet"/>
+      <w:lvlText w:val=""/>
+      <w:lvlJc w:val="left"/>
+      <w:pPr>
+        <w:tabs>
+          <w:tab w:val="num" w:pos="5760"/>
+        </w:tabs>
+        <w:ind w:left="5760" w:hanging="360"/>
+      </w:pPr>
+      <w:rPr>
+        <w:rFonts w:ascii="Wingdings" w:hAnsi="Wingdings" w:hint="default"/>
+        <w:sz w:val="20"/>
+      </w:rPr>
+    </w:lvl>
+    <w:lvl w:ilvl="8" w:tentative="1">
+      <w:start w:val="1"/>
+      <w:numFmt w:val="bullet"/>
+      <w:lvlText w:val=""/>
+      <w:lvlJc w:val="left"/>
+      <w:pPr>
+        <w:tabs>
+          <w:tab w:val="num" w:pos="6480"/>
+        </w:tabs>
+        <w:ind w:left="6480" w:hanging="360"/>
+      </w:pPr>
+      <w:rPr>
+        <w:rFonts w:ascii="Wingdings" w:hAnsi="Wingdings" w:hint="default"/>
+        <w:sz w:val="20"/>
+      </w:rPr>
+    </w:lvl>
+  </w:abstractNum>
+  <w:abstractNum w:abstractNumId="4" w15:restartNumberingAfterBreak="0">
     <w:nsid w:val="16A9773C"/>
     <w:multiLevelType w:val="hybridMultilevel"/>
     <w:tmpl w:val="7B10AD88"/>
@@ -2074,7 +3097,156 @@
       </w:pPr>
     </w:lvl>
   </w:abstractNum>
-  <w:abstractNum w:abstractNumId="4" w15:restartNumberingAfterBreak="0">
+  <w:abstractNum w:abstractNumId="5" w15:restartNumberingAfterBreak="0">
+    <w:nsid w:val="274B1FE0"/>
+    <w:multiLevelType w:val="multilevel"/>
+    <w:tmpl w:val="F4306B84"/>
+    <w:lvl w:ilvl="0">
+      <w:start w:val="1"/>
+      <w:numFmt w:val="bullet"/>
+      <w:lvlText w:val=""/>
+      <w:lvlJc w:val="left"/>
+      <w:pPr>
+        <w:tabs>
+          <w:tab w:val="num" w:pos="720"/>
+        </w:tabs>
+        <w:ind w:left="720" w:hanging="360"/>
+      </w:pPr>
+      <w:rPr>
+        <w:rFonts w:ascii="Symbol" w:hAnsi="Symbol" w:hint="default"/>
+        <w:sz w:val="20"/>
+      </w:rPr>
+    </w:lvl>
+    <w:lvl w:ilvl="1">
+      <w:start w:val="1"/>
+      <w:numFmt w:val="bullet"/>
+      <w:lvlText w:val="o"/>
+      <w:lvlJc w:val="left"/>
+      <w:pPr>
+        <w:tabs>
+          <w:tab w:val="num" w:pos="1440"/>
+        </w:tabs>
+        <w:ind w:left="1440" w:hanging="360"/>
+      </w:pPr>
+      <w:rPr>
+        <w:rFonts w:ascii="Courier New" w:hAnsi="Courier New" w:hint="default"/>
+        <w:sz w:val="20"/>
+      </w:rPr>
+    </w:lvl>
+    <w:lvl w:ilvl="2">
+      <w:start w:val="1"/>
+      <w:numFmt w:val="bullet"/>
+      <w:lvlText w:val=""/>
+      <w:lvlJc w:val="left"/>
+      <w:pPr>
+        <w:tabs>
+          <w:tab w:val="num" w:pos="2160"/>
+        </w:tabs>
+        <w:ind w:left="2160" w:hanging="360"/>
+      </w:pPr>
+      <w:rPr>
+        <w:rFonts w:ascii="Wingdings" w:hAnsi="Wingdings" w:hint="default"/>
+        <w:sz w:val="20"/>
+      </w:rPr>
+    </w:lvl>
+    <w:lvl w:ilvl="3" w:tentative="1">
+      <w:start w:val="1"/>
+      <w:numFmt w:val="bullet"/>
+      <w:lvlText w:val=""/>
+      <w:lvlJc w:val="left"/>
+      <w:pPr>
+        <w:tabs>
+          <w:tab w:val="num" w:pos="2880"/>
+        </w:tabs>
+        <w:ind w:left="2880" w:hanging="360"/>
+      </w:pPr>
+      <w:rPr>
+        <w:rFonts w:ascii="Wingdings" w:hAnsi="Wingdings" w:hint="default"/>
+        <w:sz w:val="20"/>
+      </w:rPr>
+    </w:lvl>
+    <w:lvl w:ilvl="4" w:tentative="1">
+      <w:start w:val="1"/>
+      <w:numFmt w:val="bullet"/>
+      <w:lvlText w:val=""/>
+      <w:lvlJc w:val="left"/>
+      <w:pPr>
+        <w:tabs>
+          <w:tab w:val="num" w:pos="3600"/>
+        </w:tabs>
+        <w:ind w:left="3600" w:hanging="360"/>
+      </w:pPr>
+      <w:rPr>
+        <w:rFonts w:ascii="Wingdings" w:hAnsi="Wingdings" w:hint="default"/>
+        <w:sz w:val="20"/>
+      </w:rPr>
+    </w:lvl>
+    <w:lvl w:ilvl="5" w:tentative="1">
+      <w:start w:val="1"/>
+      <w:numFmt w:val="bullet"/>
+      <w:lvlText w:val=""/>
+      <w:lvlJc w:val="left"/>
+      <w:pPr>
+        <w:tabs>
+          <w:tab w:val="num" w:pos="4320"/>
+        </w:tabs>
+        <w:ind w:left="4320" w:hanging="360"/>
+      </w:pPr>
+      <w:rPr>
+        <w:rFonts w:ascii="Wingdings" w:hAnsi="Wingdings" w:hint="default"/>
+        <w:sz w:val="20"/>
+      </w:rPr>
+    </w:lvl>
+    <w:lvl w:ilvl="6" w:tentative="1">
+      <w:start w:val="1"/>
+      <w:numFmt w:val="bullet"/>
+      <w:lvlText w:val=""/>
+      <w:lvlJc w:val="left"/>
+      <w:pPr>
+        <w:tabs>
+          <w:tab w:val="num" w:pos="5040"/>
+        </w:tabs>
+        <w:ind w:left="5040" w:hanging="360"/>
+      </w:pPr>
+      <w:rPr>
+        <w:rFonts w:ascii="Wingdings" w:hAnsi="Wingdings" w:hint="default"/>
+        <w:sz w:val="20"/>
+      </w:rPr>
+    </w:lvl>
+    <w:lvl w:ilvl="7" w:tentative="1">
+      <w:start w:val="1"/>
+      <w:numFmt w:val="bullet"/>
+      <w:lvlText w:val=""/>
+      <w:lvlJc w:val="left"/>
+      <w:pPr>
+        <w:tabs>
+          <w:tab w:val="num" w:pos="5760"/>
+        </w:tabs>
+        <w:ind w:left="5760" w:hanging="360"/>
+      </w:pPr>
+      <w:rPr>
+        <w:rFonts w:ascii="Wingdings" w:hAnsi="Wingdings" w:hint="default"/>
+        <w:sz w:val="20"/>
+      </w:rPr>
+    </w:lvl>
+    <w:lvl w:ilvl="8" w:tentative="1">
+      <w:start w:val="1"/>
+      <w:numFmt w:val="bullet"/>
+      <w:lvlText w:val=""/>
+      <w:lvlJc w:val="left"/>
+      <w:pPr>
+        <w:tabs>
+          <w:tab w:val="num" w:pos="6480"/>
+        </w:tabs>
+        <w:ind w:left="6480" w:hanging="360"/>
+      </w:pPr>
+      <w:rPr>
+        <w:rFonts w:ascii="Wingdings" w:hAnsi="Wingdings" w:hint="default"/>
+        <w:sz w:val="20"/>
+      </w:rPr>
+    </w:lvl>
+  </w:abstractNum>
+  <w:abstractNum w:abstractNumId="6" w15:restartNumberingAfterBreak="0">
     <w:nsid w:val="35D72C93"/>
     <w:multiLevelType w:val="hybridMultilevel"/>
     <w:tmpl w:val="E5B63116"/>
@@ -2163,7 +3335,305 @@
       </w:pPr>
     </w:lvl>
   </w:abstractNum>
-  <w:abstractNum w:abstractNumId="5" w15:restartNumberingAfterBreak="0">
+  <w:abstractNum w:abstractNumId="7" w15:restartNumberingAfterBreak="0">
+    <w:nsid w:val="3FF67049"/>
+    <w:multiLevelType w:val="multilevel"/>
+    <w:tmpl w:val="FD36A652"/>
+    <w:lvl w:ilvl="0">
+      <w:start w:val="1"/>
+      <w:numFmt w:val="bullet"/>
+      <w:lvlText w:val=""/>
+      <w:lvlJc w:val="left"/>
+      <w:pPr>
+        <w:tabs>
+          <w:tab w:val="num" w:pos="720"/>
+        </w:tabs>
+        <w:ind w:left="720" w:hanging="360"/>
+      </w:pPr>
+      <w:rPr>
+        <w:rFonts w:ascii="Symbol" w:hAnsi="Symbol" w:hint="default"/>
+        <w:sz w:val="20"/>
+      </w:rPr>
+    </w:lvl>
+    <w:lvl w:ilvl="1">
+      <w:start w:val="1"/>
+      <w:numFmt w:val="bullet"/>
+      <w:lvlText w:val="o"/>
+      <w:lvlJc w:val="left"/>
+      <w:pPr>
+        <w:tabs>
+          <w:tab w:val="num" w:pos="1440"/>
+        </w:tabs>
+        <w:ind w:left="1440" w:hanging="360"/>
+      </w:pPr>
+      <w:rPr>
+        <w:rFonts w:ascii="Courier New" w:hAnsi="Courier New" w:hint="default"/>
+        <w:sz w:val="20"/>
+      </w:rPr>
+    </w:lvl>
+    <w:lvl w:ilvl="2" w:tentative="1">
+      <w:start w:val="1"/>
+      <w:numFmt w:val="bullet"/>
+      <w:lvlText w:val=""/>
+      <w:lvlJc w:val="left"/>
+      <w:pPr>
+        <w:tabs>
+          <w:tab w:val="num" w:pos="2160"/>
+        </w:tabs>
+        <w:ind w:left="2160" w:hanging="360"/>
+      </w:pPr>
+      <w:rPr>
+        <w:rFonts w:ascii="Wingdings" w:hAnsi="Wingdings" w:hint="default"/>
+        <w:sz w:val="20"/>
+      </w:rPr>
+    </w:lvl>
+    <w:lvl w:ilvl="3" w:tentative="1">
+      <w:start w:val="1"/>
+      <w:numFmt w:val="bullet"/>
+      <w:lvlText w:val=""/>
+      <w:lvlJc w:val="left"/>
+      <w:pPr>
+        <w:tabs>
+          <w:tab w:val="num" w:pos="2880"/>
+        </w:tabs>
+        <w:ind w:left="2880" w:hanging="360"/>
+      </w:pPr>
+      <w:rPr>
+        <w:rFonts w:ascii="Wingdings" w:hAnsi="Wingdings" w:hint="default"/>
+        <w:sz w:val="20"/>
+      </w:rPr>
+    </w:lvl>
+    <w:lvl w:ilvl="4" w:tentative="1">
+      <w:start w:val="1"/>
+      <w:numFmt w:val="bullet"/>
+      <w:lvlText w:val=""/>
+      <w:lvlJc w:val="left"/>
+      <w:pPr>
+        <w:tabs>
+          <w:tab w:val="num" w:pos="3600"/>
+        </w:tabs>
+        <w:ind w:left="3600" w:hanging="360"/>
+      </w:pPr>
+      <w:rPr>
+        <w:rFonts w:ascii="Wingdings" w:hAnsi="Wingdings" w:hint="default"/>
+        <w:sz w:val="20"/>
+      </w:rPr>
+    </w:lvl>
+    <w:lvl w:ilvl="5" w:tentative="1">
+      <w:start w:val="1"/>
+      <w:numFmt w:val="bullet"/>
+      <w:lvlText w:val=""/>
+      <w:lvlJc w:val="left"/>
+      <w:pPr>
+        <w:tabs>
+          <w:tab w:val="num" w:pos="4320"/>
+        </w:tabs>
+        <w:ind w:left="4320" w:hanging="360"/>
+      </w:pPr>
+      <w:rPr>
+        <w:rFonts w:ascii="Wingdings" w:hAnsi="Wingdings" w:hint="default"/>
+        <w:sz w:val="20"/>
+      </w:rPr>
+    </w:lvl>
+    <w:lvl w:ilvl="6" w:tentative="1">
+      <w:start w:val="1"/>
+      <w:numFmt w:val="bullet"/>
+      <w:lvlText w:val=""/>
+      <w:lvlJc w:val="left"/>
+      <w:pPr>
+        <w:tabs>
+          <w:tab w:val="num" w:pos="5040"/>
+        </w:tabs>
+        <w:ind w:left="5040" w:hanging="360"/>
+      </w:pPr>
+      <w:rPr>
+        <w:rFonts w:ascii="Wingdings" w:hAnsi="Wingdings" w:hint="default"/>
+        <w:sz w:val="20"/>
+      </w:rPr>
+    </w:lvl>
+    <w:lvl w:ilvl="7" w:tentative="1">
+      <w:start w:val="1"/>
+      <w:numFmt w:val="bullet"/>
+      <w:lvlText w:val=""/>
+      <w:lvlJc w:val="left"/>
+      <w:pPr>
+        <w:tabs>
+          <w:tab w:val="num" w:pos="5760"/>
+        </w:tabs>
+        <w:ind w:left="5760" w:hanging="360"/>
+      </w:pPr>
+      <w:rPr>
+        <w:rFonts w:ascii="Wingdings" w:hAnsi="Wingdings" w:hint="default"/>
+        <w:sz w:val="20"/>
+      </w:rPr>
+    </w:lvl>
+    <w:lvl w:ilvl="8" w:tentative="1">
+      <w:start w:val="1"/>
+      <w:numFmt w:val="bullet"/>
+      <w:lvlText w:val=""/>
+      <w:lvlJc w:val="left"/>
+      <w:pPr>
+        <w:tabs>
+          <w:tab w:val="num" w:pos="6480"/>
+        </w:tabs>
+        <w:ind w:left="6480" w:hanging="360"/>
+      </w:pPr>
+      <w:rPr>
+        <w:rFonts w:ascii="Wingdings" w:hAnsi="Wingdings" w:hint="default"/>
+        <w:sz w:val="20"/>
+      </w:rPr>
+    </w:lvl>
+  </w:abstractNum>
+  <w:abstractNum w:abstractNumId="8" w15:restartNumberingAfterBreak="0">
+    <w:nsid w:val="4ECD4D7D"/>
+    <w:multiLevelType w:val="multilevel"/>
+    <w:tmpl w:val="15281F9A"/>
+    <w:lvl w:ilvl="0">
+      <w:start w:val="1"/>
+      <w:numFmt w:val="bullet"/>
+      <w:lvlText w:val=""/>
+      <w:lvlJc w:val="left"/>
+      <w:pPr>
+        <w:tabs>
+          <w:tab w:val="num" w:pos="720"/>
+        </w:tabs>
+        <w:ind w:left="720" w:hanging="360"/>
+      </w:pPr>
+      <w:rPr>
+        <w:rFonts w:ascii="Symbol" w:hAnsi="Symbol" w:hint="default"/>
+        <w:sz w:val="20"/>
+      </w:rPr>
+    </w:lvl>
+    <w:lvl w:ilvl="1">
+      <w:start w:val="1"/>
+      <w:numFmt w:val="bullet"/>
+      <w:lvlText w:val="o"/>
+      <w:lvlJc w:val="left"/>
+      <w:pPr>
+        <w:tabs>
+          <w:tab w:val="num" w:pos="1440"/>
+        </w:tabs>
+        <w:ind w:left="1440" w:hanging="360"/>
+      </w:pPr>
+      <w:rPr>
+        <w:rFonts w:ascii="Courier New" w:hAnsi="Courier New" w:hint="default"/>
+        <w:sz w:val="20"/>
+      </w:rPr>
+    </w:lvl>
+    <w:lvl w:ilvl="2">
+      <w:start w:val="1"/>
+      <w:numFmt w:val="bullet"/>
+      <w:lvlText w:val=""/>
+      <w:lvlJc w:val="left"/>
+      <w:pPr>
+        <w:tabs>
+          <w:tab w:val="num" w:pos="2160"/>
+        </w:tabs>
+        <w:ind w:left="2160" w:hanging="360"/>
+      </w:pPr>
+      <w:rPr>
+        <w:rFonts w:ascii="Wingdings" w:hAnsi="Wingdings" w:hint="default"/>
+        <w:sz w:val="20"/>
+      </w:rPr>
+    </w:lvl>
+    <w:lvl w:ilvl="3" w:tentative="1">
+      <w:start w:val="1"/>
+      <w:numFmt w:val="bullet"/>
+      <w:lvlText w:val=""/>
+      <w:lvlJc w:val="left"/>
+      <w:pPr>
+        <w:tabs>
+          <w:tab w:val="num" w:pos="2880"/>
+        </w:tabs>
+        <w:ind w:left="2880" w:hanging="360"/>
+      </w:pPr>
+      <w:rPr>
+        <w:rFonts w:ascii="Wingdings" w:hAnsi="Wingdings" w:hint="default"/>
+        <w:sz w:val="20"/>
+      </w:rPr>
+    </w:lvl>
+    <w:lvl w:ilvl="4" w:tentative="1">
+      <w:start w:val="1"/>
+      <w:numFmt w:val="bullet"/>
+      <w:lvlText w:val=""/>
+      <w:lvlJc w:val="left"/>
+      <w:pPr>
+        <w:tabs>
+          <w:tab w:val="num" w:pos="3600"/>
+        </w:tabs>
+        <w:ind w:left="3600" w:hanging="360"/>
+      </w:pPr>
+      <w:rPr>
+        <w:rFonts w:ascii="Wingdings" w:hAnsi="Wingdings" w:hint="default"/>
+        <w:sz w:val="20"/>
+      </w:rPr>
+    </w:lvl>
+    <w:lvl w:ilvl="5" w:tentative="1">
+      <w:start w:val="1"/>
+      <w:numFmt w:val="bullet"/>
+      <w:lvlText w:val=""/>
+      <w:lvlJc w:val="left"/>
+      <w:pPr>
+        <w:tabs>
+          <w:tab w:val="num" w:pos="4320"/>
+        </w:tabs>
+        <w:ind w:left="4320" w:hanging="360"/>
+      </w:pPr>
+      <w:rPr>
+        <w:rFonts w:ascii="Wingdings" w:hAnsi="Wingdings" w:hint="default"/>
+        <w:sz w:val="20"/>
+      </w:rPr>
+    </w:lvl>
+    <w:lvl w:ilvl="6" w:tentative="1">
+      <w:start w:val="1"/>
+      <w:numFmt w:val="bullet"/>
+      <w:lvlText w:val=""/>
+      <w:lvlJc w:val="left"/>
+      <w:pPr>
+        <w:tabs>
+          <w:tab w:val="num" w:pos="5040"/>
+        </w:tabs>
+        <w:ind w:left="5040" w:hanging="360"/>
+      </w:pPr>
+      <w:rPr>
+        <w:rFonts w:ascii="Wingdings" w:hAnsi="Wingdings" w:hint="default"/>
+        <w:sz w:val="20"/>
+      </w:rPr>
+    </w:lvl>
+    <w:lvl w:ilvl="7" w:tentative="1">
+      <w:start w:val="1"/>
+      <w:numFmt w:val="bullet"/>
+      <w:lvlText w:val=""/>
+      <w:lvlJc w:val="left"/>
+      <w:pPr>
+        <w:tabs>
+          <w:tab w:val="num" w:pos="5760"/>
+        </w:tabs>
+        <w:ind w:left="5760" w:hanging="360"/>
+      </w:pPr>
+      <w:rPr>
+        <w:rFonts w:ascii="Wingdings" w:hAnsi="Wingdings" w:hint="default"/>
+        <w:sz w:val="20"/>
+      </w:rPr>
+    </w:lvl>
+    <w:lvl w:ilvl="8" w:tentative="1">
+      <w:start w:val="1"/>
+      <w:numFmt w:val="bullet"/>
+      <w:lvlText w:val=""/>
+      <w:lvlJc w:val="left"/>
+      <w:pPr>
+        <w:tabs>
+          <w:tab w:val="num" w:pos="6480"/>
+        </w:tabs>
+        <w:ind w:left="6480" w:hanging="360"/>
+      </w:pPr>
+      <w:rPr>
+        <w:rFonts w:ascii="Wingdings" w:hAnsi="Wingdings" w:hint="default"/>
+        <w:sz w:val="20"/>
+      </w:rPr>
+    </w:lvl>
+  </w:abstractNum>
+  <w:abstractNum w:abstractNumId="9" w15:restartNumberingAfterBreak="0">
     <w:nsid w:val="538F4E39"/>
     <w:multiLevelType w:val="multilevel"/>
     <w:tmpl w:val="2B00FF96"/>
@@ -2312,7 +3782,7 @@
       </w:rPr>
     </w:lvl>
   </w:abstractNum>
-  <w:abstractNum w:abstractNumId="6" w15:restartNumberingAfterBreak="0">
+  <w:abstractNum w:abstractNumId="10" w15:restartNumberingAfterBreak="0">
     <w:nsid w:val="59264AED"/>
     <w:multiLevelType w:val="hybridMultilevel"/>
     <w:tmpl w:val="E5B63116"/>
@@ -2401,7 +3871,394 @@
       </w:pPr>
     </w:lvl>
   </w:abstractNum>
-  <w:abstractNum w:abstractNumId="7" w15:restartNumberingAfterBreak="0">
+  <w:abstractNum w:abstractNumId="11" w15:restartNumberingAfterBreak="0">
+    <w:nsid w:val="5E4E1F8E"/>
+    <w:multiLevelType w:val="hybridMultilevel"/>
+    <w:tmpl w:val="E5B63116"/>
+    <w:lvl w:ilvl="0" w:tplc="FFFFFFFF">
+      <w:start w:val="1"/>
+      <w:numFmt w:val="decimal"/>
+      <w:lvlText w:val="%1."/>
+      <w:lvlJc w:val="left"/>
+      <w:pPr>
+        <w:ind w:left="1068" w:hanging="360"/>
+      </w:pPr>
+      <w:rPr>
+        <w:rFonts w:hint="default"/>
+      </w:rPr>
+    </w:lvl>
+    <w:lvl w:ilvl="1" w:tplc="FFFFFFFF">
+      <w:start w:val="1"/>
+      <w:numFmt w:val="lowerLetter"/>
+      <w:lvlText w:val="%2."/>
+      <w:lvlJc w:val="left"/>
+      <w:pPr>
+        <w:ind w:left="1788" w:hanging="360"/>
+      </w:pPr>
+    </w:lvl>
+    <w:lvl w:ilvl="2" w:tplc="FFFFFFFF" w:tentative="1">
+      <w:start w:val="1"/>
+      <w:numFmt w:val="lowerRoman"/>
+      <w:lvlText w:val="%3."/>
+      <w:lvlJc w:val="right"/>
+      <w:pPr>
+        <w:ind w:left="2508" w:hanging="180"/>
+      </w:pPr>
+    </w:lvl>
+    <w:lvl w:ilvl="3" w:tplc="FFFFFFFF" w:tentative="1">
+      <w:start w:val="1"/>
+      <w:numFmt w:val="decimal"/>
+      <w:lvlText w:val="%4."/>
+      <w:lvlJc w:val="left"/>
+      <w:pPr>
+        <w:ind w:left="3228" w:hanging="360"/>
+      </w:pPr>
+    </w:lvl>
+    <w:lvl w:ilvl="4" w:tplc="FFFFFFFF" w:tentative="1">
+      <w:start w:val="1"/>
+      <w:numFmt w:val="lowerLetter"/>
+      <w:lvlText w:val="%5."/>
+      <w:lvlJc w:val="left"/>
+      <w:pPr>
+        <w:ind w:left="3948" w:hanging="360"/>
+      </w:pPr>
+    </w:lvl>
+    <w:lvl w:ilvl="5" w:tplc="FFFFFFFF" w:tentative="1">
+      <w:start w:val="1"/>
+      <w:numFmt w:val="lowerRoman"/>
+      <w:lvlText w:val="%6."/>
+      <w:lvlJc w:val="right"/>
+      <w:pPr>
+        <w:ind w:left="4668" w:hanging="180"/>
+      </w:pPr>
+    </w:lvl>
+    <w:lvl w:ilvl="6" w:tplc="FFFFFFFF" w:tentative="1">
+      <w:start w:val="1"/>
+      <w:numFmt w:val="decimal"/>
+      <w:lvlText w:val="%7."/>
+      <w:lvlJc w:val="left"/>
+      <w:pPr>
+        <w:ind w:left="5388" w:hanging="360"/>
+      </w:pPr>
+    </w:lvl>
+    <w:lvl w:ilvl="7" w:tplc="FFFFFFFF" w:tentative="1">
+      <w:start w:val="1"/>
+      <w:numFmt w:val="lowerLetter"/>
+      <w:lvlText w:val="%8."/>
+      <w:lvlJc w:val="left"/>
+      <w:pPr>
+        <w:ind w:left="6108" w:hanging="360"/>
+      </w:pPr>
+    </w:lvl>
+    <w:lvl w:ilvl="8" w:tplc="FFFFFFFF" w:tentative="1">
+      <w:start w:val="1"/>
+      <w:numFmt w:val="lowerRoman"/>
+      <w:lvlText w:val="%9."/>
+      <w:lvlJc w:val="right"/>
+      <w:pPr>
+        <w:ind w:left="6828" w:hanging="180"/>
+      </w:pPr>
+    </w:lvl>
+  </w:abstractNum>
+  <w:abstractNum w:abstractNumId="12" w15:restartNumberingAfterBreak="0">
+    <w:nsid w:val="607E191C"/>
+    <w:multiLevelType w:val="multilevel"/>
+    <w:tmpl w:val="FE966B22"/>
+    <w:lvl w:ilvl="0">
+      <w:start w:val="1"/>
+      <w:numFmt w:val="bullet"/>
+      <w:lvlText w:val=""/>
+      <w:lvlJc w:val="left"/>
+      <w:pPr>
+        <w:tabs>
+          <w:tab w:val="num" w:pos="720"/>
+        </w:tabs>
+        <w:ind w:left="720" w:hanging="360"/>
+      </w:pPr>
+      <w:rPr>
+        <w:rFonts w:ascii="Symbol" w:hAnsi="Symbol" w:hint="default"/>
+        <w:sz w:val="20"/>
+      </w:rPr>
+    </w:lvl>
+    <w:lvl w:ilvl="1">
+      <w:start w:val="1"/>
+      <w:numFmt w:val="bullet"/>
+      <w:lvlText w:val="o"/>
+      <w:lvlJc w:val="left"/>
+      <w:pPr>
+        <w:tabs>
+          <w:tab w:val="num" w:pos="1440"/>
+        </w:tabs>
+        <w:ind w:left="1440" w:hanging="360"/>
+      </w:pPr>
+      <w:rPr>
+        <w:rFonts w:ascii="Courier New" w:hAnsi="Courier New" w:hint="default"/>
+        <w:sz w:val="20"/>
+      </w:rPr>
+    </w:lvl>
+    <w:lvl w:ilvl="2" w:tentative="1">
+      <w:start w:val="1"/>
+      <w:numFmt w:val="bullet"/>
+      <w:lvlText w:val=""/>
+      <w:lvlJc w:val="left"/>
+      <w:pPr>
+        <w:tabs>
+          <w:tab w:val="num" w:pos="2160"/>
+        </w:tabs>
+        <w:ind w:left="2160" w:hanging="360"/>
+      </w:pPr>
+      <w:rPr>
+        <w:rFonts w:ascii="Wingdings" w:hAnsi="Wingdings" w:hint="default"/>
+        <w:sz w:val="20"/>
+      </w:rPr>
+    </w:lvl>
+    <w:lvl w:ilvl="3" w:tentative="1">
+      <w:start w:val="1"/>
+      <w:numFmt w:val="bullet"/>
+      <w:lvlText w:val=""/>
+      <w:lvlJc w:val="left"/>
+      <w:pPr>
+        <w:tabs>
+          <w:tab w:val="num" w:pos="2880"/>
+        </w:tabs>
+        <w:ind w:left="2880" w:hanging="360"/>
+      </w:pPr>
+      <w:rPr>
+        <w:rFonts w:ascii="Wingdings" w:hAnsi="Wingdings" w:hint="default"/>
+        <w:sz w:val="20"/>
+      </w:rPr>
+    </w:lvl>
+    <w:lvl w:ilvl="4" w:tentative="1">
+      <w:start w:val="1"/>
+      <w:numFmt w:val="bullet"/>
+      <w:lvlText w:val=""/>
+      <w:lvlJc w:val="left"/>
+      <w:pPr>
+        <w:tabs>
+          <w:tab w:val="num" w:pos="3600"/>
+        </w:tabs>
+        <w:ind w:left="3600" w:hanging="360"/>
+      </w:pPr>
+      <w:rPr>
+        <w:rFonts w:ascii="Wingdings" w:hAnsi="Wingdings" w:hint="default"/>
+        <w:sz w:val="20"/>
+      </w:rPr>
+    </w:lvl>
+    <w:lvl w:ilvl="5" w:tentative="1">
+      <w:start w:val="1"/>
+      <w:numFmt w:val="bullet"/>
+      <w:lvlText w:val=""/>
+      <w:lvlJc w:val="left"/>
+      <w:pPr>
+        <w:tabs>
+          <w:tab w:val="num" w:pos="4320"/>
+        </w:tabs>
+        <w:ind w:left="4320" w:hanging="360"/>
+      </w:pPr>
+      <w:rPr>
+        <w:rFonts w:ascii="Wingdings" w:hAnsi="Wingdings" w:hint="default"/>
+        <w:sz w:val="20"/>
+      </w:rPr>
+    </w:lvl>
+    <w:lvl w:ilvl="6" w:tentative="1">
+      <w:start w:val="1"/>
+      <w:numFmt w:val="bullet"/>
+      <w:lvlText w:val=""/>
+      <w:lvlJc w:val="left"/>
+      <w:pPr>
+        <w:tabs>
+          <w:tab w:val="num" w:pos="5040"/>
+        </w:tabs>
+        <w:ind w:left="5040" w:hanging="360"/>
+      </w:pPr>
+      <w:rPr>
+        <w:rFonts w:ascii="Wingdings" w:hAnsi="Wingdings" w:hint="default"/>
+        <w:sz w:val="20"/>
+      </w:rPr>
+    </w:lvl>
+    <w:lvl w:ilvl="7" w:tentative="1">
+      <w:start w:val="1"/>
+      <w:numFmt w:val="bullet"/>
+      <w:lvlText w:val=""/>
+      <w:lvlJc w:val="left"/>
+      <w:pPr>
+        <w:tabs>
+          <w:tab w:val="num" w:pos="5760"/>
+        </w:tabs>
+        <w:ind w:left="5760" w:hanging="360"/>
+      </w:pPr>
+      <w:rPr>
+        <w:rFonts w:ascii="Wingdings" w:hAnsi="Wingdings" w:hint="default"/>
+        <w:sz w:val="20"/>
+      </w:rPr>
+    </w:lvl>
+    <w:lvl w:ilvl="8" w:tentative="1">
+      <w:start w:val="1"/>
+      <w:numFmt w:val="bullet"/>
+      <w:lvlText w:val=""/>
+      <w:lvlJc w:val="left"/>
+      <w:pPr>
+        <w:tabs>
+          <w:tab w:val="num" w:pos="6480"/>
+        </w:tabs>
+        <w:ind w:left="6480" w:hanging="360"/>
+      </w:pPr>
+      <w:rPr>
+        <w:rFonts w:ascii="Wingdings" w:hAnsi="Wingdings" w:hint="default"/>
+        <w:sz w:val="20"/>
+      </w:rPr>
+    </w:lvl>
+  </w:abstractNum>
+  <w:abstractNum w:abstractNumId="13" w15:restartNumberingAfterBreak="0">
+    <w:nsid w:val="6E352F30"/>
+    <w:multiLevelType w:val="multilevel"/>
+    <w:tmpl w:val="1938E110"/>
+    <w:lvl w:ilvl="0">
+      <w:start w:val="1"/>
+      <w:numFmt w:val="bullet"/>
+      <w:lvlText w:val=""/>
+      <w:lvlJc w:val="left"/>
+      <w:pPr>
+        <w:tabs>
+          <w:tab w:val="num" w:pos="720"/>
+        </w:tabs>
+        <w:ind w:left="720" w:hanging="360"/>
+      </w:pPr>
+      <w:rPr>
+        <w:rFonts w:ascii="Symbol" w:hAnsi="Symbol" w:hint="default"/>
+        <w:sz w:val="20"/>
+      </w:rPr>
+    </w:lvl>
+    <w:lvl w:ilvl="1">
+      <w:start w:val="1"/>
+      <w:numFmt w:val="bullet"/>
+      <w:lvlText w:val="o"/>
+      <w:lvlJc w:val="left"/>
+      <w:pPr>
+        <w:tabs>
+          <w:tab w:val="num" w:pos="1440"/>
+        </w:tabs>
+        <w:ind w:left="1440" w:hanging="360"/>
+      </w:pPr>
+      <w:rPr>
+        <w:rFonts w:ascii="Courier New" w:hAnsi="Courier New" w:hint="default"/>
+        <w:sz w:val="20"/>
+      </w:rPr>
+    </w:lvl>
+    <w:lvl w:ilvl="2" w:tentative="1">
+      <w:start w:val="1"/>
+      <w:numFmt w:val="bullet"/>
+      <w:lvlText w:val=""/>
+      <w:lvlJc w:val="left"/>
+      <w:pPr>
+        <w:tabs>
+          <w:tab w:val="num" w:pos="2160"/>
+        </w:tabs>
+        <w:ind w:left="2160" w:hanging="360"/>
+      </w:pPr>
+      <w:rPr>
+        <w:rFonts w:ascii="Wingdings" w:hAnsi="Wingdings" w:hint="default"/>
+        <w:sz w:val="20"/>
+      </w:rPr>
+    </w:lvl>
+    <w:lvl w:ilvl="3" w:tentative="1">
+      <w:start w:val="1"/>
+      <w:numFmt w:val="bullet"/>
+      <w:lvlText w:val=""/>
+      <w:lvlJc w:val="left"/>
+      <w:pPr>
+        <w:tabs>
+          <w:tab w:val="num" w:pos="2880"/>
+        </w:tabs>
+        <w:ind w:left="2880" w:hanging="360"/>
+      </w:pPr>
+      <w:rPr>
+        <w:rFonts w:ascii="Wingdings" w:hAnsi="Wingdings" w:hint="default"/>
+        <w:sz w:val="20"/>
+      </w:rPr>
+    </w:lvl>
+    <w:lvl w:ilvl="4" w:tentative="1">
+      <w:start w:val="1"/>
+      <w:numFmt w:val="bullet"/>
+      <w:lvlText w:val=""/>
+      <w:lvlJc w:val="left"/>
+      <w:pPr>
+        <w:tabs>
+          <w:tab w:val="num" w:pos="3600"/>
+        </w:tabs>
+        <w:ind w:left="3600" w:hanging="360"/>
+      </w:pPr>
+      <w:rPr>
+        <w:rFonts w:ascii="Wingdings" w:hAnsi="Wingdings" w:hint="default"/>
+        <w:sz w:val="20"/>
+      </w:rPr>
+    </w:lvl>
+    <w:lvl w:ilvl="5" w:tentative="1">
+      <w:start w:val="1"/>
+      <w:numFmt w:val="bullet"/>
+      <w:lvlText w:val=""/>
+      <w:lvlJc w:val="left"/>
+      <w:pPr>
+        <w:tabs>
+          <w:tab w:val="num" w:pos="4320"/>
+        </w:tabs>
+        <w:ind w:left="4320" w:hanging="360"/>
+      </w:pPr>
+      <w:rPr>
+        <w:rFonts w:ascii="Wingdings" w:hAnsi="Wingdings" w:hint="default"/>
+        <w:sz w:val="20"/>
+      </w:rPr>
+    </w:lvl>
+    <w:lvl w:ilvl="6" w:tentative="1">
+      <w:start w:val="1"/>
+      <w:numFmt w:val="bullet"/>
+      <w:lvlText w:val=""/>
+      <w:lvlJc w:val="left"/>
+      <w:pPr>
+        <w:tabs>
+          <w:tab w:val="num" w:pos="5040"/>
+        </w:tabs>
+        <w:ind w:left="5040" w:hanging="360"/>
+      </w:pPr>
+      <w:rPr>
+        <w:rFonts w:ascii="Wingdings" w:hAnsi="Wingdings" w:hint="default"/>
+        <w:sz w:val="20"/>
+      </w:rPr>
+    </w:lvl>
+    <w:lvl w:ilvl="7" w:tentative="1">
+      <w:start w:val="1"/>
+      <w:numFmt w:val="bullet"/>
+      <w:lvlText w:val=""/>
+      <w:lvlJc w:val="left"/>
+      <w:pPr>
+        <w:tabs>
+          <w:tab w:val="num" w:pos="5760"/>
+        </w:tabs>
+        <w:ind w:left="5760" w:hanging="360"/>
+      </w:pPr>
+      <w:rPr>
+        <w:rFonts w:ascii="Wingdings" w:hAnsi="Wingdings" w:hint="default"/>
+        <w:sz w:val="20"/>
+      </w:rPr>
+    </w:lvl>
+    <w:lvl w:ilvl="8" w:tentative="1">
+      <w:start w:val="1"/>
+      <w:numFmt w:val="bullet"/>
+      <w:lvlText w:val=""/>
+      <w:lvlJc w:val="left"/>
+      <w:pPr>
+        <w:tabs>
+          <w:tab w:val="num" w:pos="6480"/>
+        </w:tabs>
+        <w:ind w:left="6480" w:hanging="360"/>
+      </w:pPr>
+      <w:rPr>
+        <w:rFonts w:ascii="Wingdings" w:hAnsi="Wingdings" w:hint="default"/>
+        <w:sz w:val="20"/>
+      </w:rPr>
+    </w:lvl>
+  </w:abstractNum>
+  <w:abstractNum w:abstractNumId="14" w15:restartNumberingAfterBreak="0">
     <w:nsid w:val="71011310"/>
     <w:multiLevelType w:val="hybridMultilevel"/>
     <w:tmpl w:val="1084F1D2"/>
@@ -2490,7 +4347,156 @@
       </w:pPr>
     </w:lvl>
   </w:abstractNum>
-  <w:abstractNum w:abstractNumId="8" w15:restartNumberingAfterBreak="0">
+  <w:abstractNum w:abstractNumId="15" w15:restartNumberingAfterBreak="0">
+    <w:nsid w:val="73916367"/>
+    <w:multiLevelType w:val="multilevel"/>
+    <w:tmpl w:val="66AA00E6"/>
+    <w:lvl w:ilvl="0">
+      <w:start w:val="1"/>
+      <w:numFmt w:val="bullet"/>
+      <w:lvlText w:val=""/>
+      <w:lvlJc w:val="left"/>
+      <w:pPr>
+        <w:tabs>
+          <w:tab w:val="num" w:pos="720"/>
+        </w:tabs>
+        <w:ind w:left="720" w:hanging="360"/>
+      </w:pPr>
+      <w:rPr>
+        <w:rFonts w:ascii="Symbol" w:hAnsi="Symbol" w:hint="default"/>
+        <w:sz w:val="20"/>
+      </w:rPr>
+    </w:lvl>
+    <w:lvl w:ilvl="1">
+      <w:start w:val="1"/>
+      <w:numFmt w:val="bullet"/>
+      <w:lvlText w:val="o"/>
+      <w:lvlJc w:val="left"/>
+      <w:pPr>
+        <w:tabs>
+          <w:tab w:val="num" w:pos="1440"/>
+        </w:tabs>
+        <w:ind w:left="1440" w:hanging="360"/>
+      </w:pPr>
+      <w:rPr>
+        <w:rFonts w:ascii="Courier New" w:hAnsi="Courier New" w:hint="default"/>
+        <w:sz w:val="20"/>
+      </w:rPr>
+    </w:lvl>
+    <w:lvl w:ilvl="2">
+      <w:start w:val="1"/>
+      <w:numFmt w:val="bullet"/>
+      <w:lvlText w:val=""/>
+      <w:lvlJc w:val="left"/>
+      <w:pPr>
+        <w:tabs>
+          <w:tab w:val="num" w:pos="2160"/>
+        </w:tabs>
+        <w:ind w:left="2160" w:hanging="360"/>
+      </w:pPr>
+      <w:rPr>
+        <w:rFonts w:ascii="Wingdings" w:hAnsi="Wingdings" w:hint="default"/>
+        <w:sz w:val="20"/>
+      </w:rPr>
+    </w:lvl>
+    <w:lvl w:ilvl="3" w:tentative="1">
+      <w:start w:val="1"/>
+      <w:numFmt w:val="bullet"/>
+      <w:lvlText w:val=""/>
+      <w:lvlJc w:val="left"/>
+      <w:pPr>
+        <w:tabs>
+          <w:tab w:val="num" w:pos="2880"/>
+        </w:tabs>
+        <w:ind w:left="2880" w:hanging="360"/>
+      </w:pPr>
+      <w:rPr>
+        <w:rFonts w:ascii="Wingdings" w:hAnsi="Wingdings" w:hint="default"/>
+        <w:sz w:val="20"/>
+      </w:rPr>
+    </w:lvl>
+    <w:lvl w:ilvl="4" w:tentative="1">
+      <w:start w:val="1"/>
+      <w:numFmt w:val="bullet"/>
+      <w:lvlText w:val=""/>
+      <w:lvlJc w:val="left"/>
+      <w:pPr>
+        <w:tabs>
+          <w:tab w:val="num" w:pos="3600"/>
+        </w:tabs>
+        <w:ind w:left="3600" w:hanging="360"/>
+      </w:pPr>
+      <w:rPr>
+        <w:rFonts w:ascii="Wingdings" w:hAnsi="Wingdings" w:hint="default"/>
+        <w:sz w:val="20"/>
+      </w:rPr>
+    </w:lvl>
+    <w:lvl w:ilvl="5" w:tentative="1">
+      <w:start w:val="1"/>
+      <w:numFmt w:val="bullet"/>
+      <w:lvlText w:val=""/>
+      <w:lvlJc w:val="left"/>
+      <w:pPr>
+        <w:tabs>
+          <w:tab w:val="num" w:pos="4320"/>
+        </w:tabs>
+        <w:ind w:left="4320" w:hanging="360"/>
+      </w:pPr>
+      <w:rPr>
+        <w:rFonts w:ascii="Wingdings" w:hAnsi="Wingdings" w:hint="default"/>
+        <w:sz w:val="20"/>
+      </w:rPr>
+    </w:lvl>
+    <w:lvl w:ilvl="6" w:tentative="1">
+      <w:start w:val="1"/>
+      <w:numFmt w:val="bullet"/>
+      <w:lvlText w:val=""/>
+      <w:lvlJc w:val="left"/>
+      <w:pPr>
+        <w:tabs>
+          <w:tab w:val="num" w:pos="5040"/>
+        </w:tabs>
+        <w:ind w:left="5040" w:hanging="360"/>
+      </w:pPr>
+      <w:rPr>
+        <w:rFonts w:ascii="Wingdings" w:hAnsi="Wingdings" w:hint="default"/>
+        <w:sz w:val="20"/>
+      </w:rPr>
+    </w:lvl>
+    <w:lvl w:ilvl="7" w:tentative="1">
+      <w:start w:val="1"/>
+      <w:numFmt w:val="bullet"/>
+      <w:lvlText w:val=""/>
+      <w:lvlJc w:val="left"/>
+      <w:pPr>
+        <w:tabs>
+          <w:tab w:val="num" w:pos="5760"/>
+        </w:tabs>
+        <w:ind w:left="5760" w:hanging="360"/>
+      </w:pPr>
+      <w:rPr>
+        <w:rFonts w:ascii="Wingdings" w:hAnsi="Wingdings" w:hint="default"/>
+        <w:sz w:val="20"/>
+      </w:rPr>
+    </w:lvl>
+    <w:lvl w:ilvl="8" w:tentative="1">
+      <w:start w:val="1"/>
+      <w:numFmt w:val="bullet"/>
+      <w:lvlText w:val=""/>
+      <w:lvlJc w:val="left"/>
+      <w:pPr>
+        <w:tabs>
+          <w:tab w:val="num" w:pos="6480"/>
+        </w:tabs>
+        <w:ind w:left="6480" w:hanging="360"/>
+      </w:pPr>
+      <w:rPr>
+        <w:rFonts w:ascii="Wingdings" w:hAnsi="Wingdings" w:hint="default"/>
+        <w:sz w:val="20"/>
+      </w:rPr>
+    </w:lvl>
+  </w:abstractNum>
+  <w:abstractNum w:abstractNumId="16" w15:restartNumberingAfterBreak="0">
     <w:nsid w:val="76E92C4F"/>
     <w:multiLevelType w:val="hybridMultilevel"/>
     <w:tmpl w:val="337A3D9C"/>
@@ -2577,7 +4583,7 @@
       </w:pPr>
     </w:lvl>
   </w:abstractNum>
-  <w:abstractNum w:abstractNumId="9" w15:restartNumberingAfterBreak="0">
+  <w:abstractNum w:abstractNumId="17" w15:restartNumberingAfterBreak="0">
     <w:nsid w:val="7C076668"/>
     <w:multiLevelType w:val="multilevel"/>
     <w:tmpl w:val="E47296B8"/>
@@ -2694,7 +4700,156 @@
       </w:pPr>
     </w:lvl>
   </w:abstractNum>
-  <w:abstractNum w:abstractNumId="10" w15:restartNumberingAfterBreak="0">
+  <w:abstractNum w:abstractNumId="18" w15:restartNumberingAfterBreak="0">
+    <w:nsid w:val="7CE6571F"/>
+    <w:multiLevelType w:val="multilevel"/>
+    <w:tmpl w:val="20B40180"/>
+    <w:lvl w:ilvl="0">
+      <w:start w:val="1"/>
+      <w:numFmt w:val="bullet"/>
+      <w:lvlText w:val=""/>
+      <w:lvlJc w:val="left"/>
+      <w:pPr>
+        <w:tabs>
+          <w:tab w:val="num" w:pos="720"/>
+        </w:tabs>
+        <w:ind w:left="720" w:hanging="360"/>
+      </w:pPr>
+      <w:rPr>
+        <w:rFonts w:ascii="Symbol" w:hAnsi="Symbol" w:hint="default"/>
+        <w:sz w:val="20"/>
+      </w:rPr>
+    </w:lvl>
+    <w:lvl w:ilvl="1">
+      <w:start w:val="1"/>
+      <w:numFmt w:val="bullet"/>
+      <w:lvlText w:val="o"/>
+      <w:lvlJc w:val="left"/>
+      <w:pPr>
+        <w:tabs>
+          <w:tab w:val="num" w:pos="1440"/>
+        </w:tabs>
+        <w:ind w:left="1440" w:hanging="360"/>
+      </w:pPr>
+      <w:rPr>
+        <w:rFonts w:ascii="Courier New" w:hAnsi="Courier New" w:hint="default"/>
+        <w:sz w:val="20"/>
+      </w:rPr>
+    </w:lvl>
+    <w:lvl w:ilvl="2">
+      <w:start w:val="1"/>
+      <w:numFmt w:val="bullet"/>
+      <w:lvlText w:val=""/>
+      <w:lvlJc w:val="left"/>
+      <w:pPr>
+        <w:tabs>
+          <w:tab w:val="num" w:pos="2160"/>
+        </w:tabs>
+        <w:ind w:left="2160" w:hanging="360"/>
+      </w:pPr>
+      <w:rPr>
+        <w:rFonts w:ascii="Wingdings" w:hAnsi="Wingdings" w:hint="default"/>
+        <w:sz w:val="20"/>
+      </w:rPr>
+    </w:lvl>
+    <w:lvl w:ilvl="3" w:tentative="1">
+      <w:start w:val="1"/>
+      <w:numFmt w:val="bullet"/>
+      <w:lvlText w:val=""/>
+      <w:lvlJc w:val="left"/>
+      <w:pPr>
+        <w:tabs>
+          <w:tab w:val="num" w:pos="2880"/>
+        </w:tabs>
+        <w:ind w:left="2880" w:hanging="360"/>
+      </w:pPr>
+      <w:rPr>
+        <w:rFonts w:ascii="Wingdings" w:hAnsi="Wingdings" w:hint="default"/>
+        <w:sz w:val="20"/>
+      </w:rPr>
+    </w:lvl>
+    <w:lvl w:ilvl="4" w:tentative="1">
+      <w:start w:val="1"/>
+      <w:numFmt w:val="bullet"/>
+      <w:lvlText w:val=""/>
+      <w:lvlJc w:val="left"/>
+      <w:pPr>
+        <w:tabs>
+          <w:tab w:val="num" w:pos="3600"/>
+        </w:tabs>
+        <w:ind w:left="3600" w:hanging="360"/>
+      </w:pPr>
+      <w:rPr>
+        <w:rFonts w:ascii="Wingdings" w:hAnsi="Wingdings" w:hint="default"/>
+        <w:sz w:val="20"/>
+      </w:rPr>
+    </w:lvl>
+    <w:lvl w:ilvl="5" w:tentative="1">
+      <w:start w:val="1"/>
+      <w:numFmt w:val="bullet"/>
+      <w:lvlText w:val=""/>
+      <w:lvlJc w:val="left"/>
+      <w:pPr>
+        <w:tabs>
+          <w:tab w:val="num" w:pos="4320"/>
+        </w:tabs>
+        <w:ind w:left="4320" w:hanging="360"/>
+      </w:pPr>
+      <w:rPr>
+        <w:rFonts w:ascii="Wingdings" w:hAnsi="Wingdings" w:hint="default"/>
+        <w:sz w:val="20"/>
+      </w:rPr>
+    </w:lvl>
+    <w:lvl w:ilvl="6" w:tentative="1">
+      <w:start w:val="1"/>
+      <w:numFmt w:val="bullet"/>
+      <w:lvlText w:val=""/>
+      <w:lvlJc w:val="left"/>
+      <w:pPr>
+        <w:tabs>
+          <w:tab w:val="num" w:pos="5040"/>
+        </w:tabs>
+        <w:ind w:left="5040" w:hanging="360"/>
+      </w:pPr>
+      <w:rPr>
+        <w:rFonts w:ascii="Wingdings" w:hAnsi="Wingdings" w:hint="default"/>
+        <w:sz w:val="20"/>
+      </w:rPr>
+    </w:lvl>
+    <w:lvl w:ilvl="7" w:tentative="1">
+      <w:start w:val="1"/>
+      <w:numFmt w:val="bullet"/>
+      <w:lvlText w:val=""/>
+      <w:lvlJc w:val="left"/>
+      <w:pPr>
+        <w:tabs>
+          <w:tab w:val="num" w:pos="5760"/>
+        </w:tabs>
+        <w:ind w:left="5760" w:hanging="360"/>
+      </w:pPr>
+      <w:rPr>
+        <w:rFonts w:ascii="Wingdings" w:hAnsi="Wingdings" w:hint="default"/>
+        <w:sz w:val="20"/>
+      </w:rPr>
+    </w:lvl>
+    <w:lvl w:ilvl="8" w:tentative="1">
+      <w:start w:val="1"/>
+      <w:numFmt w:val="bullet"/>
+      <w:lvlText w:val=""/>
+      <w:lvlJc w:val="left"/>
+      <w:pPr>
+        <w:tabs>
+          <w:tab w:val="num" w:pos="6480"/>
+        </w:tabs>
+        <w:ind w:left="6480" w:hanging="360"/>
+      </w:pPr>
+      <w:rPr>
+        <w:rFonts w:ascii="Wingdings" w:hAnsi="Wingdings" w:hint="default"/>
+        <w:sz w:val="20"/>
+      </w:rPr>
+    </w:lvl>
+  </w:abstractNum>
+  <w:abstractNum w:abstractNumId="19" w15:restartNumberingAfterBreak="0">
     <w:nsid w:val="7F8325AE"/>
     <w:multiLevelType w:val="multilevel"/>
     <w:tmpl w:val="5A7011BE"/>
@@ -2843,44 +4998,77 @@
       </w:rPr>
     </w:lvl>
   </w:abstractNum>
-  <w:num w:numId="1">
+  <w:num w:numId="1" w16cid:durableId="1799293983">
+    <w:abstractNumId w:val="9"/>
+  </w:num>
+  <w:num w:numId="2" w16cid:durableId="1655527345">
+    <w:abstractNumId w:val="1"/>
+  </w:num>
+  <w:num w:numId="3" w16cid:durableId="2009598917">
+    <w:abstractNumId w:val="17"/>
+  </w:num>
+  <w:num w:numId="4" w16cid:durableId="1553809918">
+    <w:abstractNumId w:val="0"/>
+  </w:num>
+  <w:num w:numId="5" w16cid:durableId="1665165753">
+    <w:abstractNumId w:val="19"/>
+  </w:num>
+  <w:num w:numId="6" w16cid:durableId="2099018538">
+    <w:abstractNumId w:val="16"/>
+  </w:num>
+  <w:num w:numId="7" w16cid:durableId="1558200611">
+    <w:abstractNumId w:val="4"/>
+  </w:num>
+  <w:num w:numId="8" w16cid:durableId="972321769">
+    <w:abstractNumId w:val="6"/>
+  </w:num>
+  <w:num w:numId="9" w16cid:durableId="445007862">
+    <w:abstractNumId w:val="14"/>
+  </w:num>
+  <w:num w:numId="10" w16cid:durableId="756750106">
+    <w:abstractNumId w:val="10"/>
+  </w:num>
+  <w:num w:numId="11" w16cid:durableId="1193148841">
+    <w:abstractNumId w:val="2"/>
+  </w:num>
+  <w:num w:numId="12" w16cid:durableId="1194146324">
+    <w:abstractNumId w:val="11"/>
+  </w:num>
+  <w:num w:numId="13" w16cid:durableId="1576234589">
+    <w:abstractNumId w:val="8"/>
+  </w:num>
+  <w:num w:numId="14" w16cid:durableId="276759985">
     <w:abstractNumId w:val="5"/>
   </w:num>
-  <w:num w:numId="2">
-    <w:abstractNumId w:val="1"/>
+  <w:num w:numId="15" w16cid:durableId="70856392">
+    <w:abstractNumId w:val="18"/>
   </w:num>
-  <w:num w:numId="3">
-    <w:abstractNumId w:val="9"/>
+  <w:num w:numId="16" w16cid:durableId="1472484783">
+    <w:abstractNumId w:val="15"/>
   </w:num>
-  <w:num w:numId="4">
-    <w:abstractNumId w:val="0"/>
+  <w:num w:numId="17" w16cid:durableId="1887913108">
+    <w:abstractNumId w:val="13"/>
   </w:num>
-  <w:num w:numId="5">
-    <w:abstractNumId w:val="10"/>
-  </w:num>
-  <w:num w:numId="6">
-    <w:abstractNumId w:val="8"/>
-  </w:num>
-  <w:num w:numId="7">
+  <w:num w:numId="18" w16cid:durableId="612399211">
     <w:abstractNumId w:val="3"/>
   </w:num>
-  <w:num w:numId="8">
-    <w:abstractNumId w:val="4"/>
+  <w:num w:numId="19" w16cid:durableId="1191529708">
+    <w:abstractNumId w:val="12"/>
   </w:num>
-  <w:num w:numId="9">
+  <w:num w:numId="20" w16cid:durableId="575168467">
     <w:abstractNumId w:val="7"/>
   </w:num>
-  <w:num w:numId="10">
-    <w:abstractNumId w:val="6"/>
-  </w:num>
-  <w:num w:numId="11">
-    <w:abstractNumId w:val="2"/>
+  <w:num w:numId="21" w16cid:durableId="672991747">
+    <w:abstractNumId w:val="16"/>
+    <w:lvlOverride w:ilvl="0">
+      <w:startOverride w:val="1"/>
+    </w:lvlOverride>
   </w:num>
 </w:numbering>
 </file>
 
 <file path=word/styles.xml><?xml version="1.0" encoding="utf-8"?>
-<w:styles xmlns:mc="http://schemas.openxmlformats.org/markup-compatibility/2006" xmlns:r="http://schemas.openxmlformats.org/officeDocument/2006/relationships" xmlns:w="http://schemas.openxmlformats.org/wordprocessingml/2006/main" xmlns:w14="http://schemas.microsoft.com/office/word/2010/wordml" xmlns:w15="http://schemas.microsoft.com/office/word/2012/wordml" xmlns:w16cex="http://schemas.microsoft.com/office/word/2018/wordml/cex" xmlns:w16cid="http://schemas.microsoft.com/office/word/2016/wordml/cid" xmlns:w16="http://schemas.microsoft.com/office/word/2018/wordml" xmlns:w16sdtdh="http://schemas.microsoft.com/office/word/2020/wordml/sdtdatahash" xmlns:w16se="http://schemas.microsoft.com/office/word/2015/wordml/symex" mc:Ignorable="w14 w15 w16se w16cid w16 w16cex w16sdtdh">
+<w:styles xmlns:mc="http://schemas.openxmlformats.org/markup-compatibility/2006" xmlns:r="http://schemas.openxmlformats.org/officeDocument/2006/relationships" xmlns:w="http://schemas.openxmlformats.org/wordprocessingml/2006/main" xmlns:w14="http://schemas.microsoft.com/office/word/2010/wordml" xmlns:w15="http://schemas.microsoft.com/office/word/2012/wordml" xmlns:w16cex="http://schemas.microsoft.com/office/word/2018/wordml/cex" xmlns:w16cid="http://schemas.microsoft.com/office/word/2016/wordml/cid" xmlns:w16="http://schemas.microsoft.com/office/word/2018/wordml" xmlns:w16du="http://schemas.microsoft.com/office/word/2023/wordml/word16du" xmlns:w16sdtdh="http://schemas.microsoft.com/office/word/2020/wordml/sdtdatahash" xmlns:w16sdtfl="http://schemas.microsoft.com/office/word/2024/wordml/sdtformatlock" xmlns:w16se="http://schemas.microsoft.com/office/word/2015/wordml/symex" mc:Ignorable="w14 w15 w16se w16cid w16 w16cex w16sdtdh w16sdtfl w16du">
   <w:docDefaults>
     <w:rPrDefault>
       <w:rPr>
@@ -3341,19 +5529,18 @@
     <w:next w:val="a"/>
     <w:link w:val="30"/>
     <w:uiPriority w:val="9"/>
-    <w:semiHidden/>
     <w:unhideWhenUsed/>
     <w:qFormat/>
-    <w:rsid w:val="007468F6"/>
+    <w:rsid w:val="00635365"/>
     <w:pPr>
       <w:keepNext/>
       <w:keepLines/>
-      <w:spacing w:before="160" w:after="80"/>
+      <w:spacing w:line="360" w:lineRule="auto"/>
       <w:outlineLvl w:val="2"/>
     </w:pPr>
     <w:rPr>
       <w:rFonts w:eastAsiaTheme="majorEastAsia" w:cstheme="majorBidi"/>
-      <w:color w:val="2F5496" w:themeColor="accent1" w:themeShade="BF"/>
+      <w:b/>
       <w:szCs w:val="28"/>
     </w:rPr>
   </w:style>
@@ -3490,7 +5677,6 @@
   <w:style w:type="character" w:default="1" w:styleId="a0">
     <w:name w:val="Default Paragraph Font"/>
     <w:uiPriority w:val="1"/>
-    <w:semiHidden/>
     <w:unhideWhenUsed/>
   </w:style>
   <w:style w:type="table" w:default="1" w:styleId="a1">
@@ -3545,11 +5731,10 @@
     <w:basedOn w:val="a0"/>
     <w:link w:val="3"/>
     <w:uiPriority w:val="9"/>
-    <w:semiHidden/>
-    <w:rsid w:val="007468F6"/>
+    <w:rsid w:val="00635365"/>
     <w:rPr>
-      <w:rFonts w:eastAsiaTheme="majorEastAsia" w:cstheme="majorBidi"/>
-      <w:color w:val="2F5496" w:themeColor="accent1" w:themeShade="BF"/>
+      <w:rFonts w:ascii="Times New Roman" w:eastAsiaTheme="majorEastAsia" w:hAnsi="Times New Roman" w:cstheme="majorBidi"/>
+      <w:b/>
       <w:sz w:val="28"/>
       <w:szCs w:val="28"/>
     </w:rPr>
@@ -3831,6 +6016,65 @@
       <w:rFonts w:ascii="Courier New" w:eastAsia="Times New Roman" w:hAnsi="Courier New" w:cs="Courier New"/>
       <w:sz w:val="20"/>
       <w:szCs w:val="20"/>
+    </w:rPr>
+  </w:style>
+  <w:style w:type="paragraph" w:styleId="ac">
+    <w:name w:val="TOC Heading"/>
+    <w:basedOn w:val="1"/>
+    <w:next w:val="a"/>
+    <w:uiPriority w:val="39"/>
+    <w:unhideWhenUsed/>
+    <w:qFormat/>
+    <w:rsid w:val="005B4701"/>
+    <w:pPr>
+      <w:spacing w:before="240" w:after="0" w:line="259" w:lineRule="auto"/>
+      <w:ind w:firstLine="0"/>
+      <w:jc w:val="left"/>
+      <w:outlineLvl w:val="9"/>
+    </w:pPr>
+    <w:rPr>
+      <w:kern w:val="0"/>
+      <w:sz w:val="32"/>
+      <w:szCs w:val="32"/>
+      <w:lang w:eastAsia="ru-RU"/>
+      <w14:ligatures w14:val="none"/>
+    </w:rPr>
+  </w:style>
+  <w:style w:type="paragraph" w:styleId="23">
+    <w:name w:val="toc 2"/>
+    <w:basedOn w:val="a"/>
+    <w:next w:val="a"/>
+    <w:autoRedefine/>
+    <w:uiPriority w:val="39"/>
+    <w:unhideWhenUsed/>
+    <w:rsid w:val="005B4701"/>
+    <w:pPr>
+      <w:spacing w:after="100"/>
+      <w:ind w:left="280"/>
+    </w:pPr>
+  </w:style>
+  <w:style w:type="paragraph" w:styleId="31">
+    <w:name w:val="toc 3"/>
+    <w:basedOn w:val="a"/>
+    <w:next w:val="a"/>
+    <w:autoRedefine/>
+    <w:uiPriority w:val="39"/>
+    <w:unhideWhenUsed/>
+    <w:rsid w:val="005B4701"/>
+    <w:pPr>
+      <w:spacing w:after="100"/>
+      <w:ind w:left="560"/>
+    </w:pPr>
+  </w:style>
+  <w:style w:type="character" w:styleId="ad">
+    <w:name w:val="Hyperlink"/>
+    <w:basedOn w:val="a0"/>
+    <w:uiPriority w:val="99"/>
+    <w:unhideWhenUsed/>
+    <w:rsid w:val="005B4701"/>
+    <w:rPr>
+      <w:color w:val="0563C1" w:themeColor="hyperlink"/>
+      <w:u w:val="single"/>
     </w:rPr>
   </w:style>
 </w:styles>
@@ -4129,4 +6373,16 @@
     </a:ext>
   </a:extLst>
 </a:theme>
+</file>
+
+<file path=customXml/item1.xml><?xml version="1.0" encoding="utf-8"?>
+<b:Sources xmlns:b="http://schemas.openxmlformats.org/officeDocument/2006/bibliography" xmlns="http://schemas.openxmlformats.org/officeDocument/2006/bibliography" SelectedStyle="\APASixthEditionOfficeOnline.xsl" StyleName="APA" Version="6"/>
+</file>
+
+<file path=customXml/itemProps1.xml><?xml version="1.0" encoding="utf-8"?>
+<ds:datastoreItem xmlns:ds="http://schemas.openxmlformats.org/officeDocument/2006/customXml" ds:itemID="{5B2482EC-FDD7-4F9F-AE5C-438EE71E897D}">
+  <ds:schemaRefs>
+    <ds:schemaRef ds:uri="http://schemas.openxmlformats.org/officeDocument/2006/bibliography"/>
+  </ds:schemaRefs>
+</ds:datastoreItem>
 </file>
--- a/Пояснительная записка к мастерской по реставрации.docx
+++ b/Пояснительная записка к мастерской по реставрации.docx
@@ -4,6 +4,15 @@
   <w:body>
     <w:sdt>
       <w:sdtPr>
+        <w:rPr>
+          <w:rFonts w:ascii="Times New Roman" w:eastAsiaTheme="minorHAnsi" w:hAnsi="Times New Roman" w:cstheme="minorBidi"/>
+          <w:color w:val="auto"/>
+          <w:kern w:val="2"/>
+          <w:sz w:val="28"/>
+          <w:szCs w:val="24"/>
+          <w:lang w:eastAsia="en-US"/>
+          <w14:ligatures w14:val="standardContextual"/>
+        </w:rPr>
         <w:id w:val="109476584"/>
         <w:docPartObj>
           <w:docPartGallery w:val="Table of Contents"/>
@@ -12,15 +21,8 @@
       </w:sdtPr>
       <w:sdtEndPr>
         <w:rPr>
-          <w:rFonts w:ascii="Times New Roman" w:eastAsiaTheme="minorHAnsi" w:hAnsi="Times New Roman" w:cstheme="minorBidi"/>
           <w:b/>
           <w:bCs/>
-          <w:color w:val="auto"/>
-          <w:kern w:val="2"/>
-          <w:sz w:val="28"/>
-          <w:szCs w:val="24"/>
-          <w:lang w:eastAsia="en-US"/>
-          <w14:ligatures w14:val="standardContextual"/>
         </w:rPr>
       </w:sdtEndPr>
       <w:sdtContent>
@@ -72,7 +74,7 @@
             </w:rPr>
             <w:fldChar w:fldCharType="separate"/>
           </w:r>
-          <w:hyperlink w:anchor="_Toc213423706" w:history="1">
+          <w:hyperlink w:anchor="_Toc213445299" w:history="1">
             <w:r>
               <w:rPr>
                 <w:rStyle w:val="ad"/>
@@ -115,7 +117,7 @@
                 <w:noProof/>
                 <w:webHidden/>
               </w:rPr>
-              <w:instrText xml:space="preserve"> PAGEREF _Toc213423706 \h </w:instrText>
+              <w:instrText xml:space="preserve"> PAGEREF _Toc213445299 \h </w:instrText>
             </w:r>
             <w:r>
               <w:rPr>
@@ -159,7 +161,7 @@
               <w:lang w:eastAsia="ru-RU"/>
             </w:rPr>
           </w:pPr>
-          <w:hyperlink w:anchor="_Toc213423707" w:history="1">
+          <w:hyperlink w:anchor="_Toc213445300" w:history="1">
             <w:r>
               <w:rPr>
                 <w:rStyle w:val="ad"/>
@@ -186,7 +188,7 @@
                 <w:noProof/>
                 <w:webHidden/>
               </w:rPr>
-              <w:instrText xml:space="preserve"> PAGEREF _Toc213423707 \h </w:instrText>
+              <w:instrText xml:space="preserve"> PAGEREF _Toc213445300 \h </w:instrText>
             </w:r>
             <w:r>
               <w:rPr>
@@ -230,7 +232,7 @@
               <w:lang w:eastAsia="ru-RU"/>
             </w:rPr>
           </w:pPr>
-          <w:hyperlink w:anchor="_Toc213423708" w:history="1">
+          <w:hyperlink w:anchor="_Toc213445301" w:history="1">
             <w:r>
               <w:rPr>
                 <w:rStyle w:val="ad"/>
@@ -257,7 +259,7 @@
                 <w:noProof/>
                 <w:webHidden/>
               </w:rPr>
-              <w:instrText xml:space="preserve"> PAGEREF _Toc213423708 \h </w:instrText>
+              <w:instrText xml:space="preserve"> PAGEREF _Toc213445301 \h </w:instrText>
             </w:r>
             <w:r>
               <w:rPr>
@@ -302,7 +304,7 @@
               <w:lang w:eastAsia="ru-RU"/>
             </w:rPr>
           </w:pPr>
-          <w:hyperlink w:anchor="_Toc213423709" w:history="1">
+          <w:hyperlink w:anchor="_Toc213445302" w:history="1">
             <w:r>
               <w:rPr>
                 <w:rStyle w:val="ad"/>
@@ -345,7 +347,7 @@
                 <w:noProof/>
                 <w:webHidden/>
               </w:rPr>
-              <w:instrText xml:space="preserve"> PAGEREF _Toc213423709 \h </w:instrText>
+              <w:instrText xml:space="preserve"> PAGEREF _Toc213445302 \h </w:instrText>
             </w:r>
             <w:r>
               <w:rPr>
@@ -365,7 +367,7 @@
                 <w:noProof/>
                 <w:webHidden/>
               </w:rPr>
-              <w:t>11</w:t>
+              <w:t>12</w:t>
             </w:r>
             <w:r>
               <w:rPr>
@@ -389,7 +391,7 @@
               <w:lang w:eastAsia="ru-RU"/>
             </w:rPr>
           </w:pPr>
-          <w:hyperlink w:anchor="_Toc213423710" w:history="1">
+          <w:hyperlink w:anchor="_Toc213445303" w:history="1">
             <w:r>
               <w:rPr>
                 <w:rStyle w:val="ad"/>
@@ -416,7 +418,7 @@
                 <w:noProof/>
                 <w:webHidden/>
               </w:rPr>
-              <w:instrText xml:space="preserve"> PAGEREF _Toc213423710 \h </w:instrText>
+              <w:instrText xml:space="preserve"> PAGEREF _Toc213445303 \h </w:instrText>
             </w:r>
             <w:r>
               <w:rPr>
@@ -436,7 +438,7 @@
                 <w:noProof/>
                 <w:webHidden/>
               </w:rPr>
-              <w:t>11</w:t>
+              <w:t>12</w:t>
             </w:r>
             <w:r>
               <w:rPr>
@@ -460,13 +462,13 @@
               <w:lang w:eastAsia="ru-RU"/>
             </w:rPr>
           </w:pPr>
-          <w:hyperlink w:anchor="_Toc213423711" w:history="1">
+          <w:hyperlink w:anchor="_Toc213445304" w:history="1">
             <w:r>
               <w:rPr>
                 <w:rStyle w:val="ad"/>
                 <w:noProof/>
               </w:rPr>
-              <w:t>Построение модели основанной на ключах (Key Based model, KB) и полной атрибутивной модели в нотации IDEF1X (нормализация отношений до третьей или четвѐртой нормальной формы)</w:t>
+              <w:t>Построение модели, основанной на ключах (Key Based model, KB) и полной атрибутивной модели в нотации IDEF1X (нормализация отношений до третьей или четвѐртой нормальной формы)</w:t>
             </w:r>
             <w:r>
               <w:rPr>
@@ -487,7 +489,7 @@
                 <w:noProof/>
                 <w:webHidden/>
               </w:rPr>
-              <w:instrText xml:space="preserve"> PAGEREF _Toc213423711 \h </w:instrText>
+              <w:instrText xml:space="preserve"> PAGEREF _Toc213445304 \h </w:instrText>
             </w:r>
             <w:r>
               <w:rPr>
@@ -507,7 +509,7 @@
                 <w:noProof/>
                 <w:webHidden/>
               </w:rPr>
-              <w:t>11</w:t>
+              <w:t>14</w:t>
             </w:r>
             <w:r>
               <w:rPr>
@@ -544,7 +546,7 @@
       <w:pPr>
         <w:pStyle w:val="2"/>
       </w:pPr>
-      <w:bookmarkStart w:id="0" w:name="_Toc213423706"/>
+      <w:bookmarkStart w:id="0" w:name="_Toc213445299"/>
       <w:r>
         <w:lastRenderedPageBreak/>
         <w:t>Аналитическая часть</w:t>
@@ -560,7 +562,7 @@
           <w:lang w:val="en-US"/>
         </w:rPr>
       </w:pPr>
-      <w:bookmarkStart w:id="1" w:name="_Toc213423707"/>
+      <w:bookmarkStart w:id="1" w:name="_Toc213445300"/>
       <w:r>
         <w:t>Анализ п</w:t>
       </w:r>
@@ -681,7 +683,13 @@
         <w:t>(</w:t>
       </w:r>
       <w:r>
-        <w:t>Рисунок 1</w:t>
+        <w:t xml:space="preserve">Рисунок </w:t>
+      </w:r>
+      <w:r>
+        <w:t>1.</w:t>
+      </w:r>
+      <w:r>
+        <w:t>1</w:t>
       </w:r>
       <w:r>
         <w:t>)</w:t>
@@ -709,7 +717,13 @@
         <w:t>“В штат проектной группы входят аттестованные архитекторы, инженеры разных профилей, сметчики, искусствоведы, технологи.”</w:t>
       </w:r>
       <w:r>
-        <w:t xml:space="preserve"> (Рисунок 1)</w:t>
+        <w:t xml:space="preserve"> (Рисунок </w:t>
+      </w:r>
+      <w:r>
+        <w:t>1.</w:t>
+      </w:r>
+      <w:r>
+        <w:t>1)</w:t>
       </w:r>
     </w:p>
     <w:p>
@@ -771,7 +785,13 @@
         <w:jc w:val="center"/>
       </w:pPr>
       <w:r>
-        <w:t xml:space="preserve">Рисунок 1 – Информация с открытых источников о мастерской </w:t>
+        <w:t xml:space="preserve">Рисунок </w:t>
+      </w:r>
+      <w:r>
+        <w:t>1.</w:t>
+      </w:r>
+      <w:r>
+        <w:t xml:space="preserve">1 – Информация с открытых источников о мастерской </w:t>
       </w:r>
       <w:r>
         <w:t>“</w:t>
@@ -809,7 +829,19 @@
         <w:t>статуй</w:t>
       </w:r>
       <w:r>
-        <w:t xml:space="preserve"> (Рисунок 2) и проектирование документаций по реставрационным работам (Рисунок 3). Но данные типы работ являются достаточно специфичными, ведь требуют популярности мастерской, а также высокой квалифицированности рабочего персонала</w:t>
+        <w:t xml:space="preserve"> (Рисунок </w:t>
+      </w:r>
+      <w:r>
+        <w:t>1.</w:t>
+      </w:r>
+      <w:r>
+        <w:t xml:space="preserve">2) и проектирование документаций по реставрационным работам (Рисунок </w:t>
+      </w:r>
+      <w:r>
+        <w:t>1.</w:t>
+      </w:r>
+      <w:r>
+        <w:t>3). Но данные типы работ являются достаточно специфичными, ведь требуют популярности мастерской, а также высокой квалифицированности рабочего персонала</w:t>
       </w:r>
       <w:r>
         <w:t xml:space="preserve"> ввиду того, что являются заказными</w:t>
@@ -888,7 +920,13 @@
         <w:jc w:val="center"/>
       </w:pPr>
       <w:r>
-        <w:t xml:space="preserve">Рисунок 2 – описание работы над статуей </w:t>
+        <w:t xml:space="preserve">Рисунок </w:t>
+      </w:r>
+      <w:r>
+        <w:t>1.</w:t>
+      </w:r>
+      <w:r>
+        <w:t xml:space="preserve">2 – описание работы над статуей </w:t>
       </w:r>
       <w:r>
         <w:t>“</w:t>
@@ -963,7 +1001,13 @@
         <w:jc w:val="center"/>
       </w:pPr>
       <w:r>
-        <w:t xml:space="preserve">Рисунок 3 </w:t>
+        <w:t xml:space="preserve">Рисунок </w:t>
+      </w:r>
+      <w:r>
+        <w:t>1.</w:t>
+      </w:r>
+      <w:r>
+        <w:t xml:space="preserve">3 </w:t>
       </w:r>
       <w:r>
         <w:t>–</w:t>
@@ -1028,7 +1072,19 @@
         <w:t>”</w:t>
       </w:r>
       <w:r>
-        <w:t xml:space="preserve"> в виде заказа, но ценник обычно предустановлен, с возможностью торга (Рисунок 4). Разве что в данном формате процесс является почти невозможным если нарушена коммуникация клиента и мастерской. Чтобы это устранить многие варианты, от связи по телефону (Рисунок 5), до гарантий о выполнении и различные флаги о принятии заказа и тому подобного.</w:t>
+        <w:t xml:space="preserve"> в виде заказа, но ценник обычно предустановлен, с возможностью торга (Рисунок </w:t>
+      </w:r>
+      <w:r>
+        <w:t>1.</w:t>
+      </w:r>
+      <w:r>
+        <w:t xml:space="preserve">4). Разве что в данном формате процесс является почти невозможным если нарушена коммуникация клиента и мастерской. Чтобы это устранить многие варианты, от связи по телефону (Рисунок </w:t>
+      </w:r>
+      <w:r>
+        <w:t>1.</w:t>
+      </w:r>
+      <w:r>
+        <w:t>5), до гарантий о выполнении и различные флаги о принятии заказа и тому подобного.</w:t>
       </w:r>
     </w:p>
     <w:p>
@@ -1063,10 +1119,10 @@
             <v:path o:extrusionok="f" gradientshapeok="t" o:connecttype="rect"/>
             <o:lock v:ext="edit" aspectratio="t"/>
           </v:shapetype>
-          <v:shape id="_x0000_i1025" type="#_x0000_t75" style="width:467.25pt;height:2in" o:ole="">
+          <v:shape id="_x0000_i1025" type="#_x0000_t75" style="width:467.15pt;height:2in" o:ole="">
             <v:imagedata r:id="rId9" o:title=""/>
           </v:shape>
-          <o:OLEObject Type="Embed" ProgID="Unknown" ShapeID="_x0000_i1025" DrawAspect="Content" ObjectID="_1824037367" r:id="rId10"/>
+          <o:OLEObject Type="Embed" ProgID="Unknown" ShapeID="_x0000_i1025" DrawAspect="Content" ObjectID="_1824058069" r:id="rId10"/>
         </w:object>
       </w:r>
     </w:p>
@@ -1077,7 +1133,13 @@
         <w:jc w:val="center"/>
       </w:pPr>
       <w:r>
-        <w:t>Рисунок 4 – заказы у мастерской по реставрации фото в Севастополе</w:t>
+        <w:t xml:space="preserve">Рисунок </w:t>
+      </w:r>
+      <w:r>
+        <w:t>1.</w:t>
+      </w:r>
+      <w:r>
+        <w:t>4 – заказы у мастерской по реставрации фото в Севастополе</w:t>
       </w:r>
     </w:p>
     <w:p>
@@ -1140,7 +1202,13 @@
         <w:jc w:val="center"/>
       </w:pPr>
       <w:r>
-        <w:t xml:space="preserve">Рисунок 5 </w:t>
+        <w:t xml:space="preserve">Рисунок </w:t>
+      </w:r>
+      <w:r>
+        <w:t>1.</w:t>
+      </w:r>
+      <w:r>
+        <w:t xml:space="preserve">5 </w:t>
       </w:r>
       <w:r>
         <w:t>–</w:t>
@@ -1268,7 +1336,7 @@
       <w:pPr>
         <w:pStyle w:val="3"/>
       </w:pPr>
-      <w:bookmarkStart w:id="2" w:name="_Toc213423708"/>
+      <w:bookmarkStart w:id="2" w:name="_Toc213445301"/>
       <w:r>
         <w:lastRenderedPageBreak/>
         <w:t>Постановка задачи</w:t>
@@ -1429,14 +1497,13 @@
       <w:pPr>
         <w:spacing w:line="360" w:lineRule="auto"/>
       </w:pPr>
-      <w:r>
-        <w:t>К</w:t>
-      </w:r>
-      <w:r>
-        <w:t>ошелёк</w:t>
-      </w:r>
-      <w:r>
-        <w:t xml:space="preserve"> – чтобы обезопасить мастеров от недобросовестных заказчиков, требуется ввести систему, по которой производится обмен валютой и производится возврат в случае некачественно выполненной работы, ею будет внутренняя валюта, которую пользователь передаёт в случае удовлетворения результатом. Виден администрации. Является числом с плавающей точкой. Является обычным ключом.</w:t>
+      <w:proofErr w:type="spellStart"/>
+      <w:r>
+        <w:t>Услуги_Размещённые</w:t>
+      </w:r>
+      <w:proofErr w:type="spellEnd"/>
+      <w:r>
+        <w:t xml:space="preserve"> – включает в себя все услуги, которые были размещены и не удалены. Виден администрации. Является строкой. Является обычным ключом.</w:t>
       </w:r>
     </w:p>
     <w:p>
@@ -1469,26 +1536,31 @@
         <w:spacing w:line="360" w:lineRule="auto"/>
       </w:pPr>
       <w:r>
+        <w:t>ИД - нужно для ссылки на конкретную услугу в других таблицах. Является числовым типом данных. Является Первичным Ключом.</w:t>
+      </w:r>
+    </w:p>
+    <w:p>
+      <w:pPr>
+        <w:spacing w:line="360" w:lineRule="auto"/>
+      </w:pPr>
+      <w:r>
         <w:lastRenderedPageBreak/>
-        <w:t>ИД - нужно для ссылки на конкретную услугу в других таблицах. Является числовым типом данных. Является Первичным Ключом.</w:t>
-      </w:r>
-    </w:p>
-    <w:p>
-      <w:pPr>
-        <w:spacing w:line="360" w:lineRule="auto"/>
-      </w:pPr>
-      <w:r>
         <w:t xml:space="preserve">Заказчик - нужно для определения </w:t>
       </w:r>
       <w:r>
         <w:tab/>
-        <w:t>аккаунта разместившего объявление.</w:t>
-      </w:r>
-    </w:p>
-    <w:p>
-      <w:pPr>
-        <w:spacing w:line="360" w:lineRule="auto"/>
-      </w:pPr>
+      </w:r>
+      <w:proofErr w:type="gramStart"/>
+      <w:r>
+        <w:t>аккаунта</w:t>
+      </w:r>
+      <w:proofErr w:type="gramEnd"/>
+      <w:r>
+        <w:t xml:space="preserve"> разместившего объявление.</w:t>
+      </w:r>
+      <w:r>
+        <w:t xml:space="preserve"> </w:t>
+      </w:r>
       <w:r>
         <w:t>Виден всем. Является строковым типом данных. Является Ссылочным ключом.</w:t>
       </w:r>
@@ -1498,7 +1570,6 @@
         <w:spacing w:line="360" w:lineRule="auto"/>
       </w:pPr>
       <w:r>
-        <w:tab/>
         <w:t xml:space="preserve">Мастер </w:t>
       </w:r>
       <w:r>
@@ -1521,7 +1592,6 @@
         <w:spacing w:line="360" w:lineRule="auto"/>
       </w:pPr>
       <w:r>
-        <w:tab/>
         <w:t xml:space="preserve">Общая цена </w:t>
       </w:r>
       <w:r>
@@ -1534,6 +1604,40 @@
     <w:p>
       <w:pPr>
         <w:spacing w:line="360" w:lineRule="auto"/>
+      </w:pPr>
+      <w:r>
+        <w:t>Договор об услуге – включает в себя файл о договорённости заказчика и мастера. Виден администрации. Является файловым типом данных. Является Уникальным ключом.</w:t>
+      </w:r>
+    </w:p>
+    <w:p>
+      <w:pPr>
+        <w:spacing w:line="360" w:lineRule="auto"/>
+      </w:pPr>
+      <w:proofErr w:type="spellStart"/>
+      <w:r>
+        <w:t>Типы_услуги</w:t>
+      </w:r>
+      <w:proofErr w:type="spellEnd"/>
+      <w:r>
+        <w:t xml:space="preserve"> – включает в себя все </w:t>
+      </w:r>
+      <w:r>
+        <w:t xml:space="preserve">типы </w:t>
+      </w:r>
+      <w:r>
+        <w:t xml:space="preserve">услуг, которые были </w:t>
+      </w:r>
+      <w:r>
+        <w:t>прикреплены к данной услуге</w:t>
+      </w:r>
+      <w:r>
+        <w:t>. Виден администрации. Является строкой. Является обычным ключом.</w:t>
+      </w:r>
+    </w:p>
+    <w:p>
+      <w:pPr>
+        <w:spacing w:line="360" w:lineRule="auto"/>
+        <w:ind w:firstLine="0"/>
       </w:pPr>
     </w:p>
     <w:p>
@@ -1598,14 +1702,33 @@
       <w:r>
         <w:t>.</w:t>
       </w:r>
-    </w:p>
-    <w:p>
-      <w:pPr>
-        <w:spacing w:line="360" w:lineRule="auto"/>
-      </w:pPr>
-      <w:r>
-        <w:tab/>
-      </w:r>
+      <w:r>
+        <w:t xml:space="preserve"> </w:t>
+      </w:r>
+    </w:p>
+    <w:p>
+      <w:pPr>
+        <w:spacing w:line="360" w:lineRule="auto"/>
+      </w:pPr>
+      <w:proofErr w:type="spellStart"/>
+      <w:r>
+        <w:t>Используемый_материал</w:t>
+      </w:r>
+      <w:proofErr w:type="spellEnd"/>
+      <w:r>
+        <w:t xml:space="preserve"> – </w:t>
+      </w:r>
+      <w:r>
+        <w:t>включает в себя ИД всех материалов используемых при работе с данным типом услуг</w:t>
+      </w:r>
+      <w:r>
+        <w:t>. Виден администрации. Является строкой. Является обычным ключом.</w:t>
+      </w:r>
+    </w:p>
+    <w:p>
+      <w:pPr>
+        <w:spacing w:line="360" w:lineRule="auto"/>
+      </w:pPr>
     </w:p>
     <w:p>
       <w:pPr>
@@ -1632,96 +1755,166 @@
         <w:spacing w:line="360" w:lineRule="auto"/>
       </w:pPr>
       <w:r>
-        <w:t xml:space="preserve">ID сотрудника </w:t>
+        <w:lastRenderedPageBreak/>
+        <w:t>Логин</w:t>
+      </w:r>
+      <w:r>
+        <w:t xml:space="preserve"> </w:t>
       </w:r>
       <w:r>
         <w:t>–</w:t>
       </w:r>
       <w:r>
-        <w:t xml:space="preserve"> Идентификационный номер сотрудника. Является числовым типом данных. Является Первичным Ключом.</w:t>
-      </w:r>
-    </w:p>
-    <w:p>
-      <w:pPr>
-        <w:spacing w:line="360" w:lineRule="auto"/>
-      </w:pPr>
-      <w:r>
-        <w:t>Логин</w:t>
-      </w:r>
-      <w:r>
         <w:t xml:space="preserve"> </w:t>
       </w:r>
       <w:r>
+        <w:t xml:space="preserve">имя аккаунта, под которым зарегистрирован сотрудник. Является строковым типом данных. Является </w:t>
+      </w:r>
+      <w:r>
+        <w:t>Составным</w:t>
+      </w:r>
+      <w:r>
+        <w:t xml:space="preserve"> Первичным</w:t>
+      </w:r>
+      <w:r>
+        <w:t xml:space="preserve"> Ключом</w:t>
+      </w:r>
+    </w:p>
+    <w:p>
+      <w:pPr>
+        <w:spacing w:line="360" w:lineRule="auto"/>
+      </w:pPr>
+      <w:r>
+        <w:t>Хэш пароля</w:t>
+      </w:r>
+      <w:r>
+        <w:t xml:space="preserve"> </w:t>
+      </w:r>
+      <w:r>
         <w:t>–</w:t>
       </w:r>
       <w:r>
+        <w:t xml:space="preserve"> за хешированная строка с паролем сотрудника. Является строковым типом данных. Является </w:t>
+      </w:r>
+      <w:r>
+        <w:t>Составным</w:t>
+      </w:r>
+      <w:r>
+        <w:t xml:space="preserve"> Первичным</w:t>
+      </w:r>
+      <w:r>
+        <w:t xml:space="preserve"> ключом.</w:t>
+      </w:r>
+    </w:p>
+    <w:p>
+      <w:pPr>
+        <w:spacing w:line="360" w:lineRule="auto"/>
+      </w:pPr>
+      <w:r>
+        <w:t>ФИО</w:t>
+      </w:r>
+      <w:r>
         <w:t xml:space="preserve"> </w:t>
       </w:r>
       <w:r>
-        <w:t>имя аккаунта, под которым зарегистрирован сотрудник. Является строковым типом данных. Является Уникальным Ключом</w:t>
-      </w:r>
-    </w:p>
-    <w:p>
-      <w:pPr>
-        <w:spacing w:line="360" w:lineRule="auto"/>
-      </w:pPr>
-      <w:r>
-        <w:t>Хэш пароля</w:t>
+        <w:t>–</w:t>
       </w:r>
       <w:r>
         <w:t xml:space="preserve"> </w:t>
       </w:r>
       <w:r>
+        <w:t>нужно для обращения к сотруднику. Является строковым типом данных. Является обычным ключом.</w:t>
+      </w:r>
+    </w:p>
+    <w:p>
+      <w:pPr>
+        <w:spacing w:line="360" w:lineRule="auto"/>
+      </w:pPr>
+      <w:r>
+        <w:t xml:space="preserve">Должность </w:t>
+      </w:r>
+      <w:r>
         <w:t>–</w:t>
       </w:r>
       <w:r>
-        <w:t xml:space="preserve"> за хешированная строка с паролем сотрудника. Является строковым типом данных. Является обычным ключом.</w:t>
-      </w:r>
-    </w:p>
-    <w:p>
-      <w:pPr>
-        <w:spacing w:line="360" w:lineRule="auto"/>
-      </w:pPr>
-      <w:r>
-        <w:t>ФИО</w:t>
-      </w:r>
-      <w:r>
         <w:t xml:space="preserve"> </w:t>
       </w:r>
       <w:r>
+        <w:t>должность сотрудника. Является строковым типом данных. Является обычным ключом.</w:t>
+      </w:r>
+    </w:p>
+    <w:p>
+      <w:pPr>
+        <w:spacing w:line="360" w:lineRule="auto"/>
+      </w:pPr>
+      <w:r>
+        <w:t>Телефон</w:t>
+      </w:r>
+      <w:r>
+        <w:t xml:space="preserve"> </w:t>
+      </w:r>
+      <w:r>
         <w:t>–</w:t>
       </w:r>
       <w:r>
+        <w:t xml:space="preserve"> номер телефона для связи с сотрудником. Является строковым типом данных. Является </w:t>
+      </w:r>
+      <w:r>
+        <w:t>Уникальным Ключом.</w:t>
+      </w:r>
+    </w:p>
+    <w:p>
+      <w:pPr>
+        <w:spacing w:line="360" w:lineRule="auto"/>
+      </w:pPr>
+      <w:r>
+        <w:t>Электронная почта</w:t>
+      </w:r>
+      <w:r>
         <w:t xml:space="preserve"> </w:t>
       </w:r>
       <w:r>
-        <w:t>нужно для обращения к сотруднику. Является строковым типом данных. Является обычным ключом.</w:t>
-      </w:r>
-    </w:p>
-    <w:p>
-      <w:pPr>
-        <w:spacing w:line="360" w:lineRule="auto"/>
-      </w:pPr>
-      <w:r>
-        <w:lastRenderedPageBreak/>
-        <w:t xml:space="preserve">Должность </w:t>
-      </w:r>
-      <w:r>
         <w:t>–</w:t>
       </w:r>
       <w:r>
+        <w:t xml:space="preserve"> почта сотрудника. Является строковым типом данных. Является Уникальным Ключом.</w:t>
+      </w:r>
+    </w:p>
+    <w:p>
+      <w:pPr>
+        <w:spacing w:line="360" w:lineRule="auto"/>
+      </w:pPr>
+      <w:r>
+        <w:t>Дата приема на работу</w:t>
+      </w:r>
+      <w:r>
         <w:t xml:space="preserve"> </w:t>
       </w:r>
       <w:r>
-        <w:t>должность сотрудника. Является строковым типом данных. Является обычным ключом.</w:t>
-      </w:r>
-    </w:p>
-    <w:p>
-      <w:pPr>
-        <w:spacing w:line="360" w:lineRule="auto"/>
-      </w:pPr>
-      <w:r>
-        <w:t>Телефон</w:t>
+        <w:t>–</w:t>
+      </w:r>
+      <w:r>
+        <w:t xml:space="preserve"> дата, когда сотрудник был принят на работу. Является типом </w:t>
+      </w:r>
+      <w:r>
+        <w:t>“</w:t>
+      </w:r>
+      <w:r>
+        <w:t>дата</w:t>
+      </w:r>
+      <w:r>
+        <w:t>”</w:t>
+      </w:r>
+      <w:r>
+        <w:t>. Является обычным ключом.</w:t>
+      </w:r>
+    </w:p>
+    <w:p>
+      <w:pPr>
+        <w:spacing w:line="360" w:lineRule="auto"/>
+      </w:pPr>
+      <w:r>
+        <w:t>Данные для расчета ЗП</w:t>
       </w:r>
       <w:r>
         <w:t xml:space="preserve"> </w:t>
@@ -1730,72 +1923,6 @@
         <w:t>–</w:t>
       </w:r>
       <w:r>
-        <w:t xml:space="preserve"> номер телефона для связи с сотрудником. Является строковым типом данных. Является </w:t>
-      </w:r>
-      <w:r>
-        <w:t>Уникальным Ключом.</w:t>
-      </w:r>
-    </w:p>
-    <w:p>
-      <w:pPr>
-        <w:spacing w:line="360" w:lineRule="auto"/>
-      </w:pPr>
-      <w:r>
-        <w:t>Электронная почта</w:t>
-      </w:r>
-      <w:r>
-        <w:t xml:space="preserve"> </w:t>
-      </w:r>
-      <w:r>
-        <w:t>–</w:t>
-      </w:r>
-      <w:r>
-        <w:t xml:space="preserve"> почта сотрудника. Является строковым типом данных. Является Уникальным Ключом.</w:t>
-      </w:r>
-    </w:p>
-    <w:p>
-      <w:pPr>
-        <w:spacing w:line="360" w:lineRule="auto"/>
-      </w:pPr>
-      <w:r>
-        <w:t>Дата приема на работу</w:t>
-      </w:r>
-      <w:r>
-        <w:t xml:space="preserve"> </w:t>
-      </w:r>
-      <w:r>
-        <w:t>–</w:t>
-      </w:r>
-      <w:r>
-        <w:t xml:space="preserve"> дата, когда сотрудник был принят на работу. Является типом </w:t>
-      </w:r>
-      <w:r>
-        <w:t>“</w:t>
-      </w:r>
-      <w:r>
-        <w:t>дата</w:t>
-      </w:r>
-      <w:r>
-        <w:t>”</w:t>
-      </w:r>
-      <w:r>
-        <w:t>. Является обычным ключом.</w:t>
-      </w:r>
-    </w:p>
-    <w:p>
-      <w:pPr>
-        <w:spacing w:line="360" w:lineRule="auto"/>
-      </w:pPr>
-      <w:r>
-        <w:t>Данные для расчета ЗП</w:t>
-      </w:r>
-      <w:r>
-        <w:t xml:space="preserve"> </w:t>
-      </w:r>
-      <w:r>
-        <w:t>–</w:t>
-      </w:r>
-      <w:r>
         <w:t xml:space="preserve"> является </w:t>
       </w:r>
       <w:proofErr w:type="gramStart"/>
@@ -1808,6 +1935,28 @@
       </w:r>
       <w:r>
         <w:t>Является строковым типом данных. Является обычным ключом.</w:t>
+      </w:r>
+    </w:p>
+    <w:p>
+      <w:pPr>
+        <w:spacing w:line="360" w:lineRule="auto"/>
+      </w:pPr>
+      <w:proofErr w:type="spellStart"/>
+      <w:r>
+        <w:t>Услуги_</w:t>
+      </w:r>
+      <w:r>
+        <w:t>Выполненные</w:t>
+      </w:r>
+      <w:proofErr w:type="spellEnd"/>
+      <w:r>
+        <w:t xml:space="preserve"> – включает в себя все услуги, которые были </w:t>
+      </w:r>
+      <w:r>
+        <w:t>выполнены данным сотрудником</w:t>
+      </w:r>
+      <w:r>
+        <w:t>. Виден администрации. Является строкой. Является обычным ключом.</w:t>
       </w:r>
     </w:p>
     <w:p>
@@ -1887,6 +2036,7 @@
         <w:spacing w:line="360" w:lineRule="auto"/>
       </w:pPr>
       <w:r>
+        <w:lastRenderedPageBreak/>
         <w:t>Наконец, определим сущности и связи между ними</w:t>
       </w:r>
       <w:r>
@@ -1995,313 +2145,1282 @@
         <w:spacing w:line="360" w:lineRule="auto"/>
       </w:pPr>
       <w:r>
+        <w:t xml:space="preserve">Услуга </w:t>
+      </w:r>
+      <w:r>
+        <w:t>и</w:t>
+      </w:r>
+      <w:r>
+        <w:t xml:space="preserve"> Тип услуги</w:t>
+      </w:r>
+      <w:r>
+        <w:t xml:space="preserve"> </w:t>
+      </w:r>
+      <w:r>
+        <w:t>–</w:t>
+      </w:r>
+      <w:r>
+        <w:t xml:space="preserve"> </w:t>
+      </w:r>
+      <w:proofErr w:type="gramStart"/>
+      <w:r>
+        <w:t>многие</w:t>
+      </w:r>
+      <w:r>
+        <w:t xml:space="preserve"> </w:t>
+      </w:r>
+      <w:r>
+        <w:t>:</w:t>
+      </w:r>
+      <w:proofErr w:type="gramEnd"/>
+      <w:r>
+        <w:t xml:space="preserve"> ко многим</w:t>
+      </w:r>
+      <w:r>
+        <w:t>, к одной услуге может быть привязано множество типов, но и при этом типы заказов могут содержаться у многих услуг.</w:t>
+      </w:r>
+    </w:p>
+    <w:p>
+      <w:pPr>
+        <w:spacing w:line="360" w:lineRule="auto"/>
+      </w:pPr>
+      <w:r>
+        <w:t xml:space="preserve">Тип услуги </w:t>
+      </w:r>
+      <w:r>
+        <w:t>и</w:t>
+      </w:r>
+      <w:r>
+        <w:t xml:space="preserve"> Материал</w:t>
+      </w:r>
+      <w:r>
+        <w:t xml:space="preserve"> </w:t>
+      </w:r>
+      <w:r>
+        <w:t>–</w:t>
+      </w:r>
+      <w:r>
+        <w:t xml:space="preserve"> </w:t>
+      </w:r>
+      <w:proofErr w:type="gramStart"/>
+      <w:r>
+        <w:t>многие</w:t>
+      </w:r>
+      <w:r>
+        <w:t xml:space="preserve"> </w:t>
+      </w:r>
+      <w:r>
+        <w:t>:</w:t>
+      </w:r>
+      <w:proofErr w:type="gramEnd"/>
+      <w:r>
+        <w:t xml:space="preserve"> </w:t>
+      </w:r>
+      <w:r>
+        <w:t>ко многим</w:t>
+      </w:r>
+      <w:r>
+        <w:t>, к типу услуги может быть привязано множество материалов, верно и обратное, материал может быть использован во множестве работ</w:t>
+      </w:r>
+    </w:p>
+    <w:p>
+      <w:pPr>
+        <w:spacing w:line="360" w:lineRule="auto"/>
+      </w:pPr>
+    </w:p>
+    <w:p>
+      <w:pPr>
+        <w:spacing w:line="360" w:lineRule="auto"/>
+      </w:pPr>
+      <w:r>
+        <w:t>Требования к функциональности системы</w:t>
+      </w:r>
+      <w:r>
+        <w:t>:</w:t>
+      </w:r>
+    </w:p>
+    <w:p>
+      <w:pPr>
+        <w:spacing w:line="360" w:lineRule="auto"/>
+      </w:pPr>
+    </w:p>
+    <w:p>
+      <w:pPr>
+        <w:spacing w:line="360" w:lineRule="auto"/>
+      </w:pPr>
+      <w:r>
+        <w:t>Управление услугами</w:t>
+      </w:r>
+      <w:r>
+        <w:t xml:space="preserve"> </w:t>
+      </w:r>
+      <w:r>
+        <w:t>– с</w:t>
+      </w:r>
+      <w:r>
+        <w:t>оздание и редактирование услуг</w:t>
+      </w:r>
+      <w:r>
+        <w:t>, к</w:t>
+      </w:r>
+      <w:r>
+        <w:t>аталог типов услуг</w:t>
+      </w:r>
+      <w:r>
+        <w:t>, с</w:t>
+      </w:r>
+      <w:r>
+        <w:t xml:space="preserve">татусы </w:t>
+      </w:r>
+      <w:r>
+        <w:t>– основа функциональности нашей системы</w:t>
+      </w:r>
+      <w:r>
+        <w:t>,</w:t>
+      </w:r>
+      <w:r>
+        <w:t xml:space="preserve"> именно существование подобного функционала обуславливает важность создания данного продукта.</w:t>
+      </w:r>
+    </w:p>
+    <w:p>
+      <w:pPr>
+        <w:spacing w:line="360" w:lineRule="auto"/>
+      </w:pPr>
+    </w:p>
+    <w:p>
+      <w:pPr>
+        <w:spacing w:line="360" w:lineRule="auto"/>
+      </w:pPr>
+      <w:r>
+        <w:t>Управление пользователями и ролями</w:t>
+      </w:r>
+      <w:r>
+        <w:t xml:space="preserve"> – р</w:t>
+      </w:r>
+      <w:r>
+        <w:t>егистрация и аутентификация пользователей</w:t>
+      </w:r>
+      <w:r>
+        <w:t xml:space="preserve"> – является одним из важнейших элементов в безопасности любого сайта. Важнейшая часть функциональности подобной системы.</w:t>
+      </w:r>
+    </w:p>
+    <w:p>
+      <w:pPr>
+        <w:spacing w:line="360" w:lineRule="auto"/>
+        <w:ind w:firstLine="708"/>
+      </w:pPr>
+    </w:p>
+    <w:p>
+      <w:pPr>
+        <w:spacing w:line="360" w:lineRule="auto"/>
+      </w:pPr>
+      <w:r>
+        <w:t>Управление сотрудниками и мастерами</w:t>
+      </w:r>
+      <w:r>
+        <w:t xml:space="preserve"> – у</w:t>
+      </w:r>
+      <w:r>
+        <w:t>чёт сотрудников</w:t>
+      </w:r>
+      <w:r>
+        <w:t>, н</w:t>
+      </w:r>
+      <w:r>
+        <w:t>азначение мастеров на заказы</w:t>
+      </w:r>
+      <w:r>
+        <w:t xml:space="preserve"> – функциональность, позволяющая взаимодействовать администраторам с системой. Так уволенный сотрудник, не сможет более </w:t>
+      </w:r>
+      <w:r>
         <w:lastRenderedPageBreak/>
-        <w:t xml:space="preserve">Услуга </w:t>
-      </w:r>
-      <w:r>
-        <w:t>и</w:t>
-      </w:r>
-      <w:r>
-        <w:t xml:space="preserve"> Тип услуги</w:t>
+        <w:t>брать заказы, ввиду того что отдел кадров удалил его аккаунт с помощью данного функционала.</w:t>
+      </w:r>
+    </w:p>
+    <w:p>
+      <w:pPr>
+        <w:spacing w:line="360" w:lineRule="auto"/>
+      </w:pPr>
+    </w:p>
+    <w:p>
+      <w:pPr>
+        <w:spacing w:line="360" w:lineRule="auto"/>
+      </w:pPr>
+      <w:r>
+        <w:t>Управление материалами</w:t>
+      </w:r>
+      <w:r>
+        <w:t xml:space="preserve"> – у</w:t>
+      </w:r>
+      <w:r>
+        <w:t>чёт материалов</w:t>
+      </w:r>
+      <w:r>
+        <w:t>, с</w:t>
+      </w:r>
+      <w:r>
+        <w:t>вязь материалов с типами услуг</w:t>
+      </w:r>
+      <w:r>
+        <w:t xml:space="preserve"> – функциональность, которая позволяет предсказывать какое количество материала находиться </w:t>
+      </w:r>
+      <w:proofErr w:type="gramStart"/>
+      <w:r>
+        <w:t>на складах</w:t>
+      </w:r>
+      <w:proofErr w:type="gramEnd"/>
+      <w:r>
+        <w:t xml:space="preserve"> и какая стоимость должна быть у услуги. </w:t>
+      </w:r>
+    </w:p>
+    <w:p>
+      <w:pPr>
+        <w:spacing w:after="160" w:line="278" w:lineRule="auto"/>
+        <w:ind w:firstLine="0"/>
+        <w:jc w:val="left"/>
+      </w:pPr>
+      <w:r>
+        <w:br w:type="page"/>
+      </w:r>
+    </w:p>
+    <w:p>
+      <w:pPr>
+        <w:pStyle w:val="2"/>
+      </w:pPr>
+      <w:bookmarkStart w:id="3" w:name="_Toc213445302"/>
+      <w:r>
+        <w:lastRenderedPageBreak/>
+        <w:t>Разработка логической модели базы данных</w:t>
+      </w:r>
+      <w:bookmarkEnd w:id="3"/>
+    </w:p>
+    <w:p/>
+    <w:p/>
+    <w:p>
+      <w:pPr>
+        <w:pStyle w:val="3"/>
+      </w:pPr>
+      <w:bookmarkStart w:id="4" w:name="_Toc213445303"/>
+      <w:r>
+        <w:t xml:space="preserve">Построение диаграммы </w:t>
+      </w:r>
+      <w:r>
+        <w:t xml:space="preserve">«сущность-связь» в нотации </w:t>
+      </w:r>
+      <w:proofErr w:type="spellStart"/>
+      <w:r>
+        <w:t>П.Чена</w:t>
+      </w:r>
+      <w:bookmarkEnd w:id="4"/>
+      <w:proofErr w:type="spellEnd"/>
+    </w:p>
+    <w:p/>
+    <w:p>
+      <w:r>
+        <w:t xml:space="preserve">Далее была разработана диаграмма </w:t>
+      </w:r>
+      <w:r>
+        <w:t>“</w:t>
+      </w:r>
+      <w:r>
+        <w:t>сущность-связь</w:t>
+      </w:r>
+      <w:r>
+        <w:t>”</w:t>
+      </w:r>
+      <w:r>
+        <w:t xml:space="preserve"> в нотации </w:t>
+      </w:r>
+      <w:proofErr w:type="spellStart"/>
+      <w:r>
+        <w:t>П.Чена</w:t>
+      </w:r>
+      <w:proofErr w:type="spellEnd"/>
+      <w:r>
+        <w:t xml:space="preserve"> в соответствии с поставленной задачей</w:t>
+      </w:r>
+      <w:r>
+        <w:t xml:space="preserve"> (Рисунок 2.1). </w:t>
+      </w:r>
+    </w:p>
+    <w:p>
+      <w:pPr>
+        <w:ind w:firstLine="0"/>
+        <w:jc w:val="left"/>
+      </w:pPr>
+      <w:r>
+        <w:rPr>
+          <w:noProof/>
+        </w:rPr>
+        <w:drawing>
+          <wp:inline distT="0" distB="0" distL="0" distR="0" wp14:anchorId="75671849" wp14:editId="645F4D15">
+            <wp:extent cx="6052736" cy="3032125"/>
+            <wp:effectExtent l="0" t="0" r="0" b="0"/>
+            <wp:docPr id="154170587" name="Рисунок 1"/>
+            <wp:cNvGraphicFramePr>
+              <a:graphicFrameLocks xmlns:a="http://schemas.openxmlformats.org/drawingml/2006/main" noChangeAspect="1"/>
+            </wp:cNvGraphicFramePr>
+            <a:graphic xmlns:a="http://schemas.openxmlformats.org/drawingml/2006/main">
+              <a:graphicData uri="http://schemas.openxmlformats.org/drawingml/2006/picture">
+                <pic:pic xmlns:pic="http://schemas.openxmlformats.org/drawingml/2006/picture">
+                  <pic:nvPicPr>
+                    <pic:cNvPr id="0" name="Picture 2"/>
+                    <pic:cNvPicPr>
+                      <a:picLocks noChangeAspect="1" noChangeArrowheads="1"/>
+                    </pic:cNvPicPr>
+                  </pic:nvPicPr>
+                  <pic:blipFill>
+                    <a:blip r:embed="rId12" cstate="print">
+                      <a:extLst>
+                        <a:ext uri="{28A0092B-C50C-407E-A947-70E740481C1C}">
+                          <a14:useLocalDpi xmlns:a14="http://schemas.microsoft.com/office/drawing/2010/main" val="0"/>
+                        </a:ext>
+                      </a:extLst>
+                    </a:blip>
+                    <a:srcRect/>
+                    <a:stretch>
+                      <a:fillRect/>
+                    </a:stretch>
+                  </pic:blipFill>
+                  <pic:spPr bwMode="auto">
+                    <a:xfrm>
+                      <a:off x="0" y="0"/>
+                      <a:ext cx="6052736" cy="3032125"/>
+                    </a:xfrm>
+                    <a:prstGeom prst="rect">
+                      <a:avLst/>
+                    </a:prstGeom>
+                    <a:noFill/>
+                    <a:ln>
+                      <a:noFill/>
+                    </a:ln>
+                  </pic:spPr>
+                </pic:pic>
+              </a:graphicData>
+            </a:graphic>
+          </wp:inline>
+        </w:drawing>
+      </w:r>
+    </w:p>
+    <w:p>
+      <w:pPr>
+        <w:ind w:firstLine="0"/>
+        <w:jc w:val="center"/>
+      </w:pPr>
+      <w:r>
+        <w:t xml:space="preserve">Рисунок </w:t>
+      </w:r>
+      <w:r>
+        <w:t>2.</w:t>
+      </w:r>
+      <w:r>
+        <w:t xml:space="preserve">1 </w:t>
+      </w:r>
+      <w:r>
+        <w:t>–</w:t>
       </w:r>
       <w:r>
         <w:t xml:space="preserve"> </w:t>
       </w:r>
       <w:r>
-        <w:t>–</w:t>
-      </w:r>
+        <w:t xml:space="preserve">полная диаграмма </w:t>
+      </w:r>
+      <w:r>
+        <w:t>“</w:t>
+      </w:r>
+      <w:r>
+        <w:t>сущность-связь</w:t>
+      </w:r>
+      <w:r>
+        <w:t>”</w:t>
+      </w:r>
+      <w:r>
+        <w:t xml:space="preserve"> в нотации </w:t>
+      </w:r>
+      <w:proofErr w:type="spellStart"/>
+      <w:r>
+        <w:t>П.Чена</w:t>
+      </w:r>
+      <w:proofErr w:type="spellEnd"/>
+    </w:p>
+    <w:p>
+      <w:pPr>
+        <w:ind w:firstLine="0"/>
+        <w:jc w:val="center"/>
+      </w:pPr>
+    </w:p>
+    <w:p>
+      <w:pPr>
+        <w:jc w:val="center"/>
+      </w:pPr>
+      <w:r>
+        <w:rPr>
+          <w:noProof/>
+        </w:rPr>
+        <w:drawing>
+          <wp:inline distT="0" distB="0" distL="0" distR="0" wp14:anchorId="3611E2E5" wp14:editId="6977E140">
+            <wp:extent cx="3707130" cy="3295717"/>
+            <wp:effectExtent l="0" t="0" r="7620" b="0"/>
+            <wp:docPr id="357349213" name="Рисунок 1"/>
+            <wp:cNvGraphicFramePr>
+              <a:graphicFrameLocks xmlns:a="http://schemas.openxmlformats.org/drawingml/2006/main" noChangeAspect="1"/>
+            </wp:cNvGraphicFramePr>
+            <a:graphic xmlns:a="http://schemas.openxmlformats.org/drawingml/2006/main">
+              <a:graphicData uri="http://schemas.openxmlformats.org/drawingml/2006/picture">
+                <pic:pic xmlns:pic="http://schemas.openxmlformats.org/drawingml/2006/picture">
+                  <pic:nvPicPr>
+                    <pic:cNvPr id="0" name="Picture 2"/>
+                    <pic:cNvPicPr>
+                      <a:picLocks noChangeAspect="1" noChangeArrowheads="1"/>
+                    </pic:cNvPicPr>
+                  </pic:nvPicPr>
+                  <pic:blipFill rotWithShape="1">
+                    <a:blip r:embed="rId13">
+                      <a:extLst>
+                        <a:ext uri="{28A0092B-C50C-407E-A947-70E740481C1C}">
+                          <a14:useLocalDpi xmlns:a14="http://schemas.microsoft.com/office/drawing/2010/main" val="0"/>
+                        </a:ext>
+                      </a:extLst>
+                    </a:blip>
+                    <a:srcRect l="34197" t="9674" r="36805" b="38871"/>
+                    <a:stretch>
+                      <a:fillRect/>
+                    </a:stretch>
+                  </pic:blipFill>
+                  <pic:spPr bwMode="auto">
+                    <a:xfrm>
+                      <a:off x="0" y="0"/>
+                      <a:ext cx="3743634" cy="3328170"/>
+                    </a:xfrm>
+                    <a:prstGeom prst="rect">
+                      <a:avLst/>
+                    </a:prstGeom>
+                    <a:noFill/>
+                    <a:ln>
+                      <a:noFill/>
+                    </a:ln>
+                    <a:extLst>
+                      <a:ext uri="{53640926-AAD7-44D8-BBD7-CCE9431645EC}">
+                        <a14:shadowObscured xmlns:a14="http://schemas.microsoft.com/office/drawing/2010/main"/>
+                      </a:ext>
+                    </a:extLst>
+                  </pic:spPr>
+                </pic:pic>
+              </a:graphicData>
+            </a:graphic>
+          </wp:inline>
+        </w:drawing>
+      </w:r>
+    </w:p>
+    <w:p>
+      <w:pPr>
+        <w:ind w:firstLine="0"/>
+        <w:jc w:val="center"/>
+      </w:pPr>
+      <w:r>
+        <w:t xml:space="preserve">Рисунок </w:t>
+      </w:r>
+      <w:r>
+        <w:t>2.2</w:t>
+      </w:r>
+      <w:r>
+        <w:t xml:space="preserve"> – </w:t>
+      </w:r>
+      <w:r>
+        <w:t>частичная</w:t>
+      </w:r>
+      <w:r>
+        <w:t xml:space="preserve"> диаграмма </w:t>
+      </w:r>
+      <w:r>
+        <w:t>“</w:t>
+      </w:r>
+      <w:r>
+        <w:t>сущность-связь</w:t>
+      </w:r>
+      <w:r>
+        <w:t>”</w:t>
+      </w:r>
+      <w:r>
+        <w:t xml:space="preserve"> в нотации </w:t>
+      </w:r>
+      <w:proofErr w:type="spellStart"/>
+      <w:r>
+        <w:t>П.Чена</w:t>
+      </w:r>
+      <w:proofErr w:type="spellEnd"/>
       <w:r>
         <w:t xml:space="preserve"> </w:t>
       </w:r>
-      <w:proofErr w:type="gramStart"/>
-      <w:r>
-        <w:t>многие</w:t>
+      <w:r>
+        <w:t>“</w:t>
+      </w:r>
+      <w:r>
+        <w:t>Услуга</w:t>
+      </w:r>
+      <w:r>
+        <w:t>”</w:t>
+      </w:r>
+    </w:p>
+    <w:p>
+      <w:pPr>
+        <w:ind w:firstLine="0"/>
+        <w:jc w:val="center"/>
+      </w:pPr>
+      <w:r>
+        <w:rPr>
+          <w:noProof/>
+        </w:rPr>
+        <w:lastRenderedPageBreak/>
+        <w:drawing>
+          <wp:inline distT="0" distB="0" distL="0" distR="0" wp14:anchorId="341E35EF" wp14:editId="52B912F8">
+            <wp:extent cx="5362049" cy="4401879"/>
+            <wp:effectExtent l="0" t="0" r="0" b="0"/>
+            <wp:docPr id="1078334337" name="Рисунок 1"/>
+            <wp:cNvGraphicFramePr>
+              <a:graphicFrameLocks xmlns:a="http://schemas.openxmlformats.org/drawingml/2006/main" noChangeAspect="1"/>
+            </wp:cNvGraphicFramePr>
+            <a:graphic xmlns:a="http://schemas.openxmlformats.org/drawingml/2006/main">
+              <a:graphicData uri="http://schemas.openxmlformats.org/drawingml/2006/picture">
+                <pic:pic xmlns:pic="http://schemas.openxmlformats.org/drawingml/2006/picture">
+                  <pic:nvPicPr>
+                    <pic:cNvPr id="0" name="Picture 2"/>
+                    <pic:cNvPicPr>
+                      <a:picLocks noChangeAspect="1" noChangeArrowheads="1"/>
+                    </pic:cNvPicPr>
+                  </pic:nvPicPr>
+                  <pic:blipFill rotWithShape="1">
+                    <a:blip r:embed="rId14" cstate="print">
+                      <a:extLst>
+                        <a:ext uri="{28A0092B-C50C-407E-A947-70E740481C1C}">
+                          <a14:useLocalDpi xmlns:a14="http://schemas.microsoft.com/office/drawing/2010/main" val="0"/>
+                        </a:ext>
+                      </a:extLst>
+                    </a:blip>
+                    <a:srcRect r="62048" b="37812"/>
+                    <a:stretch>
+                      <a:fillRect/>
+                    </a:stretch>
+                  </pic:blipFill>
+                  <pic:spPr bwMode="auto">
+                    <a:xfrm>
+                      <a:off x="0" y="0"/>
+                      <a:ext cx="5387073" cy="4422422"/>
+                    </a:xfrm>
+                    <a:prstGeom prst="rect">
+                      <a:avLst/>
+                    </a:prstGeom>
+                    <a:noFill/>
+                    <a:ln>
+                      <a:noFill/>
+                    </a:ln>
+                    <a:extLst>
+                      <a:ext uri="{53640926-AAD7-44D8-BBD7-CCE9431645EC}">
+                        <a14:shadowObscured xmlns:a14="http://schemas.microsoft.com/office/drawing/2010/main"/>
+                      </a:ext>
+                    </a:extLst>
+                  </pic:spPr>
+                </pic:pic>
+              </a:graphicData>
+            </a:graphic>
+          </wp:inline>
+        </w:drawing>
+      </w:r>
+    </w:p>
+    <w:p>
+      <w:pPr>
+        <w:ind w:firstLine="0"/>
+        <w:jc w:val="center"/>
+      </w:pPr>
+      <w:r>
+        <w:t xml:space="preserve">Рисунок </w:t>
+      </w:r>
+      <w:r>
+        <w:t>2.3</w:t>
+      </w:r>
+      <w:r>
+        <w:t xml:space="preserve"> – полная диаграмма </w:t>
+      </w:r>
+      <w:r>
+        <w:t>“</w:t>
+      </w:r>
+      <w:r>
+        <w:t>сущность-связь</w:t>
+      </w:r>
+      <w:r>
+        <w:t>”</w:t>
+      </w:r>
+      <w:r>
+        <w:t xml:space="preserve"> в нотации </w:t>
+      </w:r>
+      <w:proofErr w:type="spellStart"/>
+      <w:r>
+        <w:t>П.Чена</w:t>
+      </w:r>
+      <w:proofErr w:type="spellEnd"/>
+      <w:r>
+        <w:t xml:space="preserve"> “</w:t>
+      </w:r>
+      <w:r>
+        <w:t>Заказчик</w:t>
+      </w:r>
+      <w:r>
+        <w:t>”</w:t>
+      </w:r>
+    </w:p>
+    <w:p>
+      <w:pPr>
+        <w:ind w:firstLine="0"/>
+        <w:rPr>
+          <w:noProof/>
+        </w:rPr>
+      </w:pPr>
+    </w:p>
+    <w:p>
+      <w:pPr>
+        <w:ind w:firstLine="0"/>
+        <w:jc w:val="center"/>
+      </w:pPr>
+      <w:r>
+        <w:rPr>
+          <w:noProof/>
+        </w:rPr>
+        <w:drawing>
+          <wp:inline distT="0" distB="0" distL="0" distR="0" wp14:anchorId="6B229F13" wp14:editId="2AA3F4CF">
+            <wp:extent cx="4114800" cy="3488554"/>
+            <wp:effectExtent l="0" t="0" r="0" b="0"/>
+            <wp:docPr id="836631676" name="Рисунок 1"/>
+            <wp:cNvGraphicFramePr>
+              <a:graphicFrameLocks xmlns:a="http://schemas.openxmlformats.org/drawingml/2006/main" noChangeAspect="1"/>
+            </wp:cNvGraphicFramePr>
+            <a:graphic xmlns:a="http://schemas.openxmlformats.org/drawingml/2006/main">
+              <a:graphicData uri="http://schemas.openxmlformats.org/drawingml/2006/picture">
+                <pic:pic xmlns:pic="http://schemas.openxmlformats.org/drawingml/2006/picture">
+                  <pic:nvPicPr>
+                    <pic:cNvPr id="0" name="Picture 2"/>
+                    <pic:cNvPicPr>
+                      <a:picLocks noChangeAspect="1" noChangeArrowheads="1"/>
+                    </pic:cNvPicPr>
+                  </pic:nvPicPr>
+                  <pic:blipFill rotWithShape="1">
+                    <a:blip r:embed="rId12" cstate="print">
+                      <a:extLst>
+                        <a:ext uri="{28A0092B-C50C-407E-A947-70E740481C1C}">
+                          <a14:useLocalDpi xmlns:a14="http://schemas.microsoft.com/office/drawing/2010/main" val="0"/>
+                        </a:ext>
+                      </a:extLst>
+                    </a:blip>
+                    <a:srcRect l="62835" b="37109"/>
+                    <a:stretch>
+                      <a:fillRect/>
+                    </a:stretch>
+                  </pic:blipFill>
+                  <pic:spPr bwMode="auto">
+                    <a:xfrm>
+                      <a:off x="0" y="0"/>
+                      <a:ext cx="4152361" cy="3520399"/>
+                    </a:xfrm>
+                    <a:prstGeom prst="rect">
+                      <a:avLst/>
+                    </a:prstGeom>
+                    <a:noFill/>
+                    <a:ln>
+                      <a:noFill/>
+                    </a:ln>
+                    <a:extLst>
+                      <a:ext uri="{53640926-AAD7-44D8-BBD7-CCE9431645EC}">
+                        <a14:shadowObscured xmlns:a14="http://schemas.microsoft.com/office/drawing/2010/main"/>
+                      </a:ext>
+                    </a:extLst>
+                  </pic:spPr>
+                </pic:pic>
+              </a:graphicData>
+            </a:graphic>
+          </wp:inline>
+        </w:drawing>
+      </w:r>
+    </w:p>
+    <w:p>
+      <w:pPr>
+        <w:ind w:firstLine="0"/>
+        <w:jc w:val="center"/>
+      </w:pPr>
+      <w:r>
+        <w:t>Рисунок 2.</w:t>
+      </w:r>
+      <w:r>
+        <w:t>4</w:t>
+      </w:r>
+      <w:r>
+        <w:t xml:space="preserve"> – полная диаграмма </w:t>
+      </w:r>
+      <w:r>
+        <w:t>“</w:t>
+      </w:r>
+      <w:r>
+        <w:t>сущность-связь</w:t>
+      </w:r>
+      <w:r>
+        <w:t>”</w:t>
+      </w:r>
+      <w:r>
+        <w:t xml:space="preserve"> в нотации </w:t>
+      </w:r>
+      <w:proofErr w:type="spellStart"/>
+      <w:r>
+        <w:t>П.Чена</w:t>
+      </w:r>
+      <w:proofErr w:type="spellEnd"/>
+      <w:r>
+        <w:t xml:space="preserve"> “</w:t>
+      </w:r>
+      <w:r>
+        <w:t>Сотрудник</w:t>
+      </w:r>
+      <w:r>
+        <w:t>”</w:t>
+      </w:r>
+    </w:p>
+    <w:p>
+      <w:pPr>
+        <w:rPr>
+          <w:noProof/>
+        </w:rPr>
+      </w:pPr>
+    </w:p>
+    <w:p>
+      <w:pPr>
+        <w:ind w:firstLine="0"/>
+        <w:jc w:val="center"/>
+      </w:pPr>
+      <w:r>
+        <w:rPr>
+          <w:noProof/>
+        </w:rPr>
+        <w:drawing>
+          <wp:inline distT="0" distB="0" distL="0" distR="0" wp14:anchorId="5531BD0E" wp14:editId="2CB9C926">
+            <wp:extent cx="5281727" cy="2828261"/>
+            <wp:effectExtent l="0" t="0" r="0" b="0"/>
+            <wp:docPr id="944237793" name="Рисунок 1"/>
+            <wp:cNvGraphicFramePr>
+              <a:graphicFrameLocks xmlns:a="http://schemas.openxmlformats.org/drawingml/2006/main" noChangeAspect="1"/>
+            </wp:cNvGraphicFramePr>
+            <a:graphic xmlns:a="http://schemas.openxmlformats.org/drawingml/2006/main">
+              <a:graphicData uri="http://schemas.openxmlformats.org/drawingml/2006/picture">
+                <pic:pic xmlns:pic="http://schemas.openxmlformats.org/drawingml/2006/picture">
+                  <pic:nvPicPr>
+                    <pic:cNvPr id="0" name="Picture 2"/>
+                    <pic:cNvPicPr>
+                      <a:picLocks noChangeAspect="1" noChangeArrowheads="1"/>
+                    </pic:cNvPicPr>
+                  </pic:nvPicPr>
+                  <pic:blipFill rotWithShape="1">
+                    <a:blip r:embed="rId14" cstate="print">
+                      <a:extLst>
+                        <a:ext uri="{28A0092B-C50C-407E-A947-70E740481C1C}">
+                          <a14:useLocalDpi xmlns:a14="http://schemas.microsoft.com/office/drawing/2010/main" val="0"/>
+                        </a:ext>
+                      </a:extLst>
+                    </a:blip>
+                    <a:srcRect l="16830" t="60388" r="46109"/>
+                    <a:stretch>
+                      <a:fillRect/>
+                    </a:stretch>
+                  </pic:blipFill>
+                  <pic:spPr bwMode="auto">
+                    <a:xfrm>
+                      <a:off x="0" y="0"/>
+                      <a:ext cx="5309822" cy="2843305"/>
+                    </a:xfrm>
+                    <a:prstGeom prst="rect">
+                      <a:avLst/>
+                    </a:prstGeom>
+                    <a:noFill/>
+                    <a:ln>
+                      <a:noFill/>
+                    </a:ln>
+                    <a:extLst>
+                      <a:ext uri="{53640926-AAD7-44D8-BBD7-CCE9431645EC}">
+                        <a14:shadowObscured xmlns:a14="http://schemas.microsoft.com/office/drawing/2010/main"/>
+                      </a:ext>
+                    </a:extLst>
+                  </pic:spPr>
+                </pic:pic>
+              </a:graphicData>
+            </a:graphic>
+          </wp:inline>
+        </w:drawing>
       </w:r>
       <w:r>
         <w:t xml:space="preserve"> </w:t>
       </w:r>
-      <w:r>
-        <w:t>:</w:t>
-      </w:r>
-      <w:proofErr w:type="gramEnd"/>
-      <w:r>
-        <w:t xml:space="preserve"> ко многим</w:t>
-      </w:r>
-      <w:r>
-        <w:t>, к одной услуге может быть привязано множество типов, но и при этом типы заказов могут содержаться у многих услуг.</w:t>
-      </w:r>
-    </w:p>
-    <w:p>
-      <w:pPr>
-        <w:spacing w:line="360" w:lineRule="auto"/>
-      </w:pPr>
-      <w:r>
-        <w:t xml:space="preserve">Тип услуги </w:t>
-      </w:r>
-      <w:r>
-        <w:t>и</w:t>
-      </w:r>
-      <w:r>
-        <w:t xml:space="preserve"> Материал</w:t>
-      </w:r>
-      <w:r>
-        <w:t xml:space="preserve"> </w:t>
-      </w:r>
-      <w:r>
-        <w:t>–</w:t>
-      </w:r>
-      <w:r>
-        <w:t xml:space="preserve"> </w:t>
-      </w:r>
-      <w:proofErr w:type="gramStart"/>
-      <w:r>
-        <w:t>многие</w:t>
-      </w:r>
-      <w:r>
-        <w:t xml:space="preserve"> </w:t>
-      </w:r>
-      <w:r>
-        <w:t>:</w:t>
-      </w:r>
-      <w:proofErr w:type="gramEnd"/>
-      <w:r>
-        <w:t xml:space="preserve"> </w:t>
-      </w:r>
-      <w:r>
-        <w:t>ко многим</w:t>
-      </w:r>
-      <w:r>
-        <w:t>, к типу услуги может быть привязано множество материалов, верно и обратное, материал может быть использован во множестве работ</w:t>
-      </w:r>
-    </w:p>
-    <w:p>
-      <w:pPr>
-        <w:spacing w:line="360" w:lineRule="auto"/>
-      </w:pPr>
-    </w:p>
-    <w:p>
-      <w:pPr>
-        <w:spacing w:line="360" w:lineRule="auto"/>
-      </w:pPr>
-      <w:r>
-        <w:t>Требования к функциональности системы</w:t>
-      </w:r>
-      <w:r>
-        <w:t>:</w:t>
-      </w:r>
-    </w:p>
-    <w:p>
-      <w:pPr>
-        <w:spacing w:line="360" w:lineRule="auto"/>
+    </w:p>
+    <w:p>
+      <w:pPr>
+        <w:ind w:firstLine="0"/>
+        <w:jc w:val="center"/>
+      </w:pPr>
+      <w:r>
+        <w:t>Рисунок 2.</w:t>
+      </w:r>
+      <w:r>
+        <w:t>5</w:t>
+      </w:r>
+      <w:r>
+        <w:t xml:space="preserve"> – полная диаграмма </w:t>
+      </w:r>
+      <w:r>
+        <w:t>“</w:t>
+      </w:r>
+      <w:r>
+        <w:t>сущность-связь</w:t>
+      </w:r>
+      <w:r>
+        <w:t>”</w:t>
+      </w:r>
+      <w:r>
+        <w:t xml:space="preserve"> в нотации </w:t>
+      </w:r>
+      <w:proofErr w:type="spellStart"/>
+      <w:r>
+        <w:t>П.Чена</w:t>
+      </w:r>
+      <w:proofErr w:type="spellEnd"/>
+      <w:r>
+        <w:t xml:space="preserve"> “</w:t>
+      </w:r>
+      <w:r>
+        <w:t>Тип Услуги</w:t>
+      </w:r>
+      <w:r>
+        <w:t>”</w:t>
+      </w:r>
+    </w:p>
+    <w:p>
+      <w:pPr>
+        <w:ind w:firstLine="0"/>
+        <w:jc w:val="center"/>
+      </w:pPr>
+    </w:p>
+    <w:p>
+      <w:pPr>
+        <w:ind w:firstLine="0"/>
+        <w:jc w:val="center"/>
+      </w:pPr>
+      <w:r>
+        <w:rPr>
+          <w:noProof/>
+        </w:rPr>
+        <w:drawing>
+          <wp:inline distT="0" distB="0" distL="0" distR="0" wp14:anchorId="2CC75CB7" wp14:editId="5B329958">
+            <wp:extent cx="5199837" cy="2413591"/>
+            <wp:effectExtent l="0" t="0" r="0" b="0"/>
+            <wp:docPr id="1603799318" name="Рисунок 1"/>
+            <wp:cNvGraphicFramePr>
+              <a:graphicFrameLocks xmlns:a="http://schemas.openxmlformats.org/drawingml/2006/main" noChangeAspect="1"/>
+            </wp:cNvGraphicFramePr>
+            <a:graphic xmlns:a="http://schemas.openxmlformats.org/drawingml/2006/main">
+              <a:graphicData uri="http://schemas.openxmlformats.org/drawingml/2006/picture">
+                <pic:pic xmlns:pic="http://schemas.openxmlformats.org/drawingml/2006/picture">
+                  <pic:nvPicPr>
+                    <pic:cNvPr id="0" name="Picture 2"/>
+                    <pic:cNvPicPr>
+                      <a:picLocks noChangeAspect="1" noChangeArrowheads="1"/>
+                    </pic:cNvPicPr>
+                  </pic:nvPicPr>
+                  <pic:blipFill rotWithShape="1">
+                    <a:blip r:embed="rId14" cstate="print">
+                      <a:extLst>
+                        <a:ext uri="{28A0092B-C50C-407E-A947-70E740481C1C}">
+                          <a14:useLocalDpi xmlns:a14="http://schemas.microsoft.com/office/drawing/2010/main" val="0"/>
+                        </a:ext>
+                      </a:extLst>
+                    </a:blip>
+                    <a:srcRect l="53168" t="64323" r="8324"/>
+                    <a:stretch>
+                      <a:fillRect/>
+                    </a:stretch>
+                  </pic:blipFill>
+                  <pic:spPr bwMode="auto">
+                    <a:xfrm>
+                      <a:off x="0" y="0"/>
+                      <a:ext cx="5215777" cy="2420990"/>
+                    </a:xfrm>
+                    <a:prstGeom prst="rect">
+                      <a:avLst/>
+                    </a:prstGeom>
+                    <a:noFill/>
+                    <a:ln>
+                      <a:noFill/>
+                    </a:ln>
+                    <a:extLst>
+                      <a:ext uri="{53640926-AAD7-44D8-BBD7-CCE9431645EC}">
+                        <a14:shadowObscured xmlns:a14="http://schemas.microsoft.com/office/drawing/2010/main"/>
+                      </a:ext>
+                    </a:extLst>
+                  </pic:spPr>
+                </pic:pic>
+              </a:graphicData>
+            </a:graphic>
+          </wp:inline>
+        </w:drawing>
+      </w:r>
+    </w:p>
+    <w:p>
+      <w:pPr>
+        <w:ind w:firstLine="0"/>
+        <w:jc w:val="center"/>
+      </w:pPr>
+      <w:r>
+        <w:t>Рисунок 2.</w:t>
+      </w:r>
+      <w:r>
+        <w:t>6</w:t>
+      </w:r>
+      <w:r>
+        <w:t xml:space="preserve"> – полная диаграмма </w:t>
+      </w:r>
+      <w:r>
+        <w:t>“</w:t>
+      </w:r>
+      <w:r>
+        <w:t>сущность-связь</w:t>
+      </w:r>
+      <w:r>
+        <w:t>”</w:t>
+      </w:r>
+      <w:r>
+        <w:t xml:space="preserve"> в нотации </w:t>
+      </w:r>
+      <w:proofErr w:type="spellStart"/>
+      <w:r>
+        <w:t>П.Чена</w:t>
+      </w:r>
+      <w:proofErr w:type="spellEnd"/>
+      <w:r>
+        <w:t xml:space="preserve"> “</w:t>
+      </w:r>
+      <w:r>
+        <w:t>Материалы</w:t>
+      </w:r>
+      <w:r>
+        <w:t>”</w:t>
+      </w:r>
+    </w:p>
+    <w:p>
+      <w:pPr>
+        <w:ind w:firstLine="0"/>
+        <w:jc w:val="center"/>
+      </w:pPr>
+    </w:p>
+    <w:p>
+      <w:pPr>
+        <w:pStyle w:val="3"/>
+      </w:pPr>
+      <w:bookmarkStart w:id="5" w:name="_Toc213445304"/>
+      <w:r>
+        <w:t>Построение модели</w:t>
+      </w:r>
+      <w:r>
+        <w:t>,</w:t>
+      </w:r>
+      <w:r>
+        <w:t xml:space="preserve"> основанной на ключах (Key Based </w:t>
+      </w:r>
+      <w:proofErr w:type="spellStart"/>
+      <w:r>
+        <w:t>model</w:t>
+      </w:r>
+      <w:proofErr w:type="spellEnd"/>
+      <w:r>
+        <w:t xml:space="preserve">, KB) и полной атрибутивной модели в нотации IDEF1X (нормализация отношений до третьей или </w:t>
+      </w:r>
+      <w:proofErr w:type="spellStart"/>
+      <w:r>
+        <w:t>четвѐртой</w:t>
+      </w:r>
+      <w:proofErr w:type="spellEnd"/>
+      <w:r>
+        <w:t xml:space="preserve"> нормальной формы)</w:t>
+      </w:r>
+      <w:bookmarkEnd w:id="5"/>
+    </w:p>
+    <w:p>
+      <w:pPr>
+        <w:ind w:firstLine="0"/>
+      </w:pPr>
+    </w:p>
+    <w:p>
+      <w:pPr>
+        <w:ind w:firstLine="708"/>
+      </w:pPr>
+      <w:r>
+        <w:t xml:space="preserve">Далее производим разработку </w:t>
+      </w:r>
+      <w:r>
         <w:rPr>
           <w:lang w:val="en-US"/>
         </w:rPr>
-      </w:pPr>
-    </w:p>
-    <w:p>
-      <w:pPr>
-        <w:spacing w:line="360" w:lineRule="auto"/>
-      </w:pPr>
-      <w:r>
-        <w:t>Управление услугами</w:t>
+        <w:t>Key</w:t>
       </w:r>
       <w:r>
         <w:t xml:space="preserve"> </w:t>
       </w:r>
       <w:r>
-        <w:t>– с</w:t>
-      </w:r>
-      <w:r>
-        <w:t>оздание и редактирование услуг</w:t>
-      </w:r>
-      <w:r>
-        <w:t>, к</w:t>
-      </w:r>
-      <w:r>
-        <w:t>аталог типов услуг</w:t>
-      </w:r>
-      <w:r>
-        <w:t>, с</w:t>
-      </w:r>
-      <w:r>
-        <w:t xml:space="preserve">татусы </w:t>
-      </w:r>
-      <w:r>
-        <w:t>– основа функциональности нашей системы</w:t>
-      </w:r>
-      <w:r>
-        <w:t>,</w:t>
-      </w:r>
-      <w:r>
-        <w:t xml:space="preserve"> именно существование подобного функционала обуславливает важность создания данного продукта.</w:t>
-      </w:r>
-    </w:p>
-    <w:p>
-      <w:pPr>
-        <w:spacing w:line="360" w:lineRule="auto"/>
-      </w:pPr>
-    </w:p>
-    <w:p>
-      <w:pPr>
-        <w:spacing w:line="360" w:lineRule="auto"/>
-      </w:pPr>
-      <w:r>
-        <w:t>Управление пользователями и ролями</w:t>
-      </w:r>
-      <w:r>
-        <w:t xml:space="preserve"> – р</w:t>
-      </w:r>
-      <w:r>
-        <w:t>егистрация и аутентификация пользователей</w:t>
-      </w:r>
-      <w:r>
-        <w:t xml:space="preserve"> – является одним из важнейших элементов в безопасности любого сайта. Важнейшая часть функциональности подобной системы.</w:t>
-      </w:r>
-    </w:p>
-    <w:p>
-      <w:pPr>
-        <w:spacing w:line="360" w:lineRule="auto"/>
+        <w:rPr>
+          <w:lang w:val="en-US"/>
+        </w:rPr>
+        <w:t>Based</w:t>
+      </w:r>
+      <w:r>
+        <w:t xml:space="preserve"> </w:t>
+      </w:r>
+      <w:r>
+        <w:rPr>
+          <w:lang w:val="en-US"/>
+        </w:rPr>
+        <w:t>model</w:t>
+      </w:r>
+      <w:r>
+        <w:t xml:space="preserve"> (Рисунок 2.7).</w:t>
+      </w:r>
+    </w:p>
+    <w:p>
+      <w:pPr>
+        <w:ind w:firstLine="0"/>
+        <w:jc w:val="center"/>
+      </w:pPr>
+      <w:r>
+        <w:rPr>
+          <w:noProof/>
+        </w:rPr>
+        <w:lastRenderedPageBreak/>
+        <w:drawing>
+          <wp:inline distT="0" distB="0" distL="0" distR="0" wp14:anchorId="5C98A625" wp14:editId="672AC0D7">
+            <wp:extent cx="5932805" cy="4838065"/>
+            <wp:effectExtent l="0" t="0" r="0" b="635"/>
+            <wp:docPr id="226910300" name="Рисунок 3"/>
+            <wp:cNvGraphicFramePr>
+              <a:graphicFrameLocks xmlns:a="http://schemas.openxmlformats.org/drawingml/2006/main" noChangeAspect="1"/>
+            </wp:cNvGraphicFramePr>
+            <a:graphic xmlns:a="http://schemas.openxmlformats.org/drawingml/2006/main">
+              <a:graphicData uri="http://schemas.openxmlformats.org/drawingml/2006/picture">
+                <pic:pic xmlns:pic="http://schemas.openxmlformats.org/drawingml/2006/picture">
+                  <pic:nvPicPr>
+                    <pic:cNvPr id="0" name="Picture 4"/>
+                    <pic:cNvPicPr>
+                      <a:picLocks noChangeAspect="1" noChangeArrowheads="1"/>
+                    </pic:cNvPicPr>
+                  </pic:nvPicPr>
+                  <pic:blipFill>
+                    <a:blip r:embed="rId15">
+                      <a:extLst>
+                        <a:ext uri="{28A0092B-C50C-407E-A947-70E740481C1C}">
+                          <a14:useLocalDpi xmlns:a14="http://schemas.microsoft.com/office/drawing/2010/main" val="0"/>
+                        </a:ext>
+                      </a:extLst>
+                    </a:blip>
+                    <a:srcRect/>
+                    <a:stretch>
+                      <a:fillRect/>
+                    </a:stretch>
+                  </pic:blipFill>
+                  <pic:spPr bwMode="auto">
+                    <a:xfrm>
+                      <a:off x="0" y="0"/>
+                      <a:ext cx="5932805" cy="4838065"/>
+                    </a:xfrm>
+                    <a:prstGeom prst="rect">
+                      <a:avLst/>
+                    </a:prstGeom>
+                    <a:noFill/>
+                    <a:ln>
+                      <a:noFill/>
+                    </a:ln>
+                  </pic:spPr>
+                </pic:pic>
+              </a:graphicData>
+            </a:graphic>
+          </wp:inline>
+        </w:drawing>
+      </w:r>
+    </w:p>
+    <w:p>
+      <w:pPr>
+        <w:ind w:firstLine="0"/>
+        <w:jc w:val="center"/>
+      </w:pPr>
+      <w:r>
+        <w:t xml:space="preserve">Рисунок 2.7 – разработанная на основе поставленной задачи </w:t>
+      </w:r>
+      <w:r>
+        <w:rPr>
+          <w:lang w:val="en-US"/>
+        </w:rPr>
+        <w:t>Key</w:t>
+      </w:r>
+      <w:r>
+        <w:t xml:space="preserve"> </w:t>
+      </w:r>
+      <w:r>
+        <w:rPr>
+          <w:lang w:val="en-US"/>
+        </w:rPr>
+        <w:t>Based</w:t>
+      </w:r>
+      <w:r>
+        <w:t xml:space="preserve"> </w:t>
+      </w:r>
+      <w:r>
+        <w:rPr>
+          <w:lang w:val="en-US"/>
+        </w:rPr>
+        <w:t>model</w:t>
+      </w:r>
+    </w:p>
+    <w:p>
+      <w:pPr>
+        <w:ind w:firstLine="0"/>
+      </w:pPr>
+    </w:p>
+    <w:p>
+      <w:pPr>
+        <w:ind w:firstLine="0"/>
+      </w:pPr>
+      <w:r>
+        <w:tab/>
+        <w:t>Далее производим нормализацию до третьей формы таблиц, чтобы добиться полной атрибутивной модели</w:t>
+      </w:r>
+      <w:r>
+        <w:t>.</w:t>
+      </w:r>
+    </w:p>
+    <w:p>
+      <w:pPr>
+        <w:ind w:firstLine="0"/>
+      </w:pPr>
+    </w:p>
+    <w:p>
+      <w:pPr>
+        <w:ind w:firstLine="0"/>
+      </w:pPr>
+      <w:r>
+        <w:tab/>
+      </w:r>
+      <w:r>
+        <w:t xml:space="preserve">1НФ. Отношение R находится в первой нормальной форме, если выполняется условие атомарности значений атрибутов отношения. </w:t>
+      </w:r>
+    </w:p>
+    <w:p>
+      <w:pPr>
+        <w:ind w:firstLine="0"/>
+      </w:pPr>
+      <w:r>
+        <w:tab/>
+        <w:t>При приведении к этой форме будут разбиты атрибут</w:t>
+      </w:r>
+      <w:r>
+        <w:t>ы</w:t>
+      </w:r>
+      <w:r>
+        <w:t xml:space="preserve"> </w:t>
+      </w:r>
+      <w:r>
+        <w:t>у</w:t>
+      </w:r>
+      <w:r>
+        <w:t xml:space="preserve">слуги в </w:t>
+      </w:r>
+      <w:r>
+        <w:t>сущностях заказчика и сотрудника, типы услуг в услуге и используемый материал в типе услуги. Данные атрибуты будут вынесены в отдельные таблицы, что решит проблему избыточности данных и их не атомарности.</w:t>
+      </w:r>
+      <w:r>
+        <w:t xml:space="preserve"> Остальные атрибуты </w:t>
+      </w:r>
+      <w:proofErr w:type="spellStart"/>
+      <w:r>
+        <w:t>атомарны</w:t>
+      </w:r>
+      <w:proofErr w:type="spellEnd"/>
+      <w:r>
+        <w:t>.</w:t>
+      </w:r>
+    </w:p>
+    <w:p>
+      <w:pPr>
+        <w:ind w:firstLine="0"/>
+      </w:pPr>
+    </w:p>
+    <w:p>
+      <w:pPr>
         <w:ind w:firstLine="708"/>
       </w:pPr>
-    </w:p>
-    <w:p>
-      <w:pPr>
-        <w:spacing w:line="360" w:lineRule="auto"/>
-      </w:pPr>
-      <w:r>
-        <w:t>Управление сотрудниками и мастерами</w:t>
-      </w:r>
-      <w:r>
-        <w:t xml:space="preserve"> – у</w:t>
-      </w:r>
-      <w:r>
-        <w:t>чёт сотрудников</w:t>
-      </w:r>
-      <w:r>
-        <w:t>, н</w:t>
-      </w:r>
-      <w:r>
-        <w:t>азначение мастеров на заказы</w:t>
-      </w:r>
-      <w:r>
-        <w:t xml:space="preserve"> – функциональность, позволяющая взаимодействовать администраторам с системой. Так уволенный сотрудник, не сможет более брать заказы, ввиду того что отдел кадров удалил его аккаунт с помощью данного функционала.</w:t>
-      </w:r>
-    </w:p>
-    <w:p>
-      <w:pPr>
-        <w:spacing w:line="360" w:lineRule="auto"/>
-      </w:pPr>
-    </w:p>
-    <w:p>
-      <w:pPr>
-        <w:spacing w:line="360" w:lineRule="auto"/>
-      </w:pPr>
-      <w:r>
-        <w:t>Управление материалами</w:t>
-      </w:r>
-      <w:r>
-        <w:t xml:space="preserve"> – у</w:t>
-      </w:r>
-      <w:r>
-        <w:t>чёт материалов</w:t>
-      </w:r>
-      <w:r>
-        <w:t>, с</w:t>
-      </w:r>
-      <w:r>
-        <w:t>вязь материалов с типами услуг</w:t>
-      </w:r>
-      <w:r>
-        <w:t xml:space="preserve"> – функциональность, которая позволяет предсказывать какое количество материала находиться </w:t>
+      <w:r>
+        <w:t xml:space="preserve">2НФ. Отношение R находится во второй нормальной форме в том и только в том случае, когда находится в 1НФ, и каждый неключевой атрибут полностью зависит от первичного ключа. </w:t>
+      </w:r>
+    </w:p>
+    <w:p>
+      <w:pPr>
+        <w:ind w:firstLine="708"/>
+      </w:pPr>
+      <w:r>
+        <w:lastRenderedPageBreak/>
+        <w:t xml:space="preserve">При приведении к этой форме будут выделены </w:t>
       </w:r>
       <w:proofErr w:type="gramStart"/>
       <w:r>
-        <w:t>на складах</w:t>
+        <w:t>атрибуты</w:t>
       </w:r>
       <w:proofErr w:type="gramEnd"/>
       <w:r>
-        <w:t xml:space="preserve"> и какая стоимость должна быть у услуги. </w:t>
-      </w:r>
-    </w:p>
-    <w:p>
-      <w:pPr>
-        <w:spacing w:after="160" w:line="278" w:lineRule="auto"/>
-        <w:ind w:firstLine="0"/>
-        <w:jc w:val="left"/>
-      </w:pPr>
-      <w:r>
-        <w:br w:type="page"/>
-      </w:r>
-    </w:p>
-    <w:p>
-      <w:pPr>
-        <w:pStyle w:val="2"/>
-      </w:pPr>
-      <w:bookmarkStart w:id="3" w:name="_Toc213423709"/>
-      <w:r>
-        <w:lastRenderedPageBreak/>
-        <w:t>Разработка логической модели базы данных</w:t>
-      </w:r>
-      <w:bookmarkEnd w:id="3"/>
-    </w:p>
-    <w:p/>
-    <w:p/>
-    <w:p>
-      <w:pPr>
-        <w:pStyle w:val="3"/>
-      </w:pPr>
-      <w:bookmarkStart w:id="4" w:name="_Toc213423710"/>
-      <w:r>
-        <w:t xml:space="preserve">Построение диаграммы </w:t>
-      </w:r>
-      <w:r>
-        <w:t xml:space="preserve">«сущность-связь» в нотации </w:t>
+        <w:t xml:space="preserve"> не зависящие напрямую от первичного ключа. Такими можно посчитать атрибут услуги</w:t>
+      </w:r>
+      <w:r>
+        <w:t xml:space="preserve"> в заказчике и сотруднике и данные для расчёта с датой приёма на работу в том же сотруднике. Их стоит вынести, а остальные данные сгруппировать в другой таблице.</w:t>
+      </w:r>
+    </w:p>
+    <w:p>
+      <w:pPr>
+        <w:ind w:firstLine="708"/>
+      </w:pPr>
+    </w:p>
+    <w:p>
+      <w:pPr>
+        <w:ind w:firstLine="708"/>
+      </w:pPr>
+      <w:r>
+        <w:t xml:space="preserve">3НФ. Отношение R находится в третьей нормальной форме в том и только в том случае, если находится в 2НФ и каждый неключевой атрибут </w:t>
       </w:r>
       <w:proofErr w:type="spellStart"/>
       <w:r>
-        <w:t>П.Чена</w:t>
-      </w:r>
-      <w:bookmarkEnd w:id="4"/>
+        <w:t>нетранзитивно</w:t>
+      </w:r>
       <w:proofErr w:type="spellEnd"/>
-    </w:p>
-    <w:p/>
-    <w:p/>
-    <w:p/>
-    <w:p>
-      <w:pPr>
-        <w:pStyle w:val="3"/>
-      </w:pPr>
-      <w:bookmarkStart w:id="5" w:name="_Toc213423711"/>
-      <w:r>
-        <w:t xml:space="preserve">Построение </w:t>
-      </w:r>
-      <w:proofErr w:type="gramStart"/>
-      <w:r>
-        <w:t>модели</w:t>
-      </w:r>
-      <w:proofErr w:type="gramEnd"/>
-      <w:r>
-        <w:t xml:space="preserve"> основанной на ключах (Key Based </w:t>
+      <w:r>
+        <w:t xml:space="preserve"> зависит от первичного ключа.</w:t>
+      </w:r>
+    </w:p>
+    <w:p>
+      <w:pPr>
+        <w:ind w:firstLine="708"/>
+      </w:pPr>
+      <w:r>
+        <w:t xml:space="preserve">При приведении к этой форме будут выделены атрибуты </w:t>
       </w:r>
       <w:proofErr w:type="spellStart"/>
       <w:r>
-        <w:t>model</w:t>
+        <w:t>нетранзитивно</w:t>
       </w:r>
       <w:proofErr w:type="spellEnd"/>
       <w:r>
-        <w:t xml:space="preserve">, KB) и полной атрибутивной модели в нотации IDEF1X (нормализация отношений до третьей или </w:t>
-      </w:r>
-      <w:proofErr w:type="spellStart"/>
-      <w:r>
-        <w:t>четвѐртой</w:t>
-      </w:r>
-      <w:proofErr w:type="spellEnd"/>
-      <w:r>
-        <w:t xml:space="preserve"> нормальной формы)</w:t>
-      </w:r>
-      <w:bookmarkEnd w:id="5"/>
-    </w:p>
-    <w:p/>
+        <w:t xml:space="preserve"> зависимые. Так общая цена в услугах зависит от типов услуг, которые мы ранее вынесли в отдельную таблицу, в самой же сущности типа услуг содержится цена, зависимая от материала, поэтому выносим общую цену и цену за тип услуги в материалы т.к. она зависит от него.</w:t>
+      </w:r>
+    </w:p>
+    <w:p>
+      <w:pPr>
+        <w:ind w:firstLine="708"/>
+      </w:pPr>
+    </w:p>
     <w:p>
       <w:pPr>
         <w:spacing w:after="160" w:line="278" w:lineRule="auto"/>
@@ -2325,7 +3444,7 @@
         <w:spacing w:line="360" w:lineRule="auto"/>
       </w:pPr>
       <w:r>
-        <w:t>Тип услуги - Материал</w:t>
+        <w:t>Используемые материалы</w:t>
       </w:r>
       <w:r>
         <w:rPr>
@@ -2337,21 +3456,60 @@
     <w:p>
       <w:pPr>
         <w:spacing w:line="360" w:lineRule="auto"/>
-      </w:pPr>
-      <w:r>
-        <w:t>ИД типа - для определения типа услуги, использующего материал. Является числовым типом. Является Ссылочным ключом.</w:t>
+        <w:ind w:left="708" w:firstLine="0"/>
+      </w:pPr>
+      <w:r>
+        <w:t>ИД связи – Является числовым типом. Является Первичным ключом</w:t>
+      </w:r>
+      <w:r>
+        <w:t>.</w:t>
+      </w:r>
+    </w:p>
+    <w:p>
+      <w:pPr>
+        <w:spacing w:line="360" w:lineRule="auto"/>
+      </w:pPr>
+      <w:r>
+        <w:t>Имя</w:t>
+      </w:r>
+      <w:r>
+        <w:t xml:space="preserve"> типа</w:t>
+      </w:r>
+      <w:r>
+        <w:t xml:space="preserve"> услуги</w:t>
+      </w:r>
+      <w:r>
+        <w:t xml:space="preserve"> </w:t>
+      </w:r>
+      <w:r>
+        <w:t>–</w:t>
+      </w:r>
+      <w:r>
+        <w:t xml:space="preserve"> для определения типа услуги, использующего материал. Является числовым типом. Является Ссылочным ключом.</w:t>
       </w:r>
       <w:r>
         <w:br/>
-        <w:t xml:space="preserve">          ИД материала - для определения типа материала, использующегося при работах определённого типа. Является числовым типом. Является Ссылочным ключом.</w:t>
-      </w:r>
-    </w:p>
-    <w:p>
-      <w:pPr>
-        <w:spacing w:line="360" w:lineRule="auto"/>
-      </w:pPr>
-      <w:r>
-        <w:t>Количество используемого материала - сколько материала уходит на определённый тип услуги. Является целочисленным типом данных. Является обычным ключом.</w:t>
+        <w:t xml:space="preserve">          ИД материала </w:t>
+      </w:r>
+      <w:r>
+        <w:t>–</w:t>
+      </w:r>
+      <w:r>
+        <w:t xml:space="preserve"> для определения типа материала, использующегося при работах определённого типа. Является числовым типом. Является Ссылочным ключом.</w:t>
+      </w:r>
+    </w:p>
+    <w:p>
+      <w:pPr>
+        <w:spacing w:line="360" w:lineRule="auto"/>
+      </w:pPr>
+      <w:r>
+        <w:t xml:space="preserve">Количество используемого материала </w:t>
+      </w:r>
+      <w:r>
+        <w:t>–</w:t>
+      </w:r>
+      <w:r>
+        <w:t xml:space="preserve"> сколько материала уходит на определённый тип услуги. Является целочисленным типом данных. Является обычным ключом.</w:t>
       </w:r>
     </w:p>
     <w:p>
@@ -2369,7 +3527,84 @@
         <w:spacing w:line="360" w:lineRule="auto"/>
       </w:pPr>
       <w:r>
-        <w:t>Услуга - Тип услуги</w:t>
+        <w:t xml:space="preserve">Типы данной услуги </w:t>
+      </w:r>
+      <w:r>
+        <w:t>(</w:t>
+      </w:r>
+      <w:r>
+        <w:t>название в редакции</w:t>
+      </w:r>
+      <w:r>
+        <w:t>)</w:t>
+      </w:r>
+      <w:r>
+        <w:t>:</w:t>
+      </w:r>
+    </w:p>
+    <w:p>
+      <w:pPr>
+        <w:spacing w:line="360" w:lineRule="auto"/>
+        <w:ind w:left="708" w:firstLine="0"/>
+      </w:pPr>
+      <w:r>
+        <w:t xml:space="preserve">ИД связи – </w:t>
+      </w:r>
+      <w:r>
+        <w:t>Является числовым типом. Является Первичным ключом.</w:t>
+      </w:r>
+    </w:p>
+    <w:p>
+      <w:pPr>
+        <w:spacing w:line="360" w:lineRule="auto"/>
+      </w:pPr>
+      <w:r>
+        <w:t xml:space="preserve">ИД услуги </w:t>
+      </w:r>
+      <w:r>
+        <w:t>–</w:t>
+      </w:r>
+      <w:r>
+        <w:t xml:space="preserve"> ссылка на услугу. Является целочисленным типом данных. Является Ссылочным ключом.</w:t>
+      </w:r>
+    </w:p>
+    <w:p>
+      <w:pPr>
+        <w:spacing w:line="360" w:lineRule="auto"/>
+      </w:pPr>
+      <w:r>
+        <w:lastRenderedPageBreak/>
+        <w:t xml:space="preserve">Имя типа </w:t>
+      </w:r>
+      <w:r>
+        <w:t xml:space="preserve">– </w:t>
+      </w:r>
+      <w:r>
+        <w:t>ссылка на тип услуги. Виден всем. Является строчным типом данных. Виден Является Ссылочным ключом.</w:t>
+      </w:r>
+    </w:p>
+    <w:p>
+      <w:pPr>
+        <w:spacing w:line="360" w:lineRule="auto"/>
+        <w:rPr>
+          <w:lang w:val="en-US"/>
+        </w:rPr>
+      </w:pPr>
+    </w:p>
+    <w:p>
+      <w:pPr>
+        <w:pStyle w:val="a7"/>
+        <w:numPr>
+          <w:ilvl w:val="0"/>
+          <w:numId w:val="12"/>
+        </w:numPr>
+        <w:spacing w:line="360" w:lineRule="auto"/>
+        <w:rPr>
+          <w:lang w:val="en-US"/>
+        </w:rPr>
+      </w:pPr>
+      <w:r>
+        <w:t>Заказы</w:t>
       </w:r>
       <w:r>
         <w:rPr>
@@ -2383,22 +3618,322 @@
         <w:spacing w:line="360" w:lineRule="auto"/>
       </w:pPr>
       <w:r>
-        <w:t>ИД услуги - ссылка на услугу. Является целочисленным типом данных. Является Ссылочным ключом.</w:t>
-      </w:r>
-    </w:p>
-    <w:p>
-      <w:pPr>
-        <w:spacing w:line="360" w:lineRule="auto"/>
-      </w:pPr>
-      <w:r>
-        <w:t>Имя типа - ссылка на тип услуги. Виден всем. Является строчным типом данных. Виден Является Ссылочным ключом.</w:t>
-      </w:r>
-    </w:p>
-    <w:p>
-      <w:pPr>
-        <w:spacing w:line="360" w:lineRule="auto"/>
-        <w:ind w:left="708" w:firstLine="0"/>
-      </w:pPr>
+        <w:t xml:space="preserve">ИД услуги </w:t>
+      </w:r>
+      <w:r>
+        <w:t>–</w:t>
+      </w:r>
+      <w:r>
+        <w:t xml:space="preserve"> ссылка на услугу. Является целочисленным типом</w:t>
+      </w:r>
+      <w:r>
+        <w:t xml:space="preserve"> </w:t>
+      </w:r>
+      <w:r>
+        <w:t>данных.</w:t>
+      </w:r>
+      <w:r>
+        <w:t xml:space="preserve"> </w:t>
+      </w:r>
+      <w:r>
+        <w:t>Является Ссылочным ключом.</w:t>
+      </w:r>
+    </w:p>
+    <w:p>
+      <w:pPr>
+        <w:spacing w:line="360" w:lineRule="auto"/>
+      </w:pPr>
+      <w:r>
+        <w:t>Логин</w:t>
+      </w:r>
+      <w:r>
+        <w:t xml:space="preserve"> заказчика</w:t>
+      </w:r>
+      <w:r>
+        <w:t xml:space="preserve"> </w:t>
+      </w:r>
+      <w:r>
+        <w:t>–</w:t>
+      </w:r>
+      <w:r>
+        <w:t xml:space="preserve"> ссылка на </w:t>
+      </w:r>
+      <w:r>
+        <w:t>заказчика</w:t>
+      </w:r>
+      <w:r>
+        <w:t>. Является целочисленным типом данных. Является Ссылочным ключом.</w:t>
+      </w:r>
+    </w:p>
+    <w:p>
+      <w:pPr>
+        <w:spacing w:line="360" w:lineRule="auto"/>
+      </w:pPr>
+      <w:r>
+        <w:t>Логин</w:t>
+      </w:r>
+      <w:r>
+        <w:t xml:space="preserve"> Сотрудника</w:t>
+      </w:r>
+      <w:r>
+        <w:t xml:space="preserve"> </w:t>
+      </w:r>
+      <w:r>
+        <w:t>–</w:t>
+      </w:r>
+      <w:r>
+        <w:t xml:space="preserve"> ссылка на </w:t>
+      </w:r>
+      <w:r>
+        <w:t>сотрудника</w:t>
+      </w:r>
+      <w:r>
+        <w:t>. Является целочисленным типом данных. Является Ссылочным ключом.</w:t>
+      </w:r>
+    </w:p>
+    <w:p>
+      <w:pPr>
+        <w:spacing w:line="360" w:lineRule="auto"/>
+      </w:pPr>
+    </w:p>
+    <w:p>
+      <w:pPr>
+        <w:pStyle w:val="a7"/>
+        <w:numPr>
+          <w:ilvl w:val="0"/>
+          <w:numId w:val="12"/>
+        </w:numPr>
+        <w:spacing w:line="360" w:lineRule="auto"/>
+      </w:pPr>
+      <w:r>
+        <w:t>Аккаунт</w:t>
+      </w:r>
+      <w:r>
+        <w:rPr>
+          <w:lang w:val="en-US"/>
+        </w:rPr>
+        <w:t>:</w:t>
+      </w:r>
+    </w:p>
+    <w:p>
+      <w:pPr>
+        <w:spacing w:line="360" w:lineRule="auto"/>
+      </w:pPr>
+      <w:r>
+        <w:t>Логин – вытянутый атрибут из сотрудников и заказчиков. Строчный тип данных. Составной первичный ключ.</w:t>
+      </w:r>
+    </w:p>
+    <w:p>
+      <w:pPr>
+        <w:spacing w:line="360" w:lineRule="auto"/>
+      </w:pPr>
+      <w:r>
+        <w:t xml:space="preserve">Хэш пароля </w:t>
+      </w:r>
+      <w:r>
+        <w:t>– вытянутый общий атрибут из сотрудников и заказчиков. Строчный тип данных. Составной первичный ключ.</w:t>
+      </w:r>
+    </w:p>
+    <w:p>
+      <w:pPr>
+        <w:spacing w:line="360" w:lineRule="auto"/>
+      </w:pPr>
+      <w:r>
+        <w:t xml:space="preserve">Телефон </w:t>
+      </w:r>
+      <w:r>
+        <w:t xml:space="preserve">– вытянутый </w:t>
+      </w:r>
+      <w:r>
+        <w:t xml:space="preserve">общий </w:t>
+      </w:r>
+      <w:r>
+        <w:t>атрибут из сотрудников и заказчиков</w:t>
+      </w:r>
+      <w:r>
+        <w:t xml:space="preserve"> не транзитивно</w:t>
+      </w:r>
+      <w:r>
+        <w:t xml:space="preserve"> зависящий от логина и пароля</w:t>
+      </w:r>
+      <w:r>
+        <w:t>. Строчный тип данных. Составной первичный ключ.</w:t>
+      </w:r>
+    </w:p>
+    <w:p>
+      <w:pPr>
+        <w:spacing w:line="360" w:lineRule="auto"/>
+      </w:pPr>
+      <w:r>
+        <w:t xml:space="preserve">Электронная почта </w:t>
+      </w:r>
+      <w:r>
+        <w:t>– вытянутый атрибут из сотрудников и заказчиков</w:t>
+      </w:r>
+      <w:r>
+        <w:t xml:space="preserve"> напрямую</w:t>
+      </w:r>
+      <w:r>
+        <w:t xml:space="preserve"> </w:t>
+      </w:r>
+      <w:r>
+        <w:t>зависящий от логина и пароля</w:t>
+      </w:r>
+      <w:r>
+        <w:t xml:space="preserve">. </w:t>
+      </w:r>
+      <w:r>
+        <w:t>Строчный тип данных. Составной первичный ключ.</w:t>
+      </w:r>
+    </w:p>
+    <w:p>
+      <w:pPr>
+        <w:spacing w:line="360" w:lineRule="auto"/>
+      </w:pPr>
+      <w:r>
+        <w:t xml:space="preserve">ФИО </w:t>
+      </w:r>
+      <w:r>
+        <w:t>– вытянутый атрибут из сотрудников и заказчиков</w:t>
+      </w:r>
+      <w:r>
+        <w:t xml:space="preserve"> </w:t>
+      </w:r>
+      <w:r>
+        <w:t>напрямую зависящий от логина и пароля</w:t>
+      </w:r>
+      <w:r>
+        <w:t>. Строчный тип данных. Составной первичный ключ.</w:t>
+      </w:r>
+    </w:p>
+    <w:p>
+      <w:pPr>
+        <w:spacing w:line="360" w:lineRule="auto"/>
+        <w:ind w:firstLine="0"/>
+      </w:pPr>
+      <w:r>
+        <w:tab/>
+      </w:r>
+    </w:p>
+    <w:p>
+      <w:pPr>
+        <w:spacing w:line="360" w:lineRule="auto"/>
+        <w:ind w:firstLine="0"/>
+      </w:pPr>
+      <w:r>
+        <w:tab/>
+        <w:t xml:space="preserve">После данных переработок, построим таблицу в </w:t>
+      </w:r>
+      <w:r>
+        <w:rPr>
+          <w:lang w:val="en-US"/>
+        </w:rPr>
+        <w:t>IDEF</w:t>
+      </w:r>
+      <w:r>
+        <w:t>1</w:t>
+      </w:r>
+      <w:r>
+        <w:rPr>
+          <w:lang w:val="en-US"/>
+        </w:rPr>
+        <w:t>X</w:t>
+      </w:r>
+      <w:r>
+        <w:t xml:space="preserve"> </w:t>
+      </w:r>
+      <w:r>
+        <w:t>(Рисунок 2.8).</w:t>
+      </w:r>
+    </w:p>
+    <w:p>
+      <w:pPr>
+        <w:spacing w:line="360" w:lineRule="auto"/>
+        <w:ind w:firstLine="0"/>
+        <w:jc w:val="center"/>
+      </w:pPr>
+      <w:r>
+        <w:rPr>
+          <w:noProof/>
+        </w:rPr>
+        <w:lastRenderedPageBreak/>
+        <w:drawing>
+          <wp:inline distT="0" distB="0" distL="0" distR="0" wp14:anchorId="02C94A91" wp14:editId="108D73E8">
+            <wp:extent cx="5932805" cy="7336155"/>
+            <wp:effectExtent l="0" t="0" r="0" b="0"/>
+            <wp:docPr id="1989553088" name="Рисунок 4"/>
+            <wp:cNvGraphicFramePr>
+              <a:graphicFrameLocks xmlns:a="http://schemas.openxmlformats.org/drawingml/2006/main" noChangeAspect="1"/>
+            </wp:cNvGraphicFramePr>
+            <a:graphic xmlns:a="http://schemas.openxmlformats.org/drawingml/2006/main">
+              <a:graphicData uri="http://schemas.openxmlformats.org/drawingml/2006/picture">
+                <pic:pic xmlns:pic="http://schemas.openxmlformats.org/drawingml/2006/picture">
+                  <pic:nvPicPr>
+                    <pic:cNvPr id="0" name="Picture 5"/>
+                    <pic:cNvPicPr>
+                      <a:picLocks noChangeAspect="1" noChangeArrowheads="1"/>
+                    </pic:cNvPicPr>
+                  </pic:nvPicPr>
+                  <pic:blipFill>
+                    <a:blip r:embed="rId16">
+                      <a:extLst>
+                        <a:ext uri="{28A0092B-C50C-407E-A947-70E740481C1C}">
+                          <a14:useLocalDpi xmlns:a14="http://schemas.microsoft.com/office/drawing/2010/main" val="0"/>
+                        </a:ext>
+                      </a:extLst>
+                    </a:blip>
+                    <a:srcRect/>
+                    <a:stretch>
+                      <a:fillRect/>
+                    </a:stretch>
+                  </pic:blipFill>
+                  <pic:spPr bwMode="auto">
+                    <a:xfrm>
+                      <a:off x="0" y="0"/>
+                      <a:ext cx="5932805" cy="7336155"/>
+                    </a:xfrm>
+                    <a:prstGeom prst="rect">
+                      <a:avLst/>
+                    </a:prstGeom>
+                    <a:noFill/>
+                    <a:ln>
+                      <a:noFill/>
+                    </a:ln>
+                  </pic:spPr>
+                </pic:pic>
+              </a:graphicData>
+            </a:graphic>
+          </wp:inline>
+        </w:drawing>
+      </w:r>
+    </w:p>
+    <w:p>
+      <w:pPr>
+        <w:spacing w:line="360" w:lineRule="auto"/>
+        <w:ind w:firstLine="0"/>
+        <w:jc w:val="center"/>
+        <w:rPr>
+          <w:lang w:val="en-US"/>
+        </w:rPr>
+      </w:pPr>
+      <w:r>
+        <w:t xml:space="preserve">Рисунок 2.8 – Нормализованная база данных в </w:t>
+      </w:r>
+      <w:r>
+        <w:rPr>
+          <w:lang w:val="en-US"/>
+        </w:rPr>
+        <w:t>IDEF</w:t>
+      </w:r>
+      <w:r>
+        <w:t>1</w:t>
+      </w:r>
+      <w:r>
+        <w:rPr>
+          <w:lang w:val="en-US"/>
+        </w:rPr>
+        <w:t>X</w:t>
+      </w:r>
     </w:p>
     <w:sectPr>
       <w:pgSz w:w="11906" w:h="16838"/>

--- a/Пояснительная записка к мастерской по реставрации.docx
+++ b/Пояснительная записка к мастерской по реставрации.docx
@@ -1,6 +1,6 @@
 
 <file path=word/document.xml><?xml version="1.0" encoding="utf-8"?>
-<w:document xmlns:wpc="http://schemas.microsoft.com/office/word/2010/wordprocessingCanvas" xmlns:cx="http://schemas.microsoft.com/office/drawing/2014/chartex" xmlns:cx1="http://schemas.microsoft.com/office/drawing/2015/9/8/chartex" xmlns:cx2="http://schemas.microsoft.com/office/drawing/2015/10/21/chartex" xmlns:cx3="http://schemas.microsoft.com/office/drawing/2016/5/9/chartex" xmlns:cx4="http://schemas.microsoft.com/office/drawing/2016/5/10/chartex" xmlns:cx5="http://schemas.microsoft.com/office/drawing/2016/5/11/chartex" xmlns:cx6="http://schemas.microsoft.com/office/drawing/2016/5/12/chartex" xmlns:cx7="http://schemas.microsoft.com/office/drawing/2016/5/13/chartex" xmlns:cx8="http://schemas.microsoft.com/office/drawing/2016/5/14/chartex" xmlns:mc="http://schemas.openxmlformats.org/markup-compatibility/2006" xmlns:aink="http://schemas.microsoft.com/office/drawing/2016/ink" xmlns:am3d="http://schemas.microsoft.com/office/drawing/2017/model3d" xmlns:o="urn:schemas-microsoft-com:office:office" xmlns:oel="http://schemas.microsoft.com/office/2019/extlst" xmlns:r="http://schemas.openxmlformats.org/officeDocument/2006/relationships" xmlns:m="http://schemas.openxmlformats.org/officeDocument/2006/math" xmlns:v="urn:schemas-microsoft-com:vml" xmlns:wp14="http://schemas.microsoft.com/office/word/2010/wordprocessingDrawing" xmlns:wp="http://schemas.openxmlformats.org/drawingml/2006/wordprocessingDrawing" xmlns:w10="urn:schemas-microsoft-com:office:word" xmlns:w="http://schemas.openxmlformats.org/wordprocessingml/2006/main" xmlns:w14="http://schemas.microsoft.com/office/word/2010/wordml" xmlns:w15="http://schemas.microsoft.com/office/word/2012/wordml" xmlns:w16cex="http://schemas.microsoft.com/office/word/2018/wordml/cex" xmlns:w16cid="http://schemas.microsoft.com/office/word/2016/wordml/cid" xmlns:w16="http://schemas.microsoft.com/office/word/2018/wordml" xmlns:w16du="http://schemas.microsoft.com/office/word/2023/wordml/word16du" xmlns:w16sdtdh="http://schemas.microsoft.com/office/word/2020/wordml/sdtdatahash" xmlns:w16sdtfl="http://schemas.microsoft.com/office/word/2024/wordml/sdtformatlock" xmlns:w16se="http://schemas.microsoft.com/office/word/2015/wordml/symex" xmlns:wpg="http://schemas.microsoft.com/office/word/2010/wordprocessingGroup" xmlns:wpi="http://schemas.microsoft.com/office/word/2010/wordprocessingInk" xmlns:wne="http://schemas.microsoft.com/office/word/2006/wordml" xmlns:wps="http://schemas.microsoft.com/office/word/2010/wordprocessingShape" mc:Ignorable="w14 w15 w16se w16cid w16 w16cex w16sdtdh w16sdtfl w16du wp14">
+<w:document xmlns:wpc="http://schemas.microsoft.com/office/word/2010/wordprocessingCanvas" xmlns:cx="http://schemas.microsoft.com/office/drawing/2014/chartex" xmlns:cx1="http://schemas.microsoft.com/office/drawing/2015/9/8/chartex" xmlns:cx2="http://schemas.microsoft.com/office/drawing/2015/10/21/chartex" xmlns:cx3="http://schemas.microsoft.com/office/drawing/2016/5/9/chartex" xmlns:cx4="http://schemas.microsoft.com/office/drawing/2016/5/10/chartex" xmlns:cx5="http://schemas.microsoft.com/office/drawing/2016/5/11/chartex" xmlns:cx6="http://schemas.microsoft.com/office/drawing/2016/5/12/chartex" xmlns:cx7="http://schemas.microsoft.com/office/drawing/2016/5/13/chartex" xmlns:cx8="http://schemas.microsoft.com/office/drawing/2016/5/14/chartex" xmlns:mc="http://schemas.openxmlformats.org/markup-compatibility/2006" xmlns:aink="http://schemas.microsoft.com/office/drawing/2016/ink" xmlns:am3d="http://schemas.microsoft.com/office/drawing/2017/model3d" xmlns:o="urn:schemas-microsoft-com:office:office" xmlns:r="http://schemas.openxmlformats.org/officeDocument/2006/relationships" xmlns:m="http://schemas.openxmlformats.org/officeDocument/2006/math" xmlns:v="urn:schemas-microsoft-com:vml" xmlns:wp14="http://schemas.microsoft.com/office/word/2010/wordprocessingDrawing" xmlns:wp="http://schemas.openxmlformats.org/drawingml/2006/wordprocessingDrawing" xmlns:w10="urn:schemas-microsoft-com:office:word" xmlns:w="http://schemas.openxmlformats.org/wordprocessingml/2006/main" xmlns:w14="http://schemas.microsoft.com/office/word/2010/wordml" xmlns:w15="http://schemas.microsoft.com/office/word/2012/wordml" xmlns:w16cex="http://schemas.microsoft.com/office/word/2018/wordml/cex" xmlns:w16cid="http://schemas.microsoft.com/office/word/2016/wordml/cid" xmlns:w16="http://schemas.microsoft.com/office/word/2018/wordml" xmlns:w16sdtdh="http://schemas.microsoft.com/office/word/2020/wordml/sdtdatahash" xmlns:w16se="http://schemas.microsoft.com/office/word/2015/wordml/symex" xmlns:wpg="http://schemas.microsoft.com/office/word/2010/wordprocessingGroup" xmlns:wpi="http://schemas.microsoft.com/office/word/2010/wordprocessingInk" xmlns:wne="http://schemas.microsoft.com/office/word/2006/wordml" xmlns:wps="http://schemas.microsoft.com/office/word/2010/wordprocessingShape" mc:Ignorable="w14 w15 w16se w16cid w16 w16cex w16sdtdh wp14">
   <w:body>
     <w:sdt>
       <w:sdtPr>
@@ -1119,10 +1119,10 @@
             <v:path o:extrusionok="f" gradientshapeok="t" o:connecttype="rect"/>
             <o:lock v:ext="edit" aspectratio="t"/>
           </v:shapetype>
-          <v:shape id="_x0000_i1025" type="#_x0000_t75" style="width:467.15pt;height:2in" o:ole="">
+          <v:shape id="_x0000_i1025" type="#_x0000_t75" style="width:467.35pt;height:2in" o:ole="">
             <v:imagedata r:id="rId9" o:title=""/>
           </v:shape>
-          <o:OLEObject Type="Embed" ProgID="Unknown" ShapeID="_x0000_i1025" DrawAspect="Content" ObjectID="_1824058069" r:id="rId10"/>
+          <o:OLEObject Type="Embed" ProgID="Unknown" ShapeID="_x0000_i1025" DrawAspect="Content" ObjectID="_1824103999" r:id="rId10"/>
         </w:object>
       </w:r>
     </w:p>
@@ -1497,13 +1497,8 @@
       <w:pPr>
         <w:spacing w:line="360" w:lineRule="auto"/>
       </w:pPr>
-      <w:proofErr w:type="spellStart"/>
-      <w:r>
-        <w:t>Услуги_Размещённые</w:t>
-      </w:r>
-      <w:proofErr w:type="spellEnd"/>
-      <w:r>
-        <w:t xml:space="preserve"> – включает в себя все услуги, которые были размещены и не удалены. Виден администрации. Является строкой. Является обычным ключом.</w:t>
+      <w:r>
+        <w:t>Услуги_Размещённые – включает в себя все услуги, которые были размещены и не удалены. Виден администрации. Является строкой. Является обычным ключом.</w:t>
       </w:r>
     </w:p>
     <w:p>
@@ -1549,14 +1544,7 @@
       </w:r>
       <w:r>
         <w:tab/>
-      </w:r>
-      <w:proofErr w:type="gramStart"/>
-      <w:r>
-        <w:t>аккаунта</w:t>
-      </w:r>
-      <w:proofErr w:type="gramEnd"/>
-      <w:r>
-        <w:t xml:space="preserve"> разместившего объявление.</w:t>
+        <w:t>аккаунта разместившего объявление.</w:t>
       </w:r>
       <w:r>
         <w:t xml:space="preserve"> </w:t>
@@ -1576,15 +1564,7 @@
         <w:t>–</w:t>
       </w:r>
       <w:r>
-        <w:t xml:space="preserve"> нужно для определения </w:t>
-      </w:r>
-      <w:proofErr w:type="gramStart"/>
-      <w:r>
-        <w:t>мастера</w:t>
-      </w:r>
-      <w:proofErr w:type="gramEnd"/>
-      <w:r>
-        <w:t xml:space="preserve"> закреплённого за работой. Виден всем. Является строковым типом данных. Является Ссылочным ключом.</w:t>
+        <w:t xml:space="preserve"> нужно для определения мастера закреплённого за работой. Виден всем. Является строковым типом данных. Является Ссылочным ключом.</w:t>
       </w:r>
     </w:p>
     <w:p>
@@ -1613,25 +1593,8 @@
       <w:pPr>
         <w:spacing w:line="360" w:lineRule="auto"/>
       </w:pPr>
-      <w:proofErr w:type="spellStart"/>
-      <w:r>
-        <w:t>Типы_услуги</w:t>
-      </w:r>
-      <w:proofErr w:type="spellEnd"/>
-      <w:r>
-        <w:t xml:space="preserve"> – включает в себя все </w:t>
-      </w:r>
-      <w:r>
-        <w:t xml:space="preserve">типы </w:t>
-      </w:r>
-      <w:r>
-        <w:t xml:space="preserve">услуг, которые были </w:t>
-      </w:r>
-      <w:r>
-        <w:t>прикреплены к данной услуге</w:t>
-      </w:r>
-      <w:r>
-        <w:t>. Виден администрации. Является строкой. Является обычным ключом.</w:t>
+      <w:r>
+        <w:t>Типы_услуги – включает в себя все типы услуг, которые были прикреплены к данной услуге. Виден администрации. Является строкой. Является обычным ключом.</w:t>
       </w:r>
     </w:p>
     <w:p>
@@ -1710,19 +1673,8 @@
       <w:pPr>
         <w:spacing w:line="360" w:lineRule="auto"/>
       </w:pPr>
-      <w:proofErr w:type="spellStart"/>
-      <w:r>
-        <w:t>Используемый_материал</w:t>
-      </w:r>
-      <w:proofErr w:type="spellEnd"/>
-      <w:r>
-        <w:t xml:space="preserve"> – </w:t>
-      </w:r>
-      <w:r>
-        <w:t>включает в себя ИД всех материалов используемых при работе с данным типом услуг</w:t>
-      </w:r>
-      <w:r>
-        <w:t>. Виден администрации. Является строкой. Является обычным ключом.</w:t>
+      <w:r>
+        <w:t>Используемый_материал – включает в себя ИД всех материалов используемых при работе с данным типом услуг. Виден администрации. Является строкой. Является обычным ключом.</w:t>
       </w:r>
     </w:p>
     <w:p>
@@ -1771,10 +1723,7 @@
         <w:t xml:space="preserve">имя аккаунта, под которым зарегистрирован сотрудник. Является строковым типом данных. Является </w:t>
       </w:r>
       <w:r>
-        <w:t>Составным</w:t>
-      </w:r>
-      <w:r>
-        <w:t xml:space="preserve"> Первичным</w:t>
+        <w:t>Составным Первичным</w:t>
       </w:r>
       <w:r>
         <w:t xml:space="preserve"> Ключом</w:t>
@@ -1797,10 +1746,7 @@
         <w:t xml:space="preserve"> за хешированная строка с паролем сотрудника. Является строковым типом данных. Является </w:t>
       </w:r>
       <w:r>
-        <w:t>Составным</w:t>
-      </w:r>
-      <w:r>
-        <w:t xml:space="preserve"> Первичным</w:t>
+        <w:t>Составным Первичным</w:t>
       </w:r>
       <w:r>
         <w:t xml:space="preserve"> ключом.</w:t>
@@ -1923,15 +1869,7 @@
         <w:t>–</w:t>
       </w:r>
       <w:r>
-        <w:t xml:space="preserve"> является </w:t>
-      </w:r>
-      <w:proofErr w:type="gramStart"/>
-      <w:r>
-        <w:t>строкой</w:t>
-      </w:r>
-      <w:proofErr w:type="gramEnd"/>
-      <w:r>
-        <w:t xml:space="preserve"> в которую бухгалтеры вписывают заработную плату сотрудника и проценты с заказов, если таковые присутствуют. </w:t>
+        <w:t xml:space="preserve"> является строкой в которую бухгалтеры вписывают заработную плату сотрудника и проценты с заказов, если таковые присутствуют. </w:t>
       </w:r>
       <w:r>
         <w:t>Является строковым типом данных. Является обычным ключом.</w:t>
@@ -1941,22 +1879,8 @@
       <w:pPr>
         <w:spacing w:line="360" w:lineRule="auto"/>
       </w:pPr>
-      <w:proofErr w:type="spellStart"/>
-      <w:r>
-        <w:t>Услуги_</w:t>
-      </w:r>
-      <w:r>
-        <w:t>Выполненные</w:t>
-      </w:r>
-      <w:proofErr w:type="spellEnd"/>
-      <w:r>
-        <w:t xml:space="preserve"> – включает в себя все услуги, которые были </w:t>
-      </w:r>
-      <w:r>
-        <w:t>выполнены данным сотрудником</w:t>
-      </w:r>
-      <w:r>
-        <w:t>. Виден администрации. Является строкой. Является обычным ключом.</w:t>
+      <w:r>
+        <w:t>Услуги_Выполненные – включает в себя все услуги, которые были выполнены данным сотрудником. Виден администрации. Является строкой. Является обычным ключом.</w:t>
       </w:r>
     </w:p>
     <w:p>
@@ -2068,153 +1992,136 @@
         <w:t>–</w:t>
       </w:r>
       <w:r>
+        <w:t xml:space="preserve"> один </w:t>
+      </w:r>
+      <w:r>
+        <w:t xml:space="preserve">: </w:t>
+      </w:r>
+      <w:r>
+        <w:t>ко многим</w:t>
+      </w:r>
+      <w:r>
+        <w:t>, заказчик может подать заказ на одну услугу, может и на несколько, при этом у услуги может быть лишь один заказчик.</w:t>
+      </w:r>
+    </w:p>
+    <w:p>
+      <w:pPr>
+        <w:spacing w:line="360" w:lineRule="auto"/>
+      </w:pPr>
+      <w:r>
+        <w:t>Сотрудник</w:t>
+      </w:r>
+      <w:r>
         <w:t xml:space="preserve"> </w:t>
       </w:r>
-      <w:proofErr w:type="gramStart"/>
-      <w:r>
-        <w:t xml:space="preserve">один </w:t>
+      <w:r>
+        <w:t>и</w:t>
+      </w:r>
+      <w:r>
+        <w:t xml:space="preserve"> </w:t>
+      </w:r>
+      <w:r>
+        <w:t xml:space="preserve">Услуга </w:t>
+      </w:r>
+      <w:r>
+        <w:t>–</w:t>
+      </w:r>
+      <w:r>
+        <w:t xml:space="preserve"> </w:t>
+      </w:r>
+      <w:r>
+        <w:t>один</w:t>
+      </w:r>
+      <w:r>
+        <w:t xml:space="preserve"> </w:t>
       </w:r>
       <w:r>
         <w:t>:</w:t>
       </w:r>
-      <w:proofErr w:type="gramEnd"/>
+      <w:r>
+        <w:t xml:space="preserve"> ко</w:t>
+      </w:r>
       <w:r>
         <w:t xml:space="preserve"> </w:t>
       </w:r>
       <w:r>
-        <w:t>ко многим</w:t>
-      </w:r>
-      <w:r>
-        <w:t>, заказчик может подать заказ на одну услугу, может и на несколько, при этом у услуги может быть лишь один заказчик.</w:t>
-      </w:r>
-    </w:p>
-    <w:p>
-      <w:pPr>
-        <w:spacing w:line="360" w:lineRule="auto"/>
-      </w:pPr>
-      <w:r>
-        <w:t>Сотрудник</w:t>
+        <w:t>многим</w:t>
+      </w:r>
+      <w:r>
+        <w:t xml:space="preserve">, мастер </w:t>
+      </w:r>
+      <w:r>
+        <w:t>может заниматься множеством заказов, в то время как услуги на данном сайте не подразумеваются столь комплексными, чтобы несколько человек занимались данной работой.</w:t>
+      </w:r>
+    </w:p>
+    <w:p>
+      <w:pPr>
+        <w:spacing w:line="360" w:lineRule="auto"/>
+      </w:pPr>
+      <w:r>
+        <w:t xml:space="preserve">Услуга </w:t>
+      </w:r>
+      <w:r>
+        <w:t>и</w:t>
+      </w:r>
+      <w:r>
+        <w:t xml:space="preserve"> Тип услуги</w:t>
       </w:r>
       <w:r>
         <w:t xml:space="preserve"> </w:t>
       </w:r>
       <w:r>
+        <w:t>–</w:t>
+      </w:r>
+      <w:r>
+        <w:t xml:space="preserve"> </w:t>
+      </w:r>
+      <w:r>
+        <w:t>многие</w:t>
+      </w:r>
+      <w:r>
+        <w:t xml:space="preserve"> </w:t>
+      </w:r>
+      <w:r>
+        <w:t>:</w:t>
+      </w:r>
+      <w:r>
+        <w:t xml:space="preserve"> ко многим</w:t>
+      </w:r>
+      <w:r>
+        <w:t>, к одной услуге может быть привязано множество типов, но и при этом типы заказов могут содержаться у многих услуг.</w:t>
+      </w:r>
+    </w:p>
+    <w:p>
+      <w:pPr>
+        <w:spacing w:line="360" w:lineRule="auto"/>
+      </w:pPr>
+      <w:r>
+        <w:t xml:space="preserve">Тип услуги </w:t>
+      </w:r>
+      <w:r>
         <w:t>и</w:t>
       </w:r>
       <w:r>
+        <w:t xml:space="preserve"> Материал</w:t>
+      </w:r>
+      <w:r>
         <w:t xml:space="preserve"> </w:t>
       </w:r>
       <w:r>
-        <w:t xml:space="preserve">Услуга </w:t>
-      </w:r>
-      <w:r>
         <w:t>–</w:t>
       </w:r>
       <w:r>
         <w:t xml:space="preserve"> </w:t>
       </w:r>
-      <w:proofErr w:type="gramStart"/>
-      <w:r>
-        <w:t>один</w:t>
+      <w:r>
+        <w:t>многие</w:t>
       </w:r>
       <w:r>
         <w:t xml:space="preserve"> </w:t>
       </w:r>
       <w:r>
-        <w:t>:</w:t>
-      </w:r>
-      <w:proofErr w:type="gramEnd"/>
-      <w:r>
-        <w:t xml:space="preserve"> ко</w:t>
-      </w:r>
-      <w:r>
-        <w:t xml:space="preserve"> </w:t>
-      </w:r>
-      <w:r>
-        <w:t>многим</w:t>
-      </w:r>
-      <w:r>
-        <w:t xml:space="preserve">, мастер </w:t>
-      </w:r>
-      <w:r>
-        <w:t>может заниматься множеством заказов, в то время как услуги на данном сайте не подразумеваются столь комплексными, чтобы несколько человек занимались данной работой.</w:t>
-      </w:r>
-    </w:p>
-    <w:p>
-      <w:pPr>
-        <w:spacing w:line="360" w:lineRule="auto"/>
-      </w:pPr>
-      <w:r>
-        <w:t xml:space="preserve">Услуга </w:t>
-      </w:r>
-      <w:r>
-        <w:t>и</w:t>
-      </w:r>
-      <w:r>
-        <w:t xml:space="preserve"> Тип услуги</w:t>
-      </w:r>
-      <w:r>
-        <w:t xml:space="preserve"> </w:t>
-      </w:r>
-      <w:r>
-        <w:t>–</w:t>
-      </w:r>
-      <w:r>
-        <w:t xml:space="preserve"> </w:t>
-      </w:r>
-      <w:proofErr w:type="gramStart"/>
-      <w:r>
-        <w:t>многие</w:t>
-      </w:r>
-      <w:r>
-        <w:t xml:space="preserve"> </w:t>
-      </w:r>
-      <w:r>
-        <w:t>:</w:t>
-      </w:r>
-      <w:proofErr w:type="gramEnd"/>
-      <w:r>
-        <w:t xml:space="preserve"> ко многим</w:t>
-      </w:r>
-      <w:r>
-        <w:t>, к одной услуге может быть привязано множество типов, но и при этом типы заказов могут содержаться у многих услуг.</w:t>
-      </w:r>
-    </w:p>
-    <w:p>
-      <w:pPr>
-        <w:spacing w:line="360" w:lineRule="auto"/>
-      </w:pPr>
-      <w:r>
-        <w:t xml:space="preserve">Тип услуги </w:t>
-      </w:r>
-      <w:r>
-        <w:t>и</w:t>
-      </w:r>
-      <w:r>
-        <w:t xml:space="preserve"> Материал</w:t>
-      </w:r>
-      <w:r>
-        <w:t xml:space="preserve"> </w:t>
-      </w:r>
-      <w:r>
-        <w:t>–</w:t>
-      </w:r>
-      <w:r>
-        <w:t xml:space="preserve"> </w:t>
-      </w:r>
-      <w:proofErr w:type="gramStart"/>
-      <w:r>
-        <w:t>многие</w:t>
-      </w:r>
-      <w:r>
-        <w:t xml:space="preserve"> </w:t>
-      </w:r>
-      <w:r>
-        <w:t>:</w:t>
-      </w:r>
-      <w:proofErr w:type="gramEnd"/>
-      <w:r>
-        <w:t xml:space="preserve"> </w:t>
+        <w:t xml:space="preserve">: </w:t>
       </w:r>
       <w:r>
         <w:t>ко многим</w:t>
@@ -2362,15 +2269,7 @@
         <w:t>вязь материалов с типами услуг</w:t>
       </w:r>
       <w:r>
-        <w:t xml:space="preserve"> – функциональность, которая позволяет предсказывать какое количество материала находиться </w:t>
-      </w:r>
-      <w:proofErr w:type="gramStart"/>
-      <w:r>
-        <w:t>на складах</w:t>
-      </w:r>
-      <w:proofErr w:type="gramEnd"/>
-      <w:r>
-        <w:t xml:space="preserve"> и какая стоимость должна быть у услуги. </w:t>
+        <w:t xml:space="preserve"> – функциональность, которая позволяет предсказывать какое количество материала находиться на складах и какая стоимость должна быть у услуги. </w:t>
       </w:r>
     </w:p>
     <w:p>
@@ -2405,14 +2304,9 @@
         <w:t xml:space="preserve">Построение диаграммы </w:t>
       </w:r>
       <w:r>
-        <w:t xml:space="preserve">«сущность-связь» в нотации </w:t>
-      </w:r>
-      <w:proofErr w:type="spellStart"/>
-      <w:r>
-        <w:t>П.Чена</w:t>
+        <w:t>«сущность-связь» в нотации П.Чена</w:t>
       </w:r>
       <w:bookmarkEnd w:id="4"/>
-      <w:proofErr w:type="spellEnd"/>
     </w:p>
     <w:p/>
     <w:p>
@@ -2429,15 +2323,7 @@
         <w:t>”</w:t>
       </w:r>
       <w:r>
-        <w:t xml:space="preserve"> в нотации </w:t>
-      </w:r>
-      <w:proofErr w:type="spellStart"/>
-      <w:r>
-        <w:t>П.Чена</w:t>
-      </w:r>
-      <w:proofErr w:type="spellEnd"/>
-      <w:r>
-        <w:t xml:space="preserve"> в соответствии с поставленной задачей</w:t>
+        <w:t xml:space="preserve"> в нотации П.Чена в соответствии с поставленной задачей</w:t>
       </w:r>
       <w:r>
         <w:t xml:space="preserve"> (Рисунок 2.1). </w:t>
@@ -2535,13 +2421,8 @@
         <w:t>”</w:t>
       </w:r>
       <w:r>
-        <w:t xml:space="preserve"> в нотации </w:t>
-      </w:r>
-      <w:proofErr w:type="spellStart"/>
-      <w:r>
-        <w:t>П.Чена</w:t>
-      </w:r>
-      <w:proofErr w:type="spellEnd"/>
+        <w:t xml:space="preserve"> в нотации П.Чена</w:t>
+      </w:r>
     </w:p>
     <w:p>
       <w:pPr>
@@ -2618,19 +2499,7 @@
         <w:jc w:val="center"/>
       </w:pPr>
       <w:r>
-        <w:t xml:space="preserve">Рисунок </w:t>
-      </w:r>
-      <w:r>
-        <w:t>2.2</w:t>
-      </w:r>
-      <w:r>
-        <w:t xml:space="preserve"> – </w:t>
-      </w:r>
-      <w:r>
-        <w:t>частичная</w:t>
-      </w:r>
-      <w:r>
-        <w:t xml:space="preserve"> диаграмма </w:t>
+        <w:t xml:space="preserve">Рисунок 2.2 – частичная диаграмма </w:t>
       </w:r>
       <w:r>
         <w:t>“</w:t>
@@ -2642,15 +2511,7 @@
         <w:t>”</w:t>
       </w:r>
       <w:r>
-        <w:t xml:space="preserve"> в нотации </w:t>
-      </w:r>
-      <w:proofErr w:type="spellStart"/>
-      <w:r>
-        <w:t>П.Чена</w:t>
-      </w:r>
-      <w:proofErr w:type="spellEnd"/>
-      <w:r>
-        <w:t xml:space="preserve"> </w:t>
+        <w:t xml:space="preserve"> в нотации П.Чена </w:t>
       </w:r>
       <w:r>
         <w:t>“</w:t>
@@ -2733,13 +2594,7 @@
         <w:jc w:val="center"/>
       </w:pPr>
       <w:r>
-        <w:t xml:space="preserve">Рисунок </w:t>
-      </w:r>
-      <w:r>
-        <w:t>2.3</w:t>
-      </w:r>
-      <w:r>
-        <w:t xml:space="preserve"> – полная диаграмма </w:t>
+        <w:t xml:space="preserve">Рисунок 2.3 – полная диаграмма </w:t>
       </w:r>
       <w:r>
         <w:t>“</w:t>
@@ -2751,13 +2606,8 @@
         <w:t>”</w:t>
       </w:r>
       <w:r>
-        <w:t xml:space="preserve"> в нотации </w:t>
-      </w:r>
-      <w:proofErr w:type="spellStart"/>
-      <w:r>
-        <w:t>П.Чена</w:t>
-      </w:r>
-      <w:proofErr w:type="spellEnd"/>
+        <w:t xml:space="preserve"> в нотации П.Чена</w:t>
+      </w:r>
       <w:r>
         <w:t xml:space="preserve"> “</w:t>
       </w:r>
@@ -2846,13 +2696,7 @@
         <w:jc w:val="center"/>
       </w:pPr>
       <w:r>
-        <w:t>Рисунок 2.</w:t>
-      </w:r>
-      <w:r>
-        <w:t>4</w:t>
-      </w:r>
-      <w:r>
-        <w:t xml:space="preserve"> – полная диаграмма </w:t>
+        <w:t xml:space="preserve">Рисунок 2.4 – полная диаграмма </w:t>
       </w:r>
       <w:r>
         <w:t>“</w:t>
@@ -2864,13 +2708,8 @@
         <w:t>”</w:t>
       </w:r>
       <w:r>
-        <w:t xml:space="preserve"> в нотации </w:t>
-      </w:r>
-      <w:proofErr w:type="spellStart"/>
-      <w:r>
-        <w:t>П.Чена</w:t>
-      </w:r>
-      <w:proofErr w:type="spellEnd"/>
+        <w:t xml:space="preserve"> в нотации П.Чена</w:t>
+      </w:r>
       <w:r>
         <w:t xml:space="preserve"> “</w:t>
       </w:r>
@@ -2892,6 +2731,9 @@
       <w:pPr>
         <w:ind w:firstLine="0"/>
         <w:jc w:val="center"/>
+        <w:rPr>
+          <w:vertAlign w:val="subscript"/>
+        </w:rPr>
       </w:pPr>
       <w:r>
         <w:rPr>
@@ -2961,13 +2803,7 @@
         <w:jc w:val="center"/>
       </w:pPr>
       <w:r>
-        <w:t>Рисунок 2.</w:t>
-      </w:r>
-      <w:r>
-        <w:t>5</w:t>
-      </w:r>
-      <w:r>
-        <w:t xml:space="preserve"> – полная диаграмма </w:t>
+        <w:t xml:space="preserve">Рисунок 2.5 – полная диаграмма </w:t>
       </w:r>
       <w:r>
         <w:t>“</w:t>
@@ -2979,13 +2815,8 @@
         <w:t>”</w:t>
       </w:r>
       <w:r>
-        <w:t xml:space="preserve"> в нотации </w:t>
-      </w:r>
-      <w:proofErr w:type="spellStart"/>
-      <w:r>
-        <w:t>П.Чена</w:t>
-      </w:r>
-      <w:proofErr w:type="spellEnd"/>
+        <w:t xml:space="preserve"> в нотации П.Чена</w:t>
+      </w:r>
       <w:r>
         <w:t xml:space="preserve"> “</w:t>
       </w:r>
@@ -3072,13 +2903,7 @@
         <w:jc w:val="center"/>
       </w:pPr>
       <w:r>
-        <w:t>Рисунок 2.</w:t>
-      </w:r>
-      <w:r>
-        <w:t>6</w:t>
-      </w:r>
-      <w:r>
-        <w:t xml:space="preserve"> – полная диаграмма </w:t>
+        <w:t xml:space="preserve">Рисунок 2.6 – полная диаграмма </w:t>
       </w:r>
       <w:r>
         <w:t>“</w:t>
@@ -3090,13 +2915,8 @@
         <w:t>”</w:t>
       </w:r>
       <w:r>
-        <w:t xml:space="preserve"> в нотации </w:t>
-      </w:r>
-      <w:proofErr w:type="spellStart"/>
-      <w:r>
-        <w:t>П.Чена</w:t>
-      </w:r>
-      <w:proofErr w:type="spellEnd"/>
+        <w:t xml:space="preserve"> в нотации П.Чена</w:t>
+      </w:r>
       <w:r>
         <w:t xml:space="preserve"> “</w:t>
       </w:r>
@@ -3125,23 +2945,7 @@
         <w:t>,</w:t>
       </w:r>
       <w:r>
-        <w:t xml:space="preserve"> основанной на ключах (Key Based </w:t>
-      </w:r>
-      <w:proofErr w:type="spellStart"/>
-      <w:r>
-        <w:t>model</w:t>
-      </w:r>
-      <w:proofErr w:type="spellEnd"/>
-      <w:r>
-        <w:t xml:space="preserve">, KB) и полной атрибутивной модели в нотации IDEF1X (нормализация отношений до третьей или </w:t>
-      </w:r>
-      <w:proofErr w:type="spellStart"/>
-      <w:r>
-        <w:t>четвѐртой</w:t>
-      </w:r>
-      <w:proofErr w:type="spellEnd"/>
-      <w:r>
-        <w:t xml:space="preserve"> нормальной формы)</w:t>
+        <w:t xml:space="preserve"> основанной на ключах (Key Based model, KB) и полной атрибутивной модели в нотации IDEF1X (нормализация отношений до третьей или четвѐртой нормальной формы)</w:t>
       </w:r>
       <w:bookmarkEnd w:id="5"/>
     </w:p>
@@ -3335,15 +3139,7 @@
         <w:t>сущностях заказчика и сотрудника, типы услуг в услуге и используемый материал в типе услуги. Данные атрибуты будут вынесены в отдельные таблицы, что решит проблему избыточности данных и их не атомарности.</w:t>
       </w:r>
       <w:r>
-        <w:t xml:space="preserve"> Остальные атрибуты </w:t>
-      </w:r>
-      <w:proofErr w:type="spellStart"/>
-      <w:r>
-        <w:t>атомарны</w:t>
-      </w:r>
-      <w:proofErr w:type="spellEnd"/>
-      <w:r>
-        <w:t>.</w:t>
+        <w:t xml:space="preserve"> Остальные атрибуты атомарны.</w:t>
       </w:r>
     </w:p>
     <w:p>
@@ -3365,15 +3161,7 @@
       </w:pPr>
       <w:r>
         <w:lastRenderedPageBreak/>
-        <w:t xml:space="preserve">При приведении к этой форме будут выделены </w:t>
-      </w:r>
-      <w:proofErr w:type="gramStart"/>
-      <w:r>
-        <w:t>атрибуты</w:t>
-      </w:r>
-      <w:proofErr w:type="gramEnd"/>
-      <w:r>
-        <w:t xml:space="preserve"> не зависящие напрямую от первичного ключа. Такими можно посчитать атрибут услуги</w:t>
+        <w:t>При приведении к этой форме будут выделены атрибуты не зависящие напрямую от первичного ключа. Такими можно посчитать атрибут услуги</w:t>
       </w:r>
       <w:r>
         <w:t xml:space="preserve"> в заказчике и сотруднике и данные для расчёта с датой приёма на работу в том же сотруднике. Их стоит вынести, а остальные данные сгруппировать в другой таблице.</w:t>
@@ -3389,15 +3177,7 @@
         <w:ind w:firstLine="708"/>
       </w:pPr>
       <w:r>
-        <w:t xml:space="preserve">3НФ. Отношение R находится в третьей нормальной форме в том и только в том случае, если находится в 2НФ и каждый неключевой атрибут </w:t>
-      </w:r>
-      <w:proofErr w:type="spellStart"/>
-      <w:r>
-        <w:t>нетранзитивно</w:t>
-      </w:r>
-      <w:proofErr w:type="spellEnd"/>
-      <w:r>
-        <w:t xml:space="preserve"> зависит от первичного ключа.</w:t>
+        <w:t>3НФ. Отношение R находится в третьей нормальной форме в том и только в том случае, если находится в 2НФ и каждый неключевой атрибут нетранзитивно зависит от первичного ключа.</w:t>
       </w:r>
     </w:p>
     <w:p>
@@ -3405,15 +3185,7 @@
         <w:ind w:firstLine="708"/>
       </w:pPr>
       <w:r>
-        <w:t xml:space="preserve">При приведении к этой форме будут выделены атрибуты </w:t>
-      </w:r>
-      <w:proofErr w:type="spellStart"/>
-      <w:r>
-        <w:t>нетранзитивно</w:t>
-      </w:r>
-      <w:proofErr w:type="spellEnd"/>
-      <w:r>
-        <w:t xml:space="preserve"> зависимые. Так общая цена в услугах зависит от типов услуг, которые мы ранее вынесли в отдельную таблицу, в самой же сущности типа услуг содержится цена, зависимая от материала, поэтому выносим общую цену и цену за тип услуги в материалы т.к. она зависит от него.</w:t>
+        <w:t>При приведении к этой форме будут выделены атрибуты нетранзитивно зависимые. Так общая цена в услугах зависит от типов услуг, которые мы ранее вынесли в отдельную таблицу, в самой же сущности типа услуг содержится цена, зависимая от материала, поэтому выносим общую цену и цену за тип услуги в материалы т.к. она зависит от него.</w:t>
       </w:r>
     </w:p>
     <w:p>
@@ -3548,10 +3320,7 @@
         <w:ind w:left="708" w:firstLine="0"/>
       </w:pPr>
       <w:r>
-        <w:t xml:space="preserve">ИД связи – </w:t>
-      </w:r>
-      <w:r>
-        <w:t>Является числовым типом. Является Первичным ключом.</w:t>
+        <w:t>ИД связи – Является числовым типом. Является Первичным ключом.</w:t>
       </w:r>
     </w:p>
     <w:p>
@@ -3618,25 +3387,7 @@
         <w:spacing w:line="360" w:lineRule="auto"/>
       </w:pPr>
       <w:r>
-        <w:t xml:space="preserve">ИД услуги </w:t>
-      </w:r>
-      <w:r>
-        <w:t>–</w:t>
-      </w:r>
-      <w:r>
-        <w:t xml:space="preserve"> ссылка на услугу. Является целочисленным типом</w:t>
-      </w:r>
-      <w:r>
-        <w:t xml:space="preserve"> </w:t>
-      </w:r>
-      <w:r>
-        <w:t>данных.</w:t>
-      </w:r>
-      <w:r>
-        <w:t xml:space="preserve"> </w:t>
-      </w:r>
-      <w:r>
-        <w:t>Является Ссылочным ключом.</w:t>
+        <w:t>ИД услуги – ссылка на услугу. Является целочисленным типом данных. Является Ссылочным ключом.</w:t>
       </w:r>
     </w:p>
     <w:p>
@@ -3647,22 +3398,7 @@
         <w:t>Логин</w:t>
       </w:r>
       <w:r>
-        <w:t xml:space="preserve"> заказчика</w:t>
-      </w:r>
-      <w:r>
-        <w:t xml:space="preserve"> </w:t>
-      </w:r>
-      <w:r>
-        <w:t>–</w:t>
-      </w:r>
-      <w:r>
-        <w:t xml:space="preserve"> ссылка на </w:t>
-      </w:r>
-      <w:r>
-        <w:t>заказчика</w:t>
-      </w:r>
-      <w:r>
-        <w:t>. Является целочисленным типом данных. Является Ссылочным ключом.</w:t>
+        <w:t xml:space="preserve"> заказчика – ссылка на заказчика. Является целочисленным типом данных. Является Ссылочным ключом.</w:t>
       </w:r>
     </w:p>
     <w:p>
@@ -3673,22 +3409,7 @@
         <w:t>Логин</w:t>
       </w:r>
       <w:r>
-        <w:t xml:space="preserve"> Сотрудника</w:t>
-      </w:r>
-      <w:r>
-        <w:t xml:space="preserve"> </w:t>
-      </w:r>
-      <w:r>
-        <w:t>–</w:t>
-      </w:r>
-      <w:r>
-        <w:t xml:space="preserve"> ссылка на </w:t>
-      </w:r>
-      <w:r>
-        <w:t>сотрудника</w:t>
-      </w:r>
-      <w:r>
-        <w:t>. Является целочисленным типом данных. Является Ссылочным ключом.</w:t>
+        <w:t xml:space="preserve"> Сотрудника – ссылка на сотрудника. Является целочисленным типом данных. Является Ссылочным ключом.</w:t>
       </w:r>
     </w:p>
     <w:p>
@@ -3728,47 +3449,29 @@
         <w:spacing w:line="360" w:lineRule="auto"/>
       </w:pPr>
       <w:r>
-        <w:t xml:space="preserve">Хэш пароля </w:t>
-      </w:r>
-      <w:r>
-        <w:t>– вытянутый общий атрибут из сотрудников и заказчиков. Строчный тип данных. Составной первичный ключ.</w:t>
-      </w:r>
-    </w:p>
-    <w:p>
-      <w:pPr>
-        <w:spacing w:line="360" w:lineRule="auto"/>
-      </w:pPr>
-      <w:r>
-        <w:t xml:space="preserve">Телефон </w:t>
-      </w:r>
-      <w:r>
-        <w:t xml:space="preserve">– вытянутый </w:t>
-      </w:r>
-      <w:r>
-        <w:t xml:space="preserve">общий </w:t>
-      </w:r>
-      <w:r>
-        <w:t>атрибут из сотрудников и заказчиков</w:t>
+        <w:t>Хэш пароля – вытянутый общий атрибут из сотрудников и заказчиков. Строчный тип данных. Составной первичный ключ.</w:t>
+      </w:r>
+    </w:p>
+    <w:p>
+      <w:pPr>
+        <w:spacing w:line="360" w:lineRule="auto"/>
+      </w:pPr>
+      <w:r>
+        <w:t>Телефон – вытянутый общий атрибут из сотрудников и заказчиков</w:t>
       </w:r>
       <w:r>
         <w:t xml:space="preserve"> не транзитивно</w:t>
       </w:r>
       <w:r>
-        <w:t xml:space="preserve"> зависящий от логина и пароля</w:t>
-      </w:r>
-      <w:r>
-        <w:t>. Строчный тип данных. Составной первичный ключ.</w:t>
-      </w:r>
-    </w:p>
-    <w:p>
-      <w:pPr>
-        <w:spacing w:line="360" w:lineRule="auto"/>
-      </w:pPr>
-      <w:r>
-        <w:t xml:space="preserve">Электронная почта </w:t>
-      </w:r>
-      <w:r>
-        <w:t>– вытянутый атрибут из сотрудников и заказчиков</w:t>
+        <w:t xml:space="preserve"> зависящий от логина и пароля. Строчный тип данных. Составной первичный ключ.</w:t>
+      </w:r>
+    </w:p>
+    <w:p>
+      <w:pPr>
+        <w:spacing w:line="360" w:lineRule="auto"/>
+      </w:pPr>
+      <w:r>
+        <w:t>Электронная почта – вытянутый атрибут из сотрудников и заказчиков</w:t>
       </w:r>
       <w:r>
         <w:t xml:space="preserve"> напрямую</w:t>
@@ -3777,10 +3480,7 @@
         <w:t xml:space="preserve"> </w:t>
       </w:r>
       <w:r>
-        <w:t>зависящий от логина и пароля</w:t>
-      </w:r>
-      <w:r>
-        <w:t xml:space="preserve">. </w:t>
+        <w:t xml:space="preserve">зависящий от логина и пароля. </w:t>
       </w:r>
       <w:r>
         <w:t>Строчный тип данных. Составной первичный ключ.</w:t>
@@ -3791,16 +3491,10 @@
         <w:spacing w:line="360" w:lineRule="auto"/>
       </w:pPr>
       <w:r>
-        <w:t xml:space="preserve">ФИО </w:t>
-      </w:r>
-      <w:r>
-        <w:t>– вытянутый атрибут из сотрудников и заказчиков</w:t>
-      </w:r>
-      <w:r>
-        <w:t xml:space="preserve"> </w:t>
-      </w:r>
-      <w:r>
-        <w:t>напрямую зависящий от логина и пароля</w:t>
+        <w:t>ФИО – вытянутый атрибут из сотрудников и заказчиков</w:t>
+      </w:r>
+      <w:r>
+        <w:t xml:space="preserve"> напрямую зависящий от логина и пароля</w:t>
       </w:r>
       <w:r>
         <w:t>. Строчный тип данных. Составной первичный ключ.</w:t>
@@ -3858,10 +3552,10 @@
         </w:rPr>
         <w:lastRenderedPageBreak/>
         <w:drawing>
-          <wp:inline distT="0" distB="0" distL="0" distR="0" wp14:anchorId="02C94A91" wp14:editId="108D73E8">
-            <wp:extent cx="5932805" cy="7336155"/>
+          <wp:inline distT="0" distB="0" distL="0" distR="0" wp14:anchorId="0BEF864B" wp14:editId="020B5315">
+            <wp:extent cx="5935345" cy="5427345"/>
             <wp:effectExtent l="0" t="0" r="0" b="0"/>
-            <wp:docPr id="1989553088" name="Рисунок 4"/>
+            <wp:docPr id="2" name="Рисунок 2"/>
             <wp:cNvGraphicFramePr>
               <a:graphicFrameLocks xmlns:a="http://schemas.openxmlformats.org/drawingml/2006/main" noChangeAspect="1"/>
             </wp:cNvGraphicFramePr>
@@ -3869,7 +3563,7 @@
               <a:graphicData uri="http://schemas.openxmlformats.org/drawingml/2006/picture">
                 <pic:pic xmlns:pic="http://schemas.openxmlformats.org/drawingml/2006/picture">
                   <pic:nvPicPr>
-                    <pic:cNvPr id="0" name="Picture 5"/>
+                    <pic:cNvPr id="0" name="Picture 3"/>
                     <pic:cNvPicPr>
                       <a:picLocks noChangeAspect="1" noChangeArrowheads="1"/>
                     </pic:cNvPicPr>
@@ -3890,7 +3584,7 @@
                   <pic:spPr bwMode="auto">
                     <a:xfrm>
                       <a:off x="0" y="0"/>
-                      <a:ext cx="5932805" cy="7336155"/>
+                      <a:ext cx="5935345" cy="5427345"/>
                     </a:xfrm>
                     <a:prstGeom prst="rect">
                       <a:avLst/>
@@ -3912,9 +3606,6 @@
         <w:spacing w:line="360" w:lineRule="auto"/>
         <w:ind w:firstLine="0"/>
         <w:jc w:val="center"/>
-        <w:rPr>
-          <w:lang w:val="en-US"/>
-        </w:rPr>
       </w:pPr>
       <w:r>
         <w:t xml:space="preserve">Рисунок 2.8 – Нормализованная база данных в </w:t>
@@ -3946,7 +3637,7 @@
 </file>
 
 <file path=word/numbering.xml><?xml version="1.0" encoding="utf-8"?>
-<w:numbering xmlns:wpc="http://schemas.microsoft.com/office/word/2010/wordprocessingCanvas" xmlns:cx="http://schemas.microsoft.com/office/drawing/2014/chartex" xmlns:cx1="http://schemas.microsoft.com/office/drawing/2015/9/8/chartex" xmlns:cx2="http://schemas.microsoft.com/office/drawing/2015/10/21/chartex" xmlns:cx3="http://schemas.microsoft.com/office/drawing/2016/5/9/chartex" xmlns:cx4="http://schemas.microsoft.com/office/drawing/2016/5/10/chartex" xmlns:cx5="http://schemas.microsoft.com/office/drawing/2016/5/11/chartex" xmlns:cx6="http://schemas.microsoft.com/office/drawing/2016/5/12/chartex" xmlns:cx7="http://schemas.microsoft.com/office/drawing/2016/5/13/chartex" xmlns:cx8="http://schemas.microsoft.com/office/drawing/2016/5/14/chartex" xmlns:mc="http://schemas.openxmlformats.org/markup-compatibility/2006" xmlns:aink="http://schemas.microsoft.com/office/drawing/2016/ink" xmlns:am3d="http://schemas.microsoft.com/office/drawing/2017/model3d" xmlns:o="urn:schemas-microsoft-com:office:office" xmlns:oel="http://schemas.microsoft.com/office/2019/extlst" xmlns:r="http://schemas.openxmlformats.org/officeDocument/2006/relationships" xmlns:m="http://schemas.openxmlformats.org/officeDocument/2006/math" xmlns:v="urn:schemas-microsoft-com:vml" xmlns:wp14="http://schemas.microsoft.com/office/word/2010/wordprocessingDrawing" xmlns:wp="http://schemas.openxmlformats.org/drawingml/2006/wordprocessingDrawing" xmlns:w10="urn:schemas-microsoft-com:office:word" xmlns:w="http://schemas.openxmlformats.org/wordprocessingml/2006/main" xmlns:w14="http://schemas.microsoft.com/office/word/2010/wordml" xmlns:w15="http://schemas.microsoft.com/office/word/2012/wordml" xmlns:w16cex="http://schemas.microsoft.com/office/word/2018/wordml/cex" xmlns:w16cid="http://schemas.microsoft.com/office/word/2016/wordml/cid" xmlns:w16="http://schemas.microsoft.com/office/word/2018/wordml" xmlns:w16du="http://schemas.microsoft.com/office/word/2023/wordml/word16du" xmlns:w16sdtdh="http://schemas.microsoft.com/office/word/2020/wordml/sdtdatahash" xmlns:w16sdtfl="http://schemas.microsoft.com/office/word/2024/wordml/sdtformatlock" xmlns:w16se="http://schemas.microsoft.com/office/word/2015/wordml/symex" xmlns:wpg="http://schemas.microsoft.com/office/word/2010/wordprocessingGroup" xmlns:wpi="http://schemas.microsoft.com/office/word/2010/wordprocessingInk" xmlns:wne="http://schemas.microsoft.com/office/word/2006/wordml" xmlns:wps="http://schemas.microsoft.com/office/word/2010/wordprocessingShape" mc:Ignorable="w14 w15 w16se w16cid w16 w16cex w16sdtdh w16sdtfl w16du wp14">
+<w:numbering xmlns:wpc="http://schemas.microsoft.com/office/word/2010/wordprocessingCanvas" xmlns:cx="http://schemas.microsoft.com/office/drawing/2014/chartex" xmlns:cx1="http://schemas.microsoft.com/office/drawing/2015/9/8/chartex" xmlns:cx2="http://schemas.microsoft.com/office/drawing/2015/10/21/chartex" xmlns:cx3="http://schemas.microsoft.com/office/drawing/2016/5/9/chartex" xmlns:cx4="http://schemas.microsoft.com/office/drawing/2016/5/10/chartex" xmlns:cx5="http://schemas.microsoft.com/office/drawing/2016/5/11/chartex" xmlns:cx6="http://schemas.microsoft.com/office/drawing/2016/5/12/chartex" xmlns:cx7="http://schemas.microsoft.com/office/drawing/2016/5/13/chartex" xmlns:cx8="http://schemas.microsoft.com/office/drawing/2016/5/14/chartex" xmlns:mc="http://schemas.openxmlformats.org/markup-compatibility/2006" xmlns:aink="http://schemas.microsoft.com/office/drawing/2016/ink" xmlns:am3d="http://schemas.microsoft.com/office/drawing/2017/model3d" xmlns:o="urn:schemas-microsoft-com:office:office" xmlns:r="http://schemas.openxmlformats.org/officeDocument/2006/relationships" xmlns:m="http://schemas.openxmlformats.org/officeDocument/2006/math" xmlns:v="urn:schemas-microsoft-com:vml" xmlns:wp14="http://schemas.microsoft.com/office/word/2010/wordprocessingDrawing" xmlns:wp="http://schemas.openxmlformats.org/drawingml/2006/wordprocessingDrawing" xmlns:w10="urn:schemas-microsoft-com:office:word" xmlns:w="http://schemas.openxmlformats.org/wordprocessingml/2006/main" xmlns:w14="http://schemas.microsoft.com/office/word/2010/wordml" xmlns:w15="http://schemas.microsoft.com/office/word/2012/wordml" xmlns:w16cex="http://schemas.microsoft.com/office/word/2018/wordml/cex" xmlns:w16cid="http://schemas.microsoft.com/office/word/2016/wordml/cid" xmlns:w16="http://schemas.microsoft.com/office/word/2018/wordml" xmlns:w16sdtdh="http://schemas.microsoft.com/office/word/2020/wordml/sdtdatahash" xmlns:w16se="http://schemas.microsoft.com/office/word/2015/wordml/symex" xmlns:wpg="http://schemas.microsoft.com/office/word/2010/wordprocessingGroup" xmlns:wpi="http://schemas.microsoft.com/office/word/2010/wordprocessingInk" xmlns:wne="http://schemas.microsoft.com/office/word/2006/wordml" xmlns:wps="http://schemas.microsoft.com/office/word/2010/wordprocessingShape" mc:Ignorable="w14 w15 w16se w16cid w16 w16cex w16sdtdh wp14">
   <w:abstractNum w:abstractNumId="0" w15:restartNumberingAfterBreak="0">
     <w:nsid w:val="002B2001"/>
     <w:multiLevelType w:val="multilevel"/>
@@ -6533,67 +6224,67 @@
       </w:rPr>
     </w:lvl>
   </w:abstractNum>
-  <w:num w:numId="1" w16cid:durableId="1799293983">
+  <w:num w:numId="1">
     <w:abstractNumId w:val="9"/>
   </w:num>
-  <w:num w:numId="2" w16cid:durableId="1655527345">
+  <w:num w:numId="2">
     <w:abstractNumId w:val="1"/>
   </w:num>
-  <w:num w:numId="3" w16cid:durableId="2009598917">
+  <w:num w:numId="3">
     <w:abstractNumId w:val="17"/>
   </w:num>
-  <w:num w:numId="4" w16cid:durableId="1553809918">
+  <w:num w:numId="4">
     <w:abstractNumId w:val="0"/>
   </w:num>
-  <w:num w:numId="5" w16cid:durableId="1665165753">
+  <w:num w:numId="5">
     <w:abstractNumId w:val="19"/>
   </w:num>
-  <w:num w:numId="6" w16cid:durableId="2099018538">
+  <w:num w:numId="6">
     <w:abstractNumId w:val="16"/>
   </w:num>
-  <w:num w:numId="7" w16cid:durableId="1558200611">
+  <w:num w:numId="7">
     <w:abstractNumId w:val="4"/>
   </w:num>
-  <w:num w:numId="8" w16cid:durableId="972321769">
+  <w:num w:numId="8">
     <w:abstractNumId w:val="6"/>
   </w:num>
-  <w:num w:numId="9" w16cid:durableId="445007862">
+  <w:num w:numId="9">
     <w:abstractNumId w:val="14"/>
   </w:num>
-  <w:num w:numId="10" w16cid:durableId="756750106">
+  <w:num w:numId="10">
     <w:abstractNumId w:val="10"/>
   </w:num>
-  <w:num w:numId="11" w16cid:durableId="1193148841">
+  <w:num w:numId="11">
     <w:abstractNumId w:val="2"/>
   </w:num>
-  <w:num w:numId="12" w16cid:durableId="1194146324">
+  <w:num w:numId="12">
     <w:abstractNumId w:val="11"/>
   </w:num>
-  <w:num w:numId="13" w16cid:durableId="1576234589">
+  <w:num w:numId="13">
     <w:abstractNumId w:val="8"/>
   </w:num>
-  <w:num w:numId="14" w16cid:durableId="276759985">
+  <w:num w:numId="14">
     <w:abstractNumId w:val="5"/>
   </w:num>
-  <w:num w:numId="15" w16cid:durableId="70856392">
+  <w:num w:numId="15">
     <w:abstractNumId w:val="18"/>
   </w:num>
-  <w:num w:numId="16" w16cid:durableId="1472484783">
+  <w:num w:numId="16">
     <w:abstractNumId w:val="15"/>
   </w:num>
-  <w:num w:numId="17" w16cid:durableId="1887913108">
+  <w:num w:numId="17">
     <w:abstractNumId w:val="13"/>
   </w:num>
-  <w:num w:numId="18" w16cid:durableId="612399211">
+  <w:num w:numId="18">
     <w:abstractNumId w:val="3"/>
   </w:num>
-  <w:num w:numId="19" w16cid:durableId="1191529708">
+  <w:num w:numId="19">
     <w:abstractNumId w:val="12"/>
   </w:num>
-  <w:num w:numId="20" w16cid:durableId="575168467">
+  <w:num w:numId="20">
     <w:abstractNumId w:val="7"/>
   </w:num>
-  <w:num w:numId="21" w16cid:durableId="672991747">
+  <w:num w:numId="21">
     <w:abstractNumId w:val="16"/>
     <w:lvlOverride w:ilvl="0">
       <w:startOverride w:val="1"/>
@@ -6603,7 +6294,7 @@
 </file>
 
 <file path=word/styles.xml><?xml version="1.0" encoding="utf-8"?>
-<w:styles xmlns:mc="http://schemas.openxmlformats.org/markup-compatibility/2006" xmlns:r="http://schemas.openxmlformats.org/officeDocument/2006/relationships" xmlns:w="http://schemas.openxmlformats.org/wordprocessingml/2006/main" xmlns:w14="http://schemas.microsoft.com/office/word/2010/wordml" xmlns:w15="http://schemas.microsoft.com/office/word/2012/wordml" xmlns:w16cex="http://schemas.microsoft.com/office/word/2018/wordml/cex" xmlns:w16cid="http://schemas.microsoft.com/office/word/2016/wordml/cid" xmlns:w16="http://schemas.microsoft.com/office/word/2018/wordml" xmlns:w16du="http://schemas.microsoft.com/office/word/2023/wordml/word16du" xmlns:w16sdtdh="http://schemas.microsoft.com/office/word/2020/wordml/sdtdatahash" xmlns:w16sdtfl="http://schemas.microsoft.com/office/word/2024/wordml/sdtformatlock" xmlns:w16se="http://schemas.microsoft.com/office/word/2015/wordml/symex" mc:Ignorable="w14 w15 w16se w16cid w16 w16cex w16sdtdh w16sdtfl w16du">
+<w:styles xmlns:mc="http://schemas.openxmlformats.org/markup-compatibility/2006" xmlns:r="http://schemas.openxmlformats.org/officeDocument/2006/relationships" xmlns:w="http://schemas.openxmlformats.org/wordprocessingml/2006/main" xmlns:w14="http://schemas.microsoft.com/office/word/2010/wordml" xmlns:w15="http://schemas.microsoft.com/office/word/2012/wordml" xmlns:w16cex="http://schemas.microsoft.com/office/word/2018/wordml/cex" xmlns:w16cid="http://schemas.microsoft.com/office/word/2016/wordml/cid" xmlns:w16="http://schemas.microsoft.com/office/word/2018/wordml" xmlns:w16sdtdh="http://schemas.microsoft.com/office/word/2020/wordml/sdtdatahash" xmlns:w16se="http://schemas.microsoft.com/office/word/2015/wordml/symex" mc:Ignorable="w14 w15 w16se w16cid w16 w16cex w16sdtdh">
   <w:docDefaults>
     <w:rPrDefault>
       <w:rPr>
@@ -7212,6 +6903,7 @@
   <w:style w:type="character" w:default="1" w:styleId="a0">
     <w:name w:val="Default Paragraph Font"/>
     <w:uiPriority w:val="1"/>
+    <w:semiHidden/>
     <w:unhideWhenUsed/>
   </w:style>
   <w:style w:type="table" w:default="1" w:styleId="a1">
